--- a/提交材料/02_整体解决方案书.docx
+++ b/提交材料/02_整体解决方案书.docx
@@ -402,7 +402,487 @@
         <w:pStyle w:val="Heading1"/>
       </w:pPr>
       <w:r>
-        <w:t>3. 系统架构</w:t>
+        <w:t>3. 超级数字员工能力矩阵</w:t>
+      </w:r>
+    </w:p>
+    <w:tbl>
+      <w:tblPr>
+        <w:tblStyle w:val="TableGrid"/>
+        <w:tblW w:type="auto" w:w="0"/>
+        <w:jc w:val="center"/>
+        <w:tblLayout w:type="fixed"/>
+        <w:tblLook w:firstColumn="1" w:firstRow="1" w:lastColumn="0" w:lastRow="0" w:noHBand="0" w:noVBand="1" w:val="04A0"/>
+      </w:tblPr>
+      <w:tblGrid>
+        <w:gridCol w:w="3216"/>
+        <w:gridCol w:w="3216"/>
+        <w:gridCol w:w="3216"/>
+      </w:tblGrid>
+      <w:tr>
+        <w:tc>
+          <w:tcPr>
+            <w:tcW w:type="dxa" w:w="1584"/>
+            <w:vAlign w:val="center"/>
+            <w:tcMar>
+              <w:top w:w="80" w:type="dxa"/>
+              <w:start w:w="120" w:type="dxa"/>
+              <w:bottom w:w="80" w:type="dxa"/>
+              <w:end w:w="120" w:type="dxa"/>
+            </w:tcMar>
+            <w:shd w:fill="E8EEF5"/>
+          </w:tcPr>
+          <w:p>
+            <w:r>
+              <w:rPr>
+                <w:rFonts w:ascii="Calibri" w:hAnsi="Calibri" w:eastAsia="Microsoft YaHei"/>
+                <w:b/>
+              </w:rPr>
+              <w:t>能力</w:t>
+            </w:r>
+          </w:p>
+        </w:tc>
+        <w:tc>
+          <w:tcPr>
+            <w:tcW w:type="dxa" w:w="3888"/>
+            <w:vAlign w:val="center"/>
+            <w:tcMar>
+              <w:top w:w="80" w:type="dxa"/>
+              <w:start w:w="120" w:type="dxa"/>
+              <w:bottom w:w="80" w:type="dxa"/>
+              <w:end w:w="120" w:type="dxa"/>
+            </w:tcMar>
+            <w:shd w:fill="E8EEF5"/>
+          </w:tcPr>
+          <w:p>
+            <w:r>
+              <w:rPr>
+                <w:rFonts w:ascii="Calibri" w:hAnsi="Calibri" w:eastAsia="Microsoft YaHei"/>
+                <w:b/>
+              </w:rPr>
+              <w:t>功能模块</w:t>
+            </w:r>
+          </w:p>
+        </w:tc>
+        <w:tc>
+          <w:tcPr>
+            <w:tcW w:type="dxa" w:w="3888"/>
+            <w:vAlign w:val="center"/>
+            <w:tcMar>
+              <w:top w:w="80" w:type="dxa"/>
+              <w:start w:w="120" w:type="dxa"/>
+              <w:bottom w:w="80" w:type="dxa"/>
+              <w:end w:w="120" w:type="dxa"/>
+            </w:tcMar>
+            <w:shd w:fill="E8EEF5"/>
+          </w:tcPr>
+          <w:p>
+            <w:r>
+              <w:rPr>
+                <w:rFonts w:ascii="Calibri" w:hAnsi="Calibri" w:eastAsia="Microsoft YaHei"/>
+                <w:b/>
+              </w:rPr>
+              <w:t>运行闭环</w:t>
+            </w:r>
+          </w:p>
+        </w:tc>
+      </w:tr>
+      <w:tr>
+        <w:tc>
+          <w:tcPr>
+            <w:tcW w:type="dxa" w:w="1584"/>
+            <w:vAlign w:val="center"/>
+            <w:tcMar>
+              <w:top w:w="80" w:type="dxa"/>
+              <w:start w:w="120" w:type="dxa"/>
+              <w:bottom w:w="80" w:type="dxa"/>
+              <w:end w:w="120" w:type="dxa"/>
+            </w:tcMar>
+          </w:tcPr>
+          <w:p>
+            <w:r>
+              <w:rPr>
+                <w:rFonts w:ascii="Calibri" w:hAnsi="Calibri" w:eastAsia="Microsoft YaHei"/>
+                <w:sz w:val="19"/>
+              </w:rPr>
+              <w:t>实时感知</w:t>
+            </w:r>
+          </w:p>
+        </w:tc>
+        <w:tc>
+          <w:tcPr>
+            <w:tcW w:type="dxa" w:w="3888"/>
+            <w:vAlign w:val="center"/>
+            <w:tcMar>
+              <w:top w:w="80" w:type="dxa"/>
+              <w:start w:w="120" w:type="dxa"/>
+              <w:bottom w:w="80" w:type="dxa"/>
+              <w:end w:w="120" w:type="dxa"/>
+            </w:tcMar>
+          </w:tcPr>
+          <w:p>
+            <w:r>
+              <w:rPr>
+                <w:rFonts w:ascii="Calibri" w:hAnsi="Calibri" w:eastAsia="Microsoft YaHei"/>
+                <w:sz w:val="19"/>
+              </w:rPr>
+              <w:t>运行数据、物料成本、装置效率、库存和订单统一采集</w:t>
+            </w:r>
+          </w:p>
+        </w:tc>
+        <w:tc>
+          <w:tcPr>
+            <w:tcW w:type="dxa" w:w="3888"/>
+            <w:vAlign w:val="center"/>
+            <w:tcMar>
+              <w:top w:w="80" w:type="dxa"/>
+              <w:start w:w="120" w:type="dxa"/>
+              <w:bottom w:w="80" w:type="dxa"/>
+              <w:end w:w="120" w:type="dxa"/>
+            </w:tcMar>
+          </w:tcPr>
+          <w:p>
+            <w:r>
+              <w:rPr>
+                <w:rFonts w:ascii="Calibri" w:hAnsi="Calibri" w:eastAsia="Microsoft YaHei"/>
+                <w:sz w:val="19"/>
+              </w:rPr>
+              <w:t>形成班次事实表</w:t>
+            </w:r>
+          </w:p>
+        </w:tc>
+      </w:tr>
+      <w:tr>
+        <w:tc>
+          <w:tcPr>
+            <w:tcW w:type="dxa" w:w="1584"/>
+            <w:vAlign w:val="center"/>
+            <w:tcMar>
+              <w:top w:w="80" w:type="dxa"/>
+              <w:start w:w="120" w:type="dxa"/>
+              <w:bottom w:w="80" w:type="dxa"/>
+              <w:end w:w="120" w:type="dxa"/>
+            </w:tcMar>
+          </w:tcPr>
+          <w:p>
+            <w:r>
+              <w:rPr>
+                <w:rFonts w:ascii="Calibri" w:hAnsi="Calibri" w:eastAsia="Microsoft YaHei"/>
+                <w:sz w:val="19"/>
+              </w:rPr>
+              <w:t>成本寻优</w:t>
+            </w:r>
+          </w:p>
+        </w:tc>
+        <w:tc>
+          <w:tcPr>
+            <w:tcW w:type="dxa" w:w="3888"/>
+            <w:vAlign w:val="center"/>
+            <w:tcMar>
+              <w:top w:w="80" w:type="dxa"/>
+              <w:start w:w="120" w:type="dxa"/>
+              <w:bottom w:w="80" w:type="dxa"/>
+              <w:end w:w="120" w:type="dxa"/>
+            </w:tcMar>
+          </w:tcPr>
+          <w:p>
+            <w:r>
+              <w:rPr>
+                <w:rFonts w:ascii="Calibri" w:hAnsi="Calibri" w:eastAsia="Microsoft YaHei"/>
+                <w:sz w:val="19"/>
+              </w:rPr>
+              <w:t>成本雷达、三案比选、数字孪生约束</w:t>
+            </w:r>
+          </w:p>
+        </w:tc>
+        <w:tc>
+          <w:tcPr>
+            <w:tcW w:type="dxa" w:w="3888"/>
+            <w:vAlign w:val="center"/>
+            <w:tcMar>
+              <w:top w:w="80" w:type="dxa"/>
+              <w:start w:w="120" w:type="dxa"/>
+              <w:bottom w:w="80" w:type="dxa"/>
+              <w:end w:w="120" w:type="dxa"/>
+            </w:tcMar>
+          </w:tcPr>
+          <w:p>
+            <w:r>
+              <w:rPr>
+                <w:rFonts w:ascii="Calibri" w:hAnsi="Calibri" w:eastAsia="Microsoft YaHei"/>
+                <w:sz w:val="19"/>
+              </w:rPr>
+              <w:t>识别隐藏成本白银和真金</w:t>
+            </w:r>
+          </w:p>
+        </w:tc>
+      </w:tr>
+      <w:tr>
+        <w:tc>
+          <w:tcPr>
+            <w:tcW w:type="dxa" w:w="1584"/>
+            <w:vAlign w:val="center"/>
+            <w:tcMar>
+              <w:top w:w="80" w:type="dxa"/>
+              <w:start w:w="120" w:type="dxa"/>
+              <w:bottom w:w="80" w:type="dxa"/>
+              <w:end w:w="120" w:type="dxa"/>
+            </w:tcMar>
+          </w:tcPr>
+          <w:p>
+            <w:r>
+              <w:rPr>
+                <w:rFonts w:ascii="Calibri" w:hAnsi="Calibri" w:eastAsia="Microsoft YaHei"/>
+                <w:sz w:val="19"/>
+              </w:rPr>
+              <w:t>敏捷指挥</w:t>
+            </w:r>
+          </w:p>
+        </w:tc>
+        <w:tc>
+          <w:tcPr>
+            <w:tcW w:type="dxa" w:w="3888"/>
+            <w:vAlign w:val="center"/>
+            <w:tcMar>
+              <w:top w:w="80" w:type="dxa"/>
+              <w:start w:w="120" w:type="dxa"/>
+              <w:bottom w:w="80" w:type="dxa"/>
+              <w:end w:w="120" w:type="dxa"/>
+            </w:tcMar>
+          </w:tcPr>
+          <w:p>
+            <w:r>
+              <w:rPr>
+                <w:rFonts w:ascii="Calibri" w:hAnsi="Calibri" w:eastAsia="Microsoft YaHei"/>
+                <w:sz w:val="19"/>
+              </w:rPr>
+              <w:t>调控师指令窗口、交接摘要、审批链</w:t>
+            </w:r>
+          </w:p>
+        </w:tc>
+        <w:tc>
+          <w:tcPr>
+            <w:tcW w:type="dxa" w:w="3888"/>
+            <w:vAlign w:val="center"/>
+            <w:tcMar>
+              <w:top w:w="80" w:type="dxa"/>
+              <w:start w:w="120" w:type="dxa"/>
+              <w:bottom w:w="80" w:type="dxa"/>
+              <w:end w:w="120" w:type="dxa"/>
+            </w:tcMar>
+          </w:tcPr>
+          <w:p>
+            <w:r>
+              <w:rPr>
+                <w:rFonts w:ascii="Calibri" w:hAnsi="Calibri" w:eastAsia="Microsoft YaHei"/>
+                <w:sz w:val="19"/>
+              </w:rPr>
+              <w:t>人工确认后下达计划</w:t>
+            </w:r>
+          </w:p>
+        </w:tc>
+      </w:tr>
+      <w:tr>
+        <w:tc>
+          <w:tcPr>
+            <w:tcW w:type="dxa" w:w="1584"/>
+            <w:vAlign w:val="center"/>
+            <w:tcMar>
+              <w:top w:w="80" w:type="dxa"/>
+              <w:start w:w="120" w:type="dxa"/>
+              <w:bottom w:w="80" w:type="dxa"/>
+              <w:end w:w="120" w:type="dxa"/>
+            </w:tcMar>
+          </w:tcPr>
+          <w:p>
+            <w:r>
+              <w:rPr>
+                <w:rFonts w:ascii="Calibri" w:hAnsi="Calibri" w:eastAsia="Microsoft YaHei"/>
+                <w:sz w:val="19"/>
+              </w:rPr>
+              <w:t>执行监督</w:t>
+            </w:r>
+          </w:p>
+        </w:tc>
+        <w:tc>
+          <w:tcPr>
+            <w:tcW w:type="dxa" w:w="3888"/>
+            <w:vAlign w:val="center"/>
+            <w:tcMar>
+              <w:top w:w="80" w:type="dxa"/>
+              <w:start w:w="120" w:type="dxa"/>
+              <w:bottom w:w="80" w:type="dxa"/>
+              <w:end w:w="120" w:type="dxa"/>
+            </w:tcMar>
+          </w:tcPr>
+          <w:p>
+            <w:r>
+              <w:rPr>
+                <w:rFonts w:ascii="Calibri" w:hAnsi="Calibri" w:eastAsia="Microsoft YaHei"/>
+                <w:sz w:val="19"/>
+              </w:rPr>
+              <w:t>负荷偏差、库存变化、订单完成、能耗结果跟踪</w:t>
+            </w:r>
+          </w:p>
+        </w:tc>
+        <w:tc>
+          <w:tcPr>
+            <w:tcW w:type="dxa" w:w="3888"/>
+            <w:vAlign w:val="center"/>
+            <w:tcMar>
+              <w:top w:w="80" w:type="dxa"/>
+              <w:start w:w="120" w:type="dxa"/>
+              <w:bottom w:w="80" w:type="dxa"/>
+              <w:end w:w="120" w:type="dxa"/>
+            </w:tcMar>
+          </w:tcPr>
+          <w:p>
+            <w:r>
+              <w:rPr>
+                <w:rFonts w:ascii="Calibri" w:hAnsi="Calibri" w:eastAsia="Microsoft YaHei"/>
+                <w:sz w:val="19"/>
+              </w:rPr>
+              <w:t>自动生成复盘样本</w:t>
+            </w:r>
+          </w:p>
+        </w:tc>
+      </w:tr>
+      <w:tr>
+        <w:tc>
+          <w:tcPr>
+            <w:tcW w:type="dxa" w:w="1584"/>
+            <w:vAlign w:val="center"/>
+            <w:tcMar>
+              <w:top w:w="80" w:type="dxa"/>
+              <w:start w:w="120" w:type="dxa"/>
+              <w:bottom w:w="80" w:type="dxa"/>
+              <w:end w:w="120" w:type="dxa"/>
+            </w:tcMar>
+          </w:tcPr>
+          <w:p>
+            <w:r>
+              <w:rPr>
+                <w:rFonts w:ascii="Calibri" w:hAnsi="Calibri" w:eastAsia="Microsoft YaHei"/>
+                <w:sz w:val="19"/>
+              </w:rPr>
+              <w:t>知识传承</w:t>
+            </w:r>
+          </w:p>
+        </w:tc>
+        <w:tc>
+          <w:tcPr>
+            <w:tcW w:type="dxa" w:w="3888"/>
+            <w:vAlign w:val="center"/>
+            <w:tcMar>
+              <w:top w:w="80" w:type="dxa"/>
+              <w:start w:w="120" w:type="dxa"/>
+              <w:bottom w:w="80" w:type="dxa"/>
+              <w:end w:w="120" w:type="dxa"/>
+            </w:tcMar>
+          </w:tcPr>
+          <w:p>
+            <w:r>
+              <w:rPr>
+                <w:rFonts w:ascii="Calibri" w:hAnsi="Calibri" w:eastAsia="Microsoft YaHei"/>
+                <w:sz w:val="19"/>
+              </w:rPr>
+              <w:t>调度指令库、异常经验库、未采纳原因标签</w:t>
+            </w:r>
+          </w:p>
+        </w:tc>
+        <w:tc>
+          <w:tcPr>
+            <w:tcW w:type="dxa" w:w="3888"/>
+            <w:vAlign w:val="center"/>
+            <w:tcMar>
+              <w:top w:w="80" w:type="dxa"/>
+              <w:start w:w="120" w:type="dxa"/>
+              <w:bottom w:w="80" w:type="dxa"/>
+              <w:end w:w="120" w:type="dxa"/>
+            </w:tcMar>
+          </w:tcPr>
+          <w:p>
+            <w:r>
+              <w:rPr>
+                <w:rFonts w:ascii="Calibri" w:hAnsi="Calibri" w:eastAsia="Microsoft YaHei"/>
+                <w:sz w:val="19"/>
+              </w:rPr>
+              <w:t>沉淀专家知识和场景规则</w:t>
+            </w:r>
+          </w:p>
+        </w:tc>
+      </w:tr>
+      <w:tr>
+        <w:tc>
+          <w:tcPr>
+            <w:tcW w:type="dxa" w:w="1584"/>
+            <w:vAlign w:val="center"/>
+            <w:tcMar>
+              <w:top w:w="80" w:type="dxa"/>
+              <w:start w:w="120" w:type="dxa"/>
+              <w:bottom w:w="80" w:type="dxa"/>
+              <w:end w:w="120" w:type="dxa"/>
+            </w:tcMar>
+          </w:tcPr>
+          <w:p>
+            <w:r>
+              <w:rPr>
+                <w:rFonts w:ascii="Calibri" w:hAnsi="Calibri" w:eastAsia="Microsoft YaHei"/>
+                <w:sz w:val="19"/>
+              </w:rPr>
+              <w:t>自我迭代</w:t>
+            </w:r>
+          </w:p>
+        </w:tc>
+        <w:tc>
+          <w:tcPr>
+            <w:tcW w:type="dxa" w:w="3888"/>
+            <w:vAlign w:val="center"/>
+            <w:tcMar>
+              <w:top w:w="80" w:type="dxa"/>
+              <w:start w:w="120" w:type="dxa"/>
+              <w:bottom w:w="80" w:type="dxa"/>
+              <w:end w:w="120" w:type="dxa"/>
+            </w:tcMar>
+          </w:tcPr>
+          <w:p>
+            <w:r>
+              <w:rPr>
+                <w:rFonts w:ascii="Calibri" w:hAnsi="Calibri" w:eastAsia="Microsoft YaHei"/>
+                <w:sz w:val="19"/>
+              </w:rPr>
+              <w:t>周度校准、规则修订、高风险样本复盘</w:t>
+            </w:r>
+          </w:p>
+        </w:tc>
+        <w:tc>
+          <w:tcPr>
+            <w:tcW w:type="dxa" w:w="3888"/>
+            <w:vAlign w:val="center"/>
+            <w:tcMar>
+              <w:top w:w="80" w:type="dxa"/>
+              <w:start w:w="120" w:type="dxa"/>
+              <w:bottom w:w="80" w:type="dxa"/>
+              <w:end w:w="120" w:type="dxa"/>
+            </w:tcMar>
+          </w:tcPr>
+          <w:p>
+            <w:r>
+              <w:rPr>
+                <w:rFonts w:ascii="Calibri" w:hAnsi="Calibri" w:eastAsia="Microsoft YaHei"/>
+                <w:sz w:val="19"/>
+              </w:rPr>
+              <w:t>根据实际生产持续升级</w:t>
+            </w:r>
+          </w:p>
+        </w:tc>
+      </w:tr>
+    </w:tbl>
+    <w:p>
+      <w:pPr>
+        <w:pStyle w:val="Heading1"/>
+      </w:pPr>
+      <w:r>
+        <w:t>4. 系统架构</w:t>
       </w:r>
     </w:p>
     <w:p>
@@ -476,7 +956,7 @@
         <w:pStyle w:val="Heading1"/>
       </w:pPr>
       <w:r>
-        <w:t>4. 接口与数据清单</w:t>
+        <w:t>5. 接口与数据清单</w:t>
       </w:r>
     </w:p>
     <w:tbl>
@@ -1019,7 +1499,7 @@
         <w:pStyle w:val="Heading1"/>
       </w:pPr>
       <w:r>
-        <w:t>5. 30/60/90 天落地路线</w:t>
+        <w:t>6. 30/60/90 天落地路线</w:t>
       </w:r>
     </w:p>
     <w:tbl>
@@ -1390,7 +1870,7 @@
         <w:pStyle w:val="Heading1"/>
       </w:pPr>
       <w:r>
-        <w:t>6. 验收和停用</w:t>
+        <w:t>7. 验收和停用</w:t>
       </w:r>
     </w:p>
     <w:p>
@@ -1496,6 +1976,22 @@
           <w:rFonts w:ascii="Calibri" w:hAnsi="Calibri" w:eastAsia="Microsoft YaHei"/>
         </w:rPr>
         <w:t>[8] AIChE 2025 Annual Meeting. Scheduling and Control of Green Ammonia Plants. https://aiche.confex.com/aiche/2025/meetingapp.cgi/Paper/710466</w:t>
+      </w:r>
+    </w:p>
+    <w:p>
+      <w:r>
+        <w:rPr>
+          <w:rFonts w:ascii="Calibri" w:hAnsi="Calibri" w:eastAsia="Microsoft YaHei"/>
+        </w:rPr>
+        <w:t>[9] 中国信息通信研究院、华为等. 工业与AI融合应用指南. https://www-file.huawei.com/dam/asset/view/dda7ee674ced41d4bb989b365ea0a028.pdf</w:t>
+      </w:r>
+    </w:p>
+    <w:p>
+      <w:r>
+        <w:rPr>
+          <w:rFonts w:ascii="Calibri" w:hAnsi="Calibri" w:eastAsia="Microsoft YaHei"/>
+        </w:rPr>
+        <w:t>[10] HG/T 6346—2025. 石化和化工行业数字化转型成熟度模型与评估相关资料. https://gxt.gansu.gov.cn/gxt/c126826/202511/174237249/files/99bb56ef71d347248ae58125b2e12aee.pdf</w:t>
       </w:r>
     </w:p>
     <w:sectPr>

--- a/提交材料/02_整体解决方案书.docx
+++ b/提交材料/02_整体解决方案书.docx
@@ -402,7 +402,7 @@
         <w:pStyle w:val="Heading1"/>
       </w:pPr>
       <w:r>
-        <w:t>3. 超级数字员工能力矩阵</w:t>
+        <w:t>3. 合成氨超级数字员工能力矩阵</w:t>
       </w:r>
     </w:p>
     <w:tbl>
@@ -525,7 +525,7 @@
                 <w:rFonts w:ascii="Calibri" w:hAnsi="Calibri" w:eastAsia="Microsoft YaHei"/>
                 <w:sz w:val="19"/>
               </w:rPr>
-              <w:t>运行数据、物料成本、装置效率、库存和订单统一采集</w:t>
+              <w:t>氢氮比、合成塔温升、循环压缩机、液氨库存、下游用氨统一采集</w:t>
             </w:r>
           </w:p>
         </w:tc>
@@ -546,7 +546,7 @@
                 <w:rFonts w:ascii="Calibri" w:hAnsi="Calibri" w:eastAsia="Microsoft YaHei"/>
                 <w:sz w:val="19"/>
               </w:rPr>
-              <w:t>形成班次事实表</w:t>
+              <w:t>形成合成氨班次事实表</w:t>
             </w:r>
           </w:p>
         </w:tc>
@@ -569,7 +569,7 @@
                 <w:rFonts w:ascii="Calibri" w:hAnsi="Calibri" w:eastAsia="Microsoft YaHei"/>
                 <w:sz w:val="19"/>
               </w:rPr>
-              <w:t>成本寻优</w:t>
+              <w:t>吨氨寻优</w:t>
             </w:r>
           </w:p>
         </w:tc>
@@ -590,7 +590,7 @@
                 <w:rFonts w:ascii="Calibri" w:hAnsi="Calibri" w:eastAsia="Microsoft YaHei"/>
                 <w:sz w:val="19"/>
               </w:rPr>
-              <w:t>成本雷达、三案比选、数字孪生约束</w:t>
+              <w:t>吨氨成本雷达、稳氨/保供/护机三案、合成回路约束</w:t>
             </w:r>
           </w:p>
         </w:tc>
@@ -655,7 +655,7 @@
                 <w:rFonts w:ascii="Calibri" w:hAnsi="Calibri" w:eastAsia="Microsoft YaHei"/>
                 <w:sz w:val="19"/>
               </w:rPr>
-              <w:t>调控师指令窗口、交接摘要、审批链</w:t>
+              <w:t>合成氨调控师指令窗口、交接摘要、审批链</w:t>
             </w:r>
           </w:p>
         </w:tc>
@@ -676,7 +676,7 @@
                 <w:rFonts w:ascii="Calibri" w:hAnsi="Calibri" w:eastAsia="Microsoft YaHei"/>
                 <w:sz w:val="19"/>
               </w:rPr>
-              <w:t>人工确认后下达计划</w:t>
+              <w:t>人工确认后下达合成负荷计划</w:t>
             </w:r>
           </w:p>
         </w:tc>
@@ -720,7 +720,7 @@
                 <w:rFonts w:ascii="Calibri" w:hAnsi="Calibri" w:eastAsia="Microsoft YaHei"/>
                 <w:sz w:val="19"/>
               </w:rPr>
-              <w:t>负荷偏差、库存变化、订单完成、能耗结果跟踪</w:t>
+              <w:t>合成负荷偏差、氢氮比偏差、液氨库存、吨氨能耗结果跟踪</w:t>
             </w:r>
           </w:p>
         </w:tc>
@@ -785,7 +785,7 @@
                 <w:rFonts w:ascii="Calibri" w:hAnsi="Calibri" w:eastAsia="Microsoft YaHei"/>
                 <w:sz w:val="19"/>
               </w:rPr>
-              <w:t>调度指令库、异常经验库、未采纳原因标签</w:t>
+              <w:t>合成负荷指令库、异常经验库、未采纳原因标签</w:t>
             </w:r>
           </w:p>
         </w:tc>
@@ -806,7 +806,7 @@
                 <w:rFonts w:ascii="Calibri" w:hAnsi="Calibri" w:eastAsia="Microsoft YaHei"/>
                 <w:sz w:val="19"/>
               </w:rPr>
-              <w:t>沉淀专家知识和场景规则</w:t>
+              <w:t>沉淀合成氨专家知识和场景规则</w:t>
             </w:r>
           </w:p>
         </w:tc>

--- a/提交材料/02_整体解决方案书.docx
+++ b/提交材料/02_整体解决方案书.docx
@@ -1994,6 +1994,54 @@
         <w:t>[10] HG/T 6346—2025. 石化和化工行业数字化转型成熟度模型与评估相关资料. https://gxt.gansu.gov.cn/gxt/c126826/202511/174237249/files/99bb56ef71d347248ae58125b2e12aee.pdf</w:t>
       </w:r>
     </w:p>
+    <w:p>
+      <w:r>
+        <w:rPr>
+          <w:rFonts w:ascii="Calibri" w:hAnsi="Calibri" w:eastAsia="Microsoft YaHei"/>
+        </w:rPr>
+        <w:t>[11] 成都云图控股股份有限公司. 关于全资子公司 70 万吨合成氨项目建成试生产的公告. 巨潮资讯. https://static.cninfo.com.cn/finalpage/2026-03-21/1225020927.PDF</w:t>
+      </w:r>
+    </w:p>
+    <w:p>
+      <w:r>
+        <w:rPr>
+          <w:rFonts w:ascii="Calibri" w:hAnsi="Calibri" w:eastAsia="Microsoft YaHei"/>
+        </w:rPr>
+        <w:t>[12] AQ/T 3017—2008. 合成氨生产企业安全标准化实施指南. 应急管理部. https://www.mem.gov.cn/fw/flfgbz/bz/bzwb/201301/P020190327398204066876.pdf</w:t>
+      </w:r>
+    </w:p>
+    <w:p>
+      <w:r>
+        <w:rPr>
+          <w:rFonts w:ascii="Calibri" w:hAnsi="Calibri" w:eastAsia="Microsoft YaHei"/>
+        </w:rPr>
+        <w:t>[13] 合成氨行业规范条件. 工业和信息化部相关资料. https://file.smejs.cn/group1/M00/05/1F/rBIAAWUvo0OAbXwqAAUaBh6SZ0U730.pdf</w:t>
+      </w:r>
+    </w:p>
+    <w:p>
+      <w:r>
+        <w:rPr>
+          <w:rFonts w:ascii="Calibri" w:hAnsi="Calibri" w:eastAsia="Microsoft YaHei"/>
+        </w:rPr>
+        <w:t>[14] 国家发展改革委. 合成氨行业节能降碳改造升级实施指南解读. https://www.ndrc.gov.cn/xwdt/ztzl/ghnhyjnjdgzsj/zjgd/202208/t20220829_1334056.html</w:t>
+      </w:r>
+    </w:p>
+    <w:p>
+      <w:r>
+        <w:rPr>
+          <w:rFonts w:ascii="Calibri" w:hAnsi="Calibri" w:eastAsia="Microsoft YaHei"/>
+        </w:rPr>
+        <w:t>[15] 应急管理部办公厅. “工业互联网+危化安全生产”试点建设方案. https://www.mem.gov.cn/gk/zfxxgkpt/fdzdgknr/202104/t20210407_382882.shtml</w:t>
+      </w:r>
+    </w:p>
+    <w:p>
+      <w:r>
+        <w:rPr>
+          <w:rFonts w:ascii="Calibri" w:hAnsi="Calibri" w:eastAsia="Microsoft YaHei"/>
+        </w:rPr>
+        <w:t>[16] GB 17681—2024. 危险化学品重大危险源安全监控技术规范相关资料. https://sjj.ganzhou.gov.cn/c101840/202506/e42a2cfd5c894799b899a30fcb927f06/files/b133fc57bfa64bd3a7beeee6ce6ca38e.pdf</w:t>
+      </w:r>
+    </w:p>
     <w:sectPr>
       <w:headerReference w:type="default" r:id="rId9"/>
       <w:footerReference w:type="default" r:id="rId10"/>

--- a/提交材料/02_整体解决方案书.docx
+++ b/提交材料/02_整体解决方案书.docx
@@ -463,7 +463,554 @@
         <w:pStyle w:val="Heading1"/>
       </w:pPr>
       <w:r>
-        <w:t>3. 与APC/RTO体系的接口关系</w:t>
+        <w:t>3. 飞书功能模块在方案中的位置</w:t>
+      </w:r>
+    </w:p>
+    <w:p>
+      <w:r>
+        <w:rPr>
+          <w:rFonts w:ascii="Calibri" w:hAnsi="Calibri" w:eastAsia="Microsoft YaHei"/>
+        </w:rPr>
+        <w:t>飞书不是附加展示入口，而是本方案把算法建议变成现场执行、责任留痕和知识迭代的组织操作层。合成氨调度建议只有进入当班群、审批链、任务监督和复盘库，才真正回应命题提出的指挥效率与知识传承问题。</w:t>
+      </w:r>
+    </w:p>
+    <w:tbl>
+      <w:tblPr>
+        <w:tblStyle w:val="TableGrid"/>
+        <w:tblW w:type="auto" w:w="0"/>
+        <w:jc w:val="center"/>
+        <w:tblLayout w:type="fixed"/>
+        <w:tblLook w:firstColumn="1" w:firstRow="1" w:lastColumn="0" w:lastRow="0" w:noHBand="0" w:noVBand="1" w:val="04A0"/>
+      </w:tblPr>
+      <w:tblGrid>
+        <w:gridCol w:w="2441"/>
+        <w:gridCol w:w="2441"/>
+        <w:gridCol w:w="2441"/>
+        <w:gridCol w:w="2441"/>
+      </w:tblGrid>
+      <w:tr>
+        <w:tc>
+          <w:tcPr>
+            <w:tcW w:type="dxa" w:w="1440"/>
+            <w:shd w:fill="EAF2F8"/>
+            <w:tcMar>
+              <w:top w:w="90" w:type="dxa"/>
+              <w:start w:w="120" w:type="dxa"/>
+              <w:bottom w:w="90" w:type="dxa"/>
+              <w:end w:w="120" w:type="dxa"/>
+            </w:tcMar>
+          </w:tcPr>
+          <w:p>
+            <w:r>
+              <w:rPr>
+                <w:rFonts w:ascii="Calibri" w:hAnsi="Calibri" w:eastAsia="Microsoft YaHei"/>
+                <w:b/>
+              </w:rPr>
+              <w:t>飞书功能</w:t>
+            </w:r>
+          </w:p>
+        </w:tc>
+        <w:tc>
+          <w:tcPr>
+            <w:tcW w:type="dxa" w:w="1800"/>
+            <w:shd w:fill="EAF2F8"/>
+            <w:tcMar>
+              <w:top w:w="90" w:type="dxa"/>
+              <w:start w:w="120" w:type="dxa"/>
+              <w:bottom w:w="90" w:type="dxa"/>
+              <w:end w:w="120" w:type="dxa"/>
+            </w:tcMar>
+          </w:tcPr>
+          <w:p>
+            <w:r>
+              <w:rPr>
+                <w:rFonts w:ascii="Calibri" w:hAnsi="Calibri" w:eastAsia="Microsoft YaHei"/>
+                <w:b/>
+              </w:rPr>
+              <w:t>解决的命题问题</w:t>
+            </w:r>
+          </w:p>
+        </w:tc>
+        <w:tc>
+          <w:tcPr>
+            <w:tcW w:type="dxa" w:w="3672"/>
+            <w:shd w:fill="EAF2F8"/>
+            <w:tcMar>
+              <w:top w:w="90" w:type="dxa"/>
+              <w:start w:w="120" w:type="dxa"/>
+              <w:bottom w:w="90" w:type="dxa"/>
+              <w:end w:w="120" w:type="dxa"/>
+            </w:tcMar>
+          </w:tcPr>
+          <w:p>
+            <w:r>
+              <w:rPr>
+                <w:rFonts w:ascii="Calibri" w:hAnsi="Calibri" w:eastAsia="Microsoft YaHei"/>
+                <w:b/>
+              </w:rPr>
+              <w:t>合成氨场景中的动作</w:t>
+            </w:r>
+          </w:p>
+        </w:tc>
+        <w:tc>
+          <w:tcPr>
+            <w:tcW w:type="dxa" w:w="2304"/>
+            <w:shd w:fill="EAF2F8"/>
+            <w:tcMar>
+              <w:top w:w="90" w:type="dxa"/>
+              <w:start w:w="120" w:type="dxa"/>
+              <w:bottom w:w="90" w:type="dxa"/>
+              <w:end w:w="120" w:type="dxa"/>
+            </w:tcMar>
+          </w:tcPr>
+          <w:p>
+            <w:r>
+              <w:rPr>
+                <w:rFonts w:ascii="Calibri" w:hAnsi="Calibri" w:eastAsia="Microsoft YaHei"/>
+                <w:b/>
+              </w:rPr>
+              <w:t>沉淀数据</w:t>
+            </w:r>
+          </w:p>
+        </w:tc>
+      </w:tr>
+      <w:tr>
+        <w:tc>
+          <w:tcPr>
+            <w:tcW w:type="dxa" w:w="1440"/>
+            <w:vAlign w:val="center"/>
+            <w:tcMar>
+              <w:top w:w="90" w:type="dxa"/>
+              <w:start w:w="120" w:type="dxa"/>
+              <w:bottom w:w="90" w:type="dxa"/>
+              <w:end w:w="120" w:type="dxa"/>
+            </w:tcMar>
+          </w:tcPr>
+          <w:p>
+            <w:r>
+              <w:rPr>
+                <w:rFonts w:ascii="Calibri" w:hAnsi="Calibri" w:eastAsia="Microsoft YaHei"/>
+                <w:sz w:val="18"/>
+              </w:rPr>
+              <w:t>互动卡片</w:t>
+            </w:r>
+          </w:p>
+        </w:tc>
+        <w:tc>
+          <w:tcPr>
+            <w:tcW w:type="dxa" w:w="1800"/>
+            <w:vAlign w:val="center"/>
+            <w:tcMar>
+              <w:top w:w="90" w:type="dxa"/>
+              <w:start w:w="120" w:type="dxa"/>
+              <w:bottom w:w="90" w:type="dxa"/>
+              <w:end w:w="120" w:type="dxa"/>
+            </w:tcMar>
+          </w:tcPr>
+          <w:p>
+            <w:r>
+              <w:rPr>
+                <w:rFonts w:ascii="Calibri" w:hAnsi="Calibri" w:eastAsia="Microsoft YaHei"/>
+                <w:sz w:val="18"/>
+              </w:rPr>
+              <w:t>指挥效率低</w:t>
+            </w:r>
+          </w:p>
+        </w:tc>
+        <w:tc>
+          <w:tcPr>
+            <w:tcW w:type="dxa" w:w="3672"/>
+            <w:vAlign w:val="center"/>
+            <w:tcMar>
+              <w:top w:w="90" w:type="dxa"/>
+              <w:start w:w="120" w:type="dxa"/>
+              <w:bottom w:w="90" w:type="dxa"/>
+              <w:end w:w="120" w:type="dxa"/>
+            </w:tcMar>
+          </w:tcPr>
+          <w:p>
+            <w:r>
+              <w:rPr>
+                <w:rFonts w:ascii="Calibri" w:hAnsi="Calibri" w:eastAsia="Microsoft YaHei"/>
+                <w:sz w:val="18"/>
+              </w:rPr>
+              <w:t>把目标负荷、风险指数、触发约束、收益口径和确认按钮推送到当班调度群。</w:t>
+            </w:r>
+          </w:p>
+        </w:tc>
+        <w:tc>
+          <w:tcPr>
+            <w:tcW w:type="dxa" w:w="2304"/>
+            <w:vAlign w:val="center"/>
+            <w:tcMar>
+              <w:top w:w="90" w:type="dxa"/>
+              <w:start w:w="120" w:type="dxa"/>
+              <w:bottom w:w="90" w:type="dxa"/>
+              <w:end w:w="120" w:type="dxa"/>
+            </w:tcMar>
+          </w:tcPr>
+          <w:p>
+            <w:r>
+              <w:rPr>
+                <w:rFonts w:ascii="Calibri" w:hAnsi="Calibri" w:eastAsia="Microsoft YaHei"/>
+                <w:sz w:val="18"/>
+              </w:rPr>
+              <w:t>card_action、operator_confirm、reject_reason</w:t>
+            </w:r>
+          </w:p>
+        </w:tc>
+      </w:tr>
+      <w:tr>
+        <w:tc>
+          <w:tcPr>
+            <w:tcW w:type="dxa" w:w="1440"/>
+            <w:vAlign w:val="center"/>
+            <w:tcMar>
+              <w:top w:w="90" w:type="dxa"/>
+              <w:start w:w="120" w:type="dxa"/>
+              <w:bottom w:w="90" w:type="dxa"/>
+              <w:end w:w="120" w:type="dxa"/>
+            </w:tcMar>
+          </w:tcPr>
+          <w:p>
+            <w:r>
+              <w:rPr>
+                <w:rFonts w:ascii="Calibri" w:hAnsi="Calibri" w:eastAsia="Microsoft YaHei"/>
+                <w:sz w:val="18"/>
+              </w:rPr>
+              <w:t>审批</w:t>
+            </w:r>
+          </w:p>
+        </w:tc>
+        <w:tc>
+          <w:tcPr>
+            <w:tcW w:type="dxa" w:w="1800"/>
+            <w:vAlign w:val="center"/>
+            <w:tcMar>
+              <w:top w:w="90" w:type="dxa"/>
+              <w:start w:w="120" w:type="dxa"/>
+              <w:bottom w:w="90" w:type="dxa"/>
+              <w:end w:w="120" w:type="dxa"/>
+            </w:tcMar>
+          </w:tcPr>
+          <w:p>
+            <w:r>
+              <w:rPr>
+                <w:rFonts w:ascii="Calibri" w:hAnsi="Calibri" w:eastAsia="Microsoft YaHei"/>
+                <w:sz w:val="18"/>
+              </w:rPr>
+              <w:t>安全边界与责任链</w:t>
+            </w:r>
+          </w:p>
+        </w:tc>
+        <w:tc>
+          <w:tcPr>
+            <w:tcW w:type="dxa" w:w="3672"/>
+            <w:vAlign w:val="center"/>
+            <w:tcMar>
+              <w:top w:w="90" w:type="dxa"/>
+              <w:start w:w="120" w:type="dxa"/>
+              <w:bottom w:w="90" w:type="dxa"/>
+              <w:end w:w="120" w:type="dxa"/>
+            </w:tcMar>
+          </w:tcPr>
+          <w:p>
+            <w:r>
+              <w:rPr>
+                <w:rFonts w:ascii="Calibri" w:hAnsi="Calibri" w:eastAsia="Microsoft YaHei"/>
+                <w:sz w:val="18"/>
+              </w:rPr>
+              <w:t>高风险升降负荷、护机降负荷、液氨库存越界处置进入班长/主管/安环确认。</w:t>
+            </w:r>
+          </w:p>
+        </w:tc>
+        <w:tc>
+          <w:tcPr>
+            <w:tcW w:type="dxa" w:w="2304"/>
+            <w:vAlign w:val="center"/>
+            <w:tcMar>
+              <w:top w:w="90" w:type="dxa"/>
+              <w:start w:w="120" w:type="dxa"/>
+              <w:bottom w:w="90" w:type="dxa"/>
+              <w:end w:w="120" w:type="dxa"/>
+            </w:tcMar>
+          </w:tcPr>
+          <w:p>
+            <w:r>
+              <w:rPr>
+                <w:rFonts w:ascii="Calibri" w:hAnsi="Calibri" w:eastAsia="Microsoft YaHei"/>
+                <w:sz w:val="18"/>
+              </w:rPr>
+              <w:t>approval_instance、approval_status、rollback_condition</w:t>
+            </w:r>
+          </w:p>
+        </w:tc>
+      </w:tr>
+      <w:tr>
+        <w:tc>
+          <w:tcPr>
+            <w:tcW w:type="dxa" w:w="1440"/>
+            <w:vAlign w:val="center"/>
+            <w:tcMar>
+              <w:top w:w="90" w:type="dxa"/>
+              <w:start w:w="120" w:type="dxa"/>
+              <w:bottom w:w="90" w:type="dxa"/>
+              <w:end w:w="120" w:type="dxa"/>
+            </w:tcMar>
+          </w:tcPr>
+          <w:p>
+            <w:r>
+              <w:rPr>
+                <w:rFonts w:ascii="Calibri" w:hAnsi="Calibri" w:eastAsia="Microsoft YaHei"/>
+                <w:sz w:val="18"/>
+              </w:rPr>
+              <w:t>多维表格Base</w:t>
+            </w:r>
+          </w:p>
+        </w:tc>
+        <w:tc>
+          <w:tcPr>
+            <w:tcW w:type="dxa" w:w="1800"/>
+            <w:vAlign w:val="center"/>
+            <w:tcMar>
+              <w:top w:w="90" w:type="dxa"/>
+              <w:start w:w="120" w:type="dxa"/>
+              <w:bottom w:w="90" w:type="dxa"/>
+              <w:end w:w="120" w:type="dxa"/>
+            </w:tcMar>
+          </w:tcPr>
+          <w:p>
+            <w:r>
+              <w:rPr>
+                <w:rFonts w:ascii="Calibri" w:hAnsi="Calibri" w:eastAsia="Microsoft YaHei"/>
+                <w:sz w:val="18"/>
+              </w:rPr>
+              <w:t>知识传承难</w:t>
+            </w:r>
+          </w:p>
+        </w:tc>
+        <w:tc>
+          <w:tcPr>
+            <w:tcW w:type="dxa" w:w="3672"/>
+            <w:vAlign w:val="center"/>
+            <w:tcMar>
+              <w:top w:w="90" w:type="dxa"/>
+              <w:start w:w="120" w:type="dxa"/>
+              <w:bottom w:w="90" w:type="dxa"/>
+              <w:end w:w="120" w:type="dxa"/>
+            </w:tcMar>
+          </w:tcPr>
+          <w:p>
+            <w:r>
+              <w:rPr>
+                <w:rFonts w:ascii="Calibri" w:hAnsi="Calibri" w:eastAsia="Microsoft YaHei"/>
+                <w:sz w:val="18"/>
+              </w:rPr>
+              <w:t>记录采纳/驳回、实际负荷、单位氨能耗、库存变化、未采纳原因和班后复盘。</w:t>
+            </w:r>
+          </w:p>
+        </w:tc>
+        <w:tc>
+          <w:tcPr>
+            <w:tcW w:type="dxa" w:w="2304"/>
+            <w:vAlign w:val="center"/>
+            <w:tcMar>
+              <w:top w:w="90" w:type="dxa"/>
+              <w:start w:w="120" w:type="dxa"/>
+              <w:bottom w:w="90" w:type="dxa"/>
+              <w:end w:w="120" w:type="dxa"/>
+            </w:tcMar>
+          </w:tcPr>
+          <w:p>
+            <w:r>
+              <w:rPr>
+                <w:rFonts w:ascii="Calibri" w:hAnsi="Calibri" w:eastAsia="Microsoft YaHei"/>
+                <w:sz w:val="18"/>
+              </w:rPr>
+              <w:t>shift_fact、execution_delta、lesson_learned</w:t>
+            </w:r>
+          </w:p>
+        </w:tc>
+      </w:tr>
+      <w:tr>
+        <w:tc>
+          <w:tcPr>
+            <w:tcW w:type="dxa" w:w="1440"/>
+            <w:vAlign w:val="center"/>
+            <w:tcMar>
+              <w:top w:w="90" w:type="dxa"/>
+              <w:start w:w="120" w:type="dxa"/>
+              <w:bottom w:w="90" w:type="dxa"/>
+              <w:end w:w="120" w:type="dxa"/>
+            </w:tcMar>
+          </w:tcPr>
+          <w:p>
+            <w:r>
+              <w:rPr>
+                <w:rFonts w:ascii="Calibri" w:hAnsi="Calibri" w:eastAsia="Microsoft YaHei"/>
+                <w:sz w:val="18"/>
+              </w:rPr>
+              <w:t>飞书任务</w:t>
+            </w:r>
+          </w:p>
+        </w:tc>
+        <w:tc>
+          <w:tcPr>
+            <w:tcW w:type="dxa" w:w="1800"/>
+            <w:vAlign w:val="center"/>
+            <w:tcMar>
+              <w:top w:w="90" w:type="dxa"/>
+              <w:start w:w="120" w:type="dxa"/>
+              <w:bottom w:w="90" w:type="dxa"/>
+              <w:end w:w="120" w:type="dxa"/>
+            </w:tcMar>
+          </w:tcPr>
+          <w:p>
+            <w:r>
+              <w:rPr>
+                <w:rFonts w:ascii="Calibri" w:hAnsi="Calibri" w:eastAsia="Microsoft YaHei"/>
+                <w:sz w:val="18"/>
+              </w:rPr>
+              <w:t>执行监督弱</w:t>
+            </w:r>
+          </w:p>
+        </w:tc>
+        <w:tc>
+          <w:tcPr>
+            <w:tcW w:type="dxa" w:w="3672"/>
+            <w:vAlign w:val="center"/>
+            <w:tcMar>
+              <w:top w:w="90" w:type="dxa"/>
+              <w:start w:w="120" w:type="dxa"/>
+              <w:bottom w:w="90" w:type="dxa"/>
+              <w:end w:w="120" w:type="dxa"/>
+            </w:tcMar>
+          </w:tcPr>
+          <w:p>
+            <w:r>
+              <w:rPr>
+                <w:rFonts w:ascii="Calibri" w:hAnsi="Calibri" w:eastAsia="Microsoft YaHei"/>
+                <w:sz w:val="18"/>
+              </w:rPr>
+              <w:t>采纳后自动生成跟踪任务，提醒核对DCS historian实际负荷、复盘收益归因和补充异常说明。</w:t>
+            </w:r>
+          </w:p>
+        </w:tc>
+        <w:tc>
+          <w:tcPr>
+            <w:tcW w:type="dxa" w:w="2304"/>
+            <w:vAlign w:val="center"/>
+            <w:tcMar>
+              <w:top w:w="90" w:type="dxa"/>
+              <w:start w:w="120" w:type="dxa"/>
+              <w:bottom w:w="90" w:type="dxa"/>
+              <w:end w:w="120" w:type="dxa"/>
+            </w:tcMar>
+          </w:tcPr>
+          <w:p>
+            <w:r>
+              <w:rPr>
+                <w:rFonts w:ascii="Calibri" w:hAnsi="Calibri" w:eastAsia="Microsoft YaHei"/>
+                <w:sz w:val="18"/>
+              </w:rPr>
+              <w:t>owner、due_time、checklist_status、close_note</w:t>
+            </w:r>
+          </w:p>
+        </w:tc>
+      </w:tr>
+      <w:tr>
+        <w:tc>
+          <w:tcPr>
+            <w:tcW w:type="dxa" w:w="1440"/>
+            <w:vAlign w:val="center"/>
+            <w:tcMar>
+              <w:top w:w="90" w:type="dxa"/>
+              <w:start w:w="120" w:type="dxa"/>
+              <w:bottom w:w="90" w:type="dxa"/>
+              <w:end w:w="120" w:type="dxa"/>
+            </w:tcMar>
+          </w:tcPr>
+          <w:p>
+            <w:r>
+              <w:rPr>
+                <w:rFonts w:ascii="Calibri" w:hAnsi="Calibri" w:eastAsia="Microsoft YaHei"/>
+                <w:sz w:val="18"/>
+              </w:rPr>
+              <w:t>Aily问答/事件回调</w:t>
+            </w:r>
+          </w:p>
+        </w:tc>
+        <w:tc>
+          <w:tcPr>
+            <w:tcW w:type="dxa" w:w="1800"/>
+            <w:vAlign w:val="center"/>
+            <w:tcMar>
+              <w:top w:w="90" w:type="dxa"/>
+              <w:start w:w="120" w:type="dxa"/>
+              <w:bottom w:w="90" w:type="dxa"/>
+              <w:end w:w="120" w:type="dxa"/>
+            </w:tcMar>
+          </w:tcPr>
+          <w:p>
+            <w:r>
+              <w:rPr>
+                <w:rFonts w:ascii="Calibri" w:hAnsi="Calibri" w:eastAsia="Microsoft YaHei"/>
+                <w:sz w:val="18"/>
+              </w:rPr>
+              <w:t>调度寻优解释与自迭代</w:t>
+            </w:r>
+          </w:p>
+        </w:tc>
+        <w:tc>
+          <w:tcPr>
+            <w:tcW w:type="dxa" w:w="3672"/>
+            <w:vAlign w:val="center"/>
+            <w:tcMar>
+              <w:top w:w="90" w:type="dxa"/>
+              <w:start w:w="120" w:type="dxa"/>
+              <w:bottom w:w="90" w:type="dxa"/>
+              <w:end w:w="120" w:type="dxa"/>
+            </w:tcMar>
+          </w:tcPr>
+          <w:p>
+            <w:r>
+              <w:rPr>
+                <w:rFonts w:ascii="Calibri" w:hAnsi="Calibri" w:eastAsia="Microsoft YaHei"/>
+                <w:sz w:val="18"/>
+              </w:rPr>
+              <w:t>调度员追问方案理由；卡片点击、审批结果和复盘提交通过回调写入知识库。</w:t>
+            </w:r>
+          </w:p>
+        </w:tc>
+        <w:tc>
+          <w:tcPr>
+            <w:tcW w:type="dxa" w:w="2304"/>
+            <w:vAlign w:val="center"/>
+            <w:tcMar>
+              <w:top w:w="90" w:type="dxa"/>
+              <w:start w:w="120" w:type="dxa"/>
+              <w:bottom w:w="90" w:type="dxa"/>
+              <w:end w:w="120" w:type="dxa"/>
+            </w:tcMar>
+          </w:tcPr>
+          <w:p>
+            <w:r>
+              <w:rPr>
+                <w:rFonts w:ascii="Calibri" w:hAnsi="Calibri" w:eastAsia="Microsoft YaHei"/>
+                <w:sz w:val="18"/>
+              </w:rPr>
+              <w:t>query_log、callback_event、idempotency_key</w:t>
+            </w:r>
+          </w:p>
+        </w:tc>
+      </w:tr>
+    </w:tbl>
+    <w:p>
+      <w:pPr>
+        <w:pStyle w:val="Heading1"/>
+      </w:pPr>
+      <w:r>
+        <w:t>4. 与APC/RTO体系的接口关系</w:t>
       </w:r>
     </w:p>
     <w:p>
@@ -515,7 +1062,7 @@
         <w:pStyle w:val="Heading1"/>
       </w:pPr>
       <w:r>
-        <w:t>4. 典型场景</w:t>
+        <w:t>5. 典型场景</w:t>
       </w:r>
     </w:p>
     <w:tbl>
@@ -968,7 +1515,7 @@
         <w:pStyle w:val="Heading1"/>
       </w:pPr>
       <w:r>
-        <w:t>5. 30/60/90天落地路径</w:t>
+        <w:t>6. 30/60/90天落地路径</w:t>
       </w:r>
     </w:p>
     <w:tbl>
@@ -1335,7 +1882,7 @@
         <w:pStyle w:val="Heading1"/>
       </w:pPr>
       <w:r>
-        <w:t>6. 验收与停用条件</w:t>
+        <w:t>7. 验收与停用条件</w:t>
       </w:r>
     </w:p>
     <w:p>

--- a/提交材料/02_整体解决方案书.docx
+++ b/提交材料/02_整体解决方案书.docx
@@ -1515,7 +1515,382 @@
         <w:pStyle w:val="Heading1"/>
       </w:pPr>
       <w:r>
-        <w:t>6. 30/60/90天落地路径</w:t>
+        <w:t>6. 跨装置联动的调度优先级</w:t>
+      </w:r>
+    </w:p>
+    <w:p>
+      <w:r>
+        <w:rPr>
+          <w:rFonts w:ascii="Calibri" w:hAnsi="Calibri" w:eastAsia="Microsoft YaHei"/>
+        </w:rPr>
+        <w:t>企业导师补充的关键现场经验是：合成氨调度不能只看当班利润，必须先保安全，再保流程连续，只有在流程确实需要中断时才进入特殊取舍。DCS可以完成液位、阀门、局部顺控和联锁保护，但难以自动判断下游异常、气区设备、能源窗口和产品结构变化后的跨大单元联动，因此本方案把这部分做成AI调控师的规则层。</w:t>
+      </w:r>
+    </w:p>
+    <w:tbl>
+      <w:tblPr>
+        <w:tblStyle w:val="TableGrid"/>
+        <w:tblW w:type="auto" w:w="0"/>
+        <w:jc w:val="center"/>
+        <w:tblLayout w:type="fixed"/>
+        <w:tblLook w:firstColumn="1" w:firstRow="1" w:lastColumn="0" w:lastRow="0" w:noHBand="0" w:noVBand="1" w:val="04A0"/>
+      </w:tblPr>
+      <w:tblGrid>
+        <w:gridCol w:w="2441"/>
+        <w:gridCol w:w="2441"/>
+        <w:gridCol w:w="2441"/>
+        <w:gridCol w:w="2441"/>
+      </w:tblGrid>
+      <w:tr>
+        <w:tc>
+          <w:tcPr>
+            <w:tcW w:type="dxa" w:w="1296"/>
+            <w:shd w:fill="EAF2F8"/>
+            <w:tcMar>
+              <w:top w:w="90" w:type="dxa"/>
+              <w:start w:w="120" w:type="dxa"/>
+              <w:bottom w:w="90" w:type="dxa"/>
+              <w:end w:w="120" w:type="dxa"/>
+            </w:tcMar>
+          </w:tcPr>
+          <w:p>
+            <w:r>
+              <w:rPr>
+                <w:rFonts w:ascii="Calibri" w:hAnsi="Calibri" w:eastAsia="Microsoft YaHei"/>
+                <w:b/>
+              </w:rPr>
+              <w:t>优先级</w:t>
+            </w:r>
+          </w:p>
+        </w:tc>
+        <w:tc>
+          <w:tcPr>
+            <w:tcW w:type="dxa" w:w="2880"/>
+            <w:shd w:fill="EAF2F8"/>
+            <w:tcMar>
+              <w:top w:w="90" w:type="dxa"/>
+              <w:start w:w="120" w:type="dxa"/>
+              <w:bottom w:w="90" w:type="dxa"/>
+              <w:end w:w="120" w:type="dxa"/>
+            </w:tcMar>
+          </w:tcPr>
+          <w:p>
+            <w:r>
+              <w:rPr>
+                <w:rFonts w:ascii="Calibri" w:hAnsi="Calibri" w:eastAsia="Microsoft YaHei"/>
+                <w:b/>
+              </w:rPr>
+              <w:t>判断口径</w:t>
+            </w:r>
+          </w:p>
+        </w:tc>
+        <w:tc>
+          <w:tcPr>
+            <w:tcW w:type="dxa" w:w="3384"/>
+            <w:shd w:fill="EAF2F8"/>
+            <w:tcMar>
+              <w:top w:w="90" w:type="dxa"/>
+              <w:start w:w="120" w:type="dxa"/>
+              <w:bottom w:w="90" w:type="dxa"/>
+              <w:end w:w="120" w:type="dxa"/>
+            </w:tcMar>
+          </w:tcPr>
+          <w:p>
+            <w:r>
+              <w:rPr>
+                <w:rFonts w:ascii="Calibri" w:hAnsi="Calibri" w:eastAsia="Microsoft YaHei"/>
+                <w:b/>
+              </w:rPr>
+              <w:t>调控师动作</w:t>
+            </w:r>
+          </w:p>
+        </w:tc>
+        <w:tc>
+          <w:tcPr>
+            <w:tcW w:type="dxa" w:w="1800"/>
+            <w:shd w:fill="EAF2F8"/>
+            <w:tcMar>
+              <w:top w:w="90" w:type="dxa"/>
+              <w:start w:w="120" w:type="dxa"/>
+              <w:bottom w:w="90" w:type="dxa"/>
+              <w:end w:w="120" w:type="dxa"/>
+            </w:tcMar>
+          </w:tcPr>
+          <w:p>
+            <w:r>
+              <w:rPr>
+                <w:rFonts w:ascii="Calibri" w:hAnsi="Calibri" w:eastAsia="Microsoft YaHei"/>
+                <w:b/>
+              </w:rPr>
+              <w:t>留痕与边界</w:t>
+            </w:r>
+          </w:p>
+        </w:tc>
+      </w:tr>
+      <w:tr>
+        <w:tc>
+          <w:tcPr>
+            <w:tcW w:type="dxa" w:w="1296"/>
+            <w:vAlign w:val="center"/>
+            <w:tcMar>
+              <w:top w:w="90" w:type="dxa"/>
+              <w:start w:w="120" w:type="dxa"/>
+              <w:bottom w:w="90" w:type="dxa"/>
+              <w:end w:w="120" w:type="dxa"/>
+            </w:tcMar>
+          </w:tcPr>
+          <w:p>
+            <w:r>
+              <w:rPr>
+                <w:rFonts w:ascii="Calibri" w:hAnsi="Calibri" w:eastAsia="Microsoft YaHei"/>
+                <w:sz w:val="18"/>
+              </w:rPr>
+              <w:t>1. 安全</w:t>
+            </w:r>
+          </w:p>
+        </w:tc>
+        <w:tc>
+          <w:tcPr>
+            <w:tcW w:type="dxa" w:w="2880"/>
+            <w:vAlign w:val="center"/>
+            <w:tcMar>
+              <w:top w:w="90" w:type="dxa"/>
+              <w:start w:w="120" w:type="dxa"/>
+              <w:bottom w:w="90" w:type="dxa"/>
+              <w:end w:w="120" w:type="dxa"/>
+            </w:tcMar>
+          </w:tcPr>
+          <w:p>
+            <w:r>
+              <w:rPr>
+                <w:rFonts w:ascii="Calibri" w:hAnsi="Calibri" w:eastAsia="Microsoft YaHei"/>
+                <w:sz w:val="18"/>
+              </w:rPr>
+              <w:t>安环红线、SIS/DCS联锁、罐区压力、压缩机/合成塔风险接近阈值。</w:t>
+            </w:r>
+          </w:p>
+        </w:tc>
+        <w:tc>
+          <w:tcPr>
+            <w:tcW w:type="dxa" w:w="3384"/>
+            <w:vAlign w:val="center"/>
+            <w:tcMar>
+              <w:top w:w="90" w:type="dxa"/>
+              <w:start w:w="120" w:type="dxa"/>
+              <w:bottom w:w="90" w:type="dxa"/>
+              <w:end w:w="120" w:type="dxa"/>
+            </w:tcMar>
+          </w:tcPr>
+          <w:p>
+            <w:r>
+              <w:rPr>
+                <w:rFonts w:ascii="Calibri" w:hAnsi="Calibri" w:eastAsia="Microsoft YaHei"/>
+                <w:sz w:val="18"/>
+              </w:rPr>
+              <w:t>冻结增产和高收益方案，只保留降风险、稳流程、人工确认动作。</w:t>
+            </w:r>
+          </w:p>
+        </w:tc>
+        <w:tc>
+          <w:tcPr>
+            <w:tcW w:type="dxa" w:w="1800"/>
+            <w:vAlign w:val="center"/>
+            <w:tcMar>
+              <w:top w:w="90" w:type="dxa"/>
+              <w:start w:w="120" w:type="dxa"/>
+              <w:bottom w:w="90" w:type="dxa"/>
+              <w:end w:w="120" w:type="dxa"/>
+            </w:tcMar>
+          </w:tcPr>
+          <w:p>
+            <w:r>
+              <w:rPr>
+                <w:rFonts w:ascii="Calibri" w:hAnsi="Calibri" w:eastAsia="Microsoft YaHei"/>
+                <w:sz w:val="18"/>
+              </w:rPr>
+              <w:t>不绕过DCS/SIS；触发原因进入审批和班后复盘。</w:t>
+            </w:r>
+          </w:p>
+        </w:tc>
+      </w:tr>
+      <w:tr>
+        <w:tc>
+          <w:tcPr>
+            <w:tcW w:type="dxa" w:w="1296"/>
+            <w:vAlign w:val="center"/>
+            <w:tcMar>
+              <w:top w:w="90" w:type="dxa"/>
+              <w:start w:w="120" w:type="dxa"/>
+              <w:bottom w:w="90" w:type="dxa"/>
+              <w:end w:w="120" w:type="dxa"/>
+            </w:tcMar>
+          </w:tcPr>
+          <w:p>
+            <w:r>
+              <w:rPr>
+                <w:rFonts w:ascii="Calibri" w:hAnsi="Calibri" w:eastAsia="Microsoft YaHei"/>
+                <w:sz w:val="18"/>
+              </w:rPr>
+              <w:t>2. 流程不中断</w:t>
+            </w:r>
+          </w:p>
+        </w:tc>
+        <w:tc>
+          <w:tcPr>
+            <w:tcW w:type="dxa" w:w="2880"/>
+            <w:vAlign w:val="center"/>
+            <w:tcMar>
+              <w:top w:w="90" w:type="dxa"/>
+              <w:start w:w="120" w:type="dxa"/>
+              <w:bottom w:w="90" w:type="dxa"/>
+              <w:end w:w="120" w:type="dxa"/>
+            </w:tcMar>
+          </w:tcPr>
+          <w:p>
+            <w:r>
+              <w:rPr>
+                <w:rFonts w:ascii="Calibri" w:hAnsi="Calibri" w:eastAsia="Microsoft YaHei"/>
+                <w:sz w:val="18"/>
+              </w:rPr>
+              <w:t>气化、净化、合成、空分、气轮机驱动系统和液氨去向的连续性。</w:t>
+            </w:r>
+          </w:p>
+        </w:tc>
+        <w:tc>
+          <w:tcPr>
+            <w:tcW w:type="dxa" w:w="3384"/>
+            <w:vAlign w:val="center"/>
+            <w:tcMar>
+              <w:top w:w="90" w:type="dxa"/>
+              <w:start w:w="120" w:type="dxa"/>
+              <w:bottom w:w="90" w:type="dxa"/>
+              <w:end w:w="120" w:type="dxa"/>
+            </w:tcMar>
+          </w:tcPr>
+          <w:p>
+            <w:r>
+              <w:rPr>
+                <w:rFonts w:ascii="Calibri" w:hAnsi="Calibri" w:eastAsia="Microsoft YaHei"/>
+                <w:sz w:val="18"/>
+              </w:rPr>
+              <w:t>优先做跨装置负荷联动，减少停车后重启时间、废料、人员和物料损失。</w:t>
+            </w:r>
+          </w:p>
+        </w:tc>
+        <w:tc>
+          <w:tcPr>
+            <w:tcW w:type="dxa" w:w="1800"/>
+            <w:vAlign w:val="center"/>
+            <w:tcMar>
+              <w:top w:w="90" w:type="dxa"/>
+              <w:start w:w="120" w:type="dxa"/>
+              <w:bottom w:w="90" w:type="dxa"/>
+              <w:end w:w="120" w:type="dxa"/>
+            </w:tcMar>
+          </w:tcPr>
+          <w:p>
+            <w:r>
+              <w:rPr>
+                <w:rFonts w:ascii="Calibri" w:hAnsi="Calibri" w:eastAsia="Microsoft YaHei"/>
+                <w:sz w:val="18"/>
+              </w:rPr>
+              <w:t>输出重启成本、废料成本、影响范围和回滚条件。</w:t>
+            </w:r>
+          </w:p>
+        </w:tc>
+      </w:tr>
+      <w:tr>
+        <w:tc>
+          <w:tcPr>
+            <w:tcW w:type="dxa" w:w="1296"/>
+            <w:vAlign w:val="center"/>
+            <w:tcMar>
+              <w:top w:w="90" w:type="dxa"/>
+              <w:start w:w="120" w:type="dxa"/>
+              <w:bottom w:w="90" w:type="dxa"/>
+              <w:end w:w="120" w:type="dxa"/>
+            </w:tcMar>
+          </w:tcPr>
+          <w:p>
+            <w:r>
+              <w:rPr>
+                <w:rFonts w:ascii="Calibri" w:hAnsi="Calibri" w:eastAsia="Microsoft YaHei"/>
+                <w:sz w:val="18"/>
+              </w:rPr>
+              <w:t>3. 特殊取舍</w:t>
+            </w:r>
+          </w:p>
+        </w:tc>
+        <w:tc>
+          <w:tcPr>
+            <w:tcW w:type="dxa" w:w="2880"/>
+            <w:vAlign w:val="center"/>
+            <w:tcMar>
+              <w:top w:w="90" w:type="dxa"/>
+              <w:start w:w="120" w:type="dxa"/>
+              <w:bottom w:w="90" w:type="dxa"/>
+              <w:end w:w="120" w:type="dxa"/>
+            </w:tcMar>
+          </w:tcPr>
+          <w:p>
+            <w:r>
+              <w:rPr>
+                <w:rFonts w:ascii="Calibri" w:hAnsi="Calibri" w:eastAsia="Microsoft YaHei"/>
+                <w:sz w:val="18"/>
+              </w:rPr>
+              <w:t>流程确需中断时，比较停空分、停合成气轮机或停下游装置的代价。</w:t>
+            </w:r>
+          </w:p>
+        </w:tc>
+        <w:tc>
+          <w:tcPr>
+            <w:tcW w:type="dxa" w:w="3384"/>
+            <w:vAlign w:val="center"/>
+            <w:tcMar>
+              <w:top w:w="90" w:type="dxa"/>
+              <w:start w:w="120" w:type="dxa"/>
+              <w:bottom w:w="90" w:type="dxa"/>
+              <w:end w:w="120" w:type="dxa"/>
+            </w:tcMar>
+          </w:tcPr>
+          <w:p>
+            <w:r>
+              <w:rPr>
+                <w:rFonts w:ascii="Calibri" w:hAnsi="Calibri" w:eastAsia="Microsoft YaHei"/>
+                <w:sz w:val="18"/>
+              </w:rPr>
+              <w:t>按安全、重启复杂度、废料损失、对主流程影响排序；已验证同类场景优先保气轮机驱动关键系统，停空分方案需班长/主管确认。</w:t>
+            </w:r>
+          </w:p>
+        </w:tc>
+        <w:tc>
+          <w:tcPr>
+            <w:tcW w:type="dxa" w:w="1800"/>
+            <w:vAlign w:val="center"/>
+            <w:tcMar>
+              <w:top w:w="90" w:type="dxa"/>
+              <w:start w:w="120" w:type="dxa"/>
+              <w:bottom w:w="90" w:type="dxa"/>
+              <w:end w:w="120" w:type="dxa"/>
+            </w:tcMar>
+          </w:tcPr>
+          <w:p>
+            <w:r>
+              <w:rPr>
+                <w:rFonts w:ascii="Calibri" w:hAnsi="Calibri" w:eastAsia="Microsoft YaHei"/>
+                <w:sz w:val="18"/>
+              </w:rPr>
+              <w:t>作为专家规则，不做前端自动执行；每次结果回写知识库。</w:t>
+            </w:r>
+          </w:p>
+        </w:tc>
+      </w:tr>
+    </w:tbl>
+    <w:p>
+      <w:pPr>
+        <w:pStyle w:val="Heading1"/>
+      </w:pPr>
+      <w:r>
+        <w:t>7. 30/60/90天落地路径</w:t>
       </w:r>
     </w:p>
     <w:tbl>
@@ -1882,7 +2257,7 @@
         <w:pStyle w:val="Heading1"/>
       </w:pPr>
       <w:r>
-        <w:t>7. 验收与停用条件</w:t>
+        <w:t>8. 验收与停用条件</w:t>
       </w:r>
     </w:p>
     <w:p>

--- a/提交材料/02_整体解决方案书.docx
+++ b/提交材料/02_整体解决方案书.docx
@@ -463,7 +463,609 @@
         <w:pStyle w:val="Heading1"/>
       </w:pPr>
       <w:r>
-        <w:t>3. 飞书功能模块在方案中的位置</w:t>
+        <w:t>3. 现有系统对接口径（待企业确认）</w:t>
+      </w:r>
+    </w:p>
+    <w:p>
+      <w:r>
+        <w:rPr>
+          <w:rFonts w:ascii="Calibri" w:hAnsi="Calibri" w:eastAsia="Microsoft YaHei"/>
+        </w:rPr>
+        <w:t>企业导师补充了云图现场正在使用或建设中的关键系统。决赛方案据此把AI调控师定位为现有商业软件之上的“跨系统调度编排层”，不重做DCS、MES、APC或压机软件，而是理清各系统主要功能、数据流向和写回边界。</w:t>
+      </w:r>
+    </w:p>
+    <w:tbl>
+      <w:tblPr>
+        <w:tblStyle w:val="TableGrid"/>
+        <w:tblW w:type="auto" w:w="0"/>
+        <w:jc w:val="center"/>
+        <w:tblLayout w:type="fixed"/>
+        <w:tblLook w:firstColumn="1" w:firstRow="1" w:lastColumn="0" w:lastRow="0" w:noHBand="0" w:noVBand="1" w:val="04A0"/>
+      </w:tblPr>
+      <w:tblGrid>
+        <w:gridCol w:w="2441"/>
+        <w:gridCol w:w="2441"/>
+        <w:gridCol w:w="2441"/>
+        <w:gridCol w:w="2441"/>
+      </w:tblGrid>
+      <w:tr>
+        <w:tc>
+          <w:tcPr>
+            <w:tcW w:type="dxa" w:w="1512"/>
+            <w:shd w:fill="EAF2F8"/>
+            <w:tcMar>
+              <w:top w:w="90" w:type="dxa"/>
+              <w:start w:w="120" w:type="dxa"/>
+              <w:bottom w:w="90" w:type="dxa"/>
+              <w:end w:w="120" w:type="dxa"/>
+            </w:tcMar>
+          </w:tcPr>
+          <w:p>
+            <w:r>
+              <w:rPr>
+                <w:rFonts w:ascii="Calibri" w:hAnsi="Calibri" w:eastAsia="Microsoft YaHei"/>
+                <w:b/>
+              </w:rPr>
+              <w:t>层级</w:t>
+            </w:r>
+          </w:p>
+        </w:tc>
+        <w:tc>
+          <w:tcPr>
+            <w:tcW w:type="dxa" w:w="2232"/>
+            <w:shd w:fill="EAF2F8"/>
+            <w:tcMar>
+              <w:top w:w="90" w:type="dxa"/>
+              <w:start w:w="120" w:type="dxa"/>
+              <w:bottom w:w="90" w:type="dxa"/>
+              <w:end w:w="120" w:type="dxa"/>
+            </w:tcMar>
+          </w:tcPr>
+          <w:p>
+            <w:r>
+              <w:rPr>
+                <w:rFonts w:ascii="Calibri" w:hAnsi="Calibri" w:eastAsia="Microsoft YaHei"/>
+                <w:b/>
+              </w:rPr>
+              <w:t>现场系统</w:t>
+            </w:r>
+          </w:p>
+        </w:tc>
+        <w:tc>
+          <w:tcPr>
+            <w:tcW w:type="dxa" w:w="3672"/>
+            <w:shd w:fill="EAF2F8"/>
+            <w:tcMar>
+              <w:top w:w="90" w:type="dxa"/>
+              <w:start w:w="120" w:type="dxa"/>
+              <w:bottom w:w="90" w:type="dxa"/>
+              <w:end w:w="120" w:type="dxa"/>
+            </w:tcMar>
+          </w:tcPr>
+          <w:p>
+            <w:r>
+              <w:rPr>
+                <w:rFonts w:ascii="Calibri" w:hAnsi="Calibri" w:eastAsia="Microsoft YaHei"/>
+                <w:b/>
+              </w:rPr>
+              <w:t>主要作用</w:t>
+            </w:r>
+          </w:p>
+        </w:tc>
+        <w:tc>
+          <w:tcPr>
+            <w:tcW w:type="dxa" w:w="1800"/>
+            <w:shd w:fill="EAF2F8"/>
+            <w:tcMar>
+              <w:top w:w="90" w:type="dxa"/>
+              <w:start w:w="120" w:type="dxa"/>
+              <w:bottom w:w="90" w:type="dxa"/>
+              <w:end w:w="120" w:type="dxa"/>
+            </w:tcMar>
+          </w:tcPr>
+          <w:p>
+            <w:r>
+              <w:rPr>
+                <w:rFonts w:ascii="Calibri" w:hAnsi="Calibri" w:eastAsia="Microsoft YaHei"/>
+                <w:b/>
+              </w:rPr>
+              <w:t>AI调控师边界</w:t>
+            </w:r>
+          </w:p>
+        </w:tc>
+      </w:tr>
+      <w:tr>
+        <w:tc>
+          <w:tcPr>
+            <w:tcW w:type="dxa" w:w="1512"/>
+            <w:vAlign w:val="center"/>
+            <w:tcMar>
+              <w:top w:w="90" w:type="dxa"/>
+              <w:start w:w="120" w:type="dxa"/>
+              <w:bottom w:w="90" w:type="dxa"/>
+              <w:end w:w="120" w:type="dxa"/>
+            </w:tcMar>
+          </w:tcPr>
+          <w:p>
+            <w:r>
+              <w:rPr>
+                <w:rFonts w:ascii="Calibri" w:hAnsi="Calibri" w:eastAsia="Microsoft YaHei"/>
+                <w:sz w:val="18"/>
+              </w:rPr>
+              <w:t>运行管理层</w:t>
+            </w:r>
+          </w:p>
+        </w:tc>
+        <w:tc>
+          <w:tcPr>
+            <w:tcW w:type="dxa" w:w="2232"/>
+            <w:vAlign w:val="center"/>
+            <w:tcMar>
+              <w:top w:w="90" w:type="dxa"/>
+              <w:start w:w="120" w:type="dxa"/>
+              <w:bottom w:w="90" w:type="dxa"/>
+              <w:end w:w="120" w:type="dxa"/>
+            </w:tcMar>
+          </w:tcPr>
+          <w:p>
+            <w:r>
+              <w:rPr>
+                <w:rFonts w:ascii="Calibri" w:hAnsi="Calibri" w:eastAsia="Microsoft YaHei"/>
+                <w:sz w:val="18"/>
+              </w:rPr>
+              <w:t>MES与合成氨调控平台</w:t>
+            </w:r>
+          </w:p>
+        </w:tc>
+        <w:tc>
+          <w:tcPr>
+            <w:tcW w:type="dxa" w:w="3672"/>
+            <w:vAlign w:val="center"/>
+            <w:tcMar>
+              <w:top w:w="90" w:type="dxa"/>
+              <w:start w:w="120" w:type="dxa"/>
+              <w:bottom w:w="90" w:type="dxa"/>
+              <w:end w:w="120" w:type="dxa"/>
+            </w:tcMar>
+          </w:tcPr>
+          <w:p>
+            <w:r>
+              <w:rPr>
+                <w:rFonts w:ascii="Calibri" w:hAnsi="Calibri" w:eastAsia="Microsoft YaHei"/>
+                <w:sz w:val="18"/>
+              </w:rPr>
+              <w:t>承接日计划、班次执行、交接摘要、负荷调整记录和复盘闭环。</w:t>
+            </w:r>
+          </w:p>
+        </w:tc>
+        <w:tc>
+          <w:tcPr>
+            <w:tcW w:type="dxa" w:w="1800"/>
+            <w:vAlign w:val="center"/>
+            <w:tcMar>
+              <w:top w:w="90" w:type="dxa"/>
+              <w:start w:w="120" w:type="dxa"/>
+              <w:bottom w:w="90" w:type="dxa"/>
+              <w:end w:w="120" w:type="dxa"/>
+            </w:tcMar>
+          </w:tcPr>
+          <w:p>
+            <w:r>
+              <w:rPr>
+                <w:rFonts w:ascii="Calibri" w:hAnsi="Calibri" w:eastAsia="Microsoft YaHei"/>
+                <w:sz w:val="18"/>
+              </w:rPr>
+              <w:t>审批通过后只写计划摘要、交接说明和复盘结果。</w:t>
+            </w:r>
+          </w:p>
+        </w:tc>
+      </w:tr>
+      <w:tr>
+        <w:tc>
+          <w:tcPr>
+            <w:tcW w:type="dxa" w:w="1512"/>
+            <w:vAlign w:val="center"/>
+            <w:tcMar>
+              <w:top w:w="90" w:type="dxa"/>
+              <w:start w:w="120" w:type="dxa"/>
+              <w:bottom w:w="90" w:type="dxa"/>
+              <w:end w:w="120" w:type="dxa"/>
+            </w:tcMar>
+          </w:tcPr>
+          <w:p>
+            <w:r>
+              <w:rPr>
+                <w:rFonts w:ascii="Calibri" w:hAnsi="Calibri" w:eastAsia="Microsoft YaHei"/>
+                <w:sz w:val="18"/>
+              </w:rPr>
+              <w:t>数据采集层</w:t>
+            </w:r>
+          </w:p>
+        </w:tc>
+        <w:tc>
+          <w:tcPr>
+            <w:tcW w:type="dxa" w:w="2232"/>
+            <w:vAlign w:val="center"/>
+            <w:tcMar>
+              <w:top w:w="90" w:type="dxa"/>
+              <w:start w:w="120" w:type="dxa"/>
+              <w:bottom w:w="90" w:type="dxa"/>
+              <w:end w:w="120" w:type="dxa"/>
+            </w:tcMar>
+          </w:tcPr>
+          <w:p>
+            <w:r>
+              <w:rPr>
+                <w:rFonts w:ascii="Calibri" w:hAnsi="Calibri" w:eastAsia="Microsoft YaHei"/>
+                <w:sz w:val="18"/>
+              </w:rPr>
+              <w:t>IoT平台</w:t>
+            </w:r>
+          </w:p>
+        </w:tc>
+        <w:tc>
+          <w:tcPr>
+            <w:tcW w:type="dxa" w:w="3672"/>
+            <w:vAlign w:val="center"/>
+            <w:tcMar>
+              <w:top w:w="90" w:type="dxa"/>
+              <w:start w:w="120" w:type="dxa"/>
+              <w:bottom w:w="90" w:type="dxa"/>
+              <w:end w:w="120" w:type="dxa"/>
+            </w:tcMar>
+          </w:tcPr>
+          <w:p>
+            <w:r>
+              <w:rPr>
+                <w:rFonts w:ascii="Calibri" w:hAnsi="Calibri" w:eastAsia="Microsoft YaHei"/>
+                <w:sz w:val="18"/>
+              </w:rPr>
+              <w:t>读取负荷、温度、压力、流量、电耗、蒸汽、罐区等实时/准实时数据。</w:t>
+            </w:r>
+          </w:p>
+        </w:tc>
+        <w:tc>
+          <w:tcPr>
+            <w:tcW w:type="dxa" w:w="1800"/>
+            <w:vAlign w:val="center"/>
+            <w:tcMar>
+              <w:top w:w="90" w:type="dxa"/>
+              <w:start w:w="120" w:type="dxa"/>
+              <w:bottom w:w="90" w:type="dxa"/>
+              <w:end w:w="120" w:type="dxa"/>
+            </w:tcMar>
+          </w:tcPr>
+          <w:p>
+            <w:r>
+              <w:rPr>
+                <w:rFonts w:ascii="Calibri" w:hAnsi="Calibri" w:eastAsia="Microsoft YaHei"/>
+                <w:sz w:val="18"/>
+              </w:rPr>
+              <w:t>作为AI调控师的只读事实源，不替代DCS控制。</w:t>
+            </w:r>
+          </w:p>
+        </w:tc>
+      </w:tr>
+      <w:tr>
+        <w:tc>
+          <w:tcPr>
+            <w:tcW w:type="dxa" w:w="1512"/>
+            <w:vAlign w:val="center"/>
+            <w:tcMar>
+              <w:top w:w="90" w:type="dxa"/>
+              <w:start w:w="120" w:type="dxa"/>
+              <w:bottom w:w="90" w:type="dxa"/>
+              <w:end w:w="120" w:type="dxa"/>
+            </w:tcMar>
+          </w:tcPr>
+          <w:p>
+            <w:r>
+              <w:rPr>
+                <w:rFonts w:ascii="Calibri" w:hAnsi="Calibri" w:eastAsia="Microsoft YaHei"/>
+                <w:sz w:val="18"/>
+              </w:rPr>
+              <w:t>生产控制层</w:t>
+            </w:r>
+          </w:p>
+        </w:tc>
+        <w:tc>
+          <w:tcPr>
+            <w:tcW w:type="dxa" w:w="2232"/>
+            <w:vAlign w:val="center"/>
+            <w:tcMar>
+              <w:top w:w="90" w:type="dxa"/>
+              <w:start w:w="120" w:type="dxa"/>
+              <w:bottom w:w="90" w:type="dxa"/>
+              <w:end w:w="120" w:type="dxa"/>
+            </w:tcMar>
+          </w:tcPr>
+          <w:p>
+            <w:r>
+              <w:rPr>
+                <w:rFonts w:ascii="Calibri" w:hAnsi="Calibri" w:eastAsia="Microsoft YaHei"/>
+                <w:sz w:val="18"/>
+              </w:rPr>
+              <w:t>合成氨DCS</w:t>
+            </w:r>
+          </w:p>
+        </w:tc>
+        <w:tc>
+          <w:tcPr>
+            <w:tcW w:type="dxa" w:w="3672"/>
+            <w:vAlign w:val="center"/>
+            <w:tcMar>
+              <w:top w:w="90" w:type="dxa"/>
+              <w:start w:w="120" w:type="dxa"/>
+              <w:bottom w:w="90" w:type="dxa"/>
+              <w:end w:w="120" w:type="dxa"/>
+            </w:tcMar>
+          </w:tcPr>
+          <w:p>
+            <w:r>
+              <w:rPr>
+                <w:rFonts w:ascii="Calibri" w:hAnsi="Calibri" w:eastAsia="Microsoft YaHei"/>
+                <w:sz w:val="18"/>
+              </w:rPr>
+              <w:t>完成合成氨主装置的局部回路控制、顺控、报警和联锁保护。</w:t>
+            </w:r>
+          </w:p>
+        </w:tc>
+        <w:tc>
+          <w:tcPr>
+            <w:tcW w:type="dxa" w:w="1800"/>
+            <w:vAlign w:val="center"/>
+            <w:tcMar>
+              <w:top w:w="90" w:type="dxa"/>
+              <w:start w:w="120" w:type="dxa"/>
+              <w:bottom w:w="90" w:type="dxa"/>
+              <w:end w:w="120" w:type="dxa"/>
+            </w:tcMar>
+          </w:tcPr>
+          <w:p>
+            <w:r>
+              <w:rPr>
+                <w:rFonts w:ascii="Calibri" w:hAnsi="Calibri" w:eastAsia="Microsoft YaHei"/>
+                <w:sz w:val="18"/>
+              </w:rPr>
+              <w:t>AI只读DCS historian摘要，不直接写控制参数。</w:t>
+            </w:r>
+          </w:p>
+        </w:tc>
+      </w:tr>
+      <w:tr>
+        <w:tc>
+          <w:tcPr>
+            <w:tcW w:type="dxa" w:w="1512"/>
+            <w:vAlign w:val="center"/>
+            <w:tcMar>
+              <w:top w:w="90" w:type="dxa"/>
+              <w:start w:w="120" w:type="dxa"/>
+              <w:bottom w:w="90" w:type="dxa"/>
+              <w:end w:w="120" w:type="dxa"/>
+            </w:tcMar>
+          </w:tcPr>
+          <w:p>
+            <w:r>
+              <w:rPr>
+                <w:rFonts w:ascii="Calibri" w:hAnsi="Calibri" w:eastAsia="Microsoft YaHei"/>
+                <w:sz w:val="18"/>
+              </w:rPr>
+              <w:t>热电与公辅控制层</w:t>
+            </w:r>
+          </w:p>
+        </w:tc>
+        <w:tc>
+          <w:tcPr>
+            <w:tcW w:type="dxa" w:w="2232"/>
+            <w:vAlign w:val="center"/>
+            <w:tcMar>
+              <w:top w:w="90" w:type="dxa"/>
+              <w:start w:w="120" w:type="dxa"/>
+              <w:bottom w:w="90" w:type="dxa"/>
+              <w:end w:w="120" w:type="dxa"/>
+            </w:tcMar>
+          </w:tcPr>
+          <w:p>
+            <w:r>
+              <w:rPr>
+                <w:rFonts w:ascii="Calibri" w:hAnsi="Calibri" w:eastAsia="Microsoft YaHei"/>
+                <w:sz w:val="18"/>
+              </w:rPr>
+              <w:t>和利时DCS与热电APC</w:t>
+            </w:r>
+          </w:p>
+        </w:tc>
+        <w:tc>
+          <w:tcPr>
+            <w:tcW w:type="dxa" w:w="3672"/>
+            <w:vAlign w:val="center"/>
+            <w:tcMar>
+              <w:top w:w="90" w:type="dxa"/>
+              <w:start w:w="120" w:type="dxa"/>
+              <w:bottom w:w="90" w:type="dxa"/>
+              <w:end w:w="120" w:type="dxa"/>
+            </w:tcMar>
+          </w:tcPr>
+          <w:p>
+            <w:r>
+              <w:rPr>
+                <w:rFonts w:ascii="Calibri" w:hAnsi="Calibri" w:eastAsia="Microsoft YaHei"/>
+                <w:sz w:val="18"/>
+              </w:rPr>
+              <w:t>提供蒸汽、电力、公辅负荷、管网约束和热电优化结果。</w:t>
+            </w:r>
+          </w:p>
+        </w:tc>
+        <w:tc>
+          <w:tcPr>
+            <w:tcW w:type="dxa" w:w="1800"/>
+            <w:vAlign w:val="center"/>
+            <w:tcMar>
+              <w:top w:w="90" w:type="dxa"/>
+              <w:start w:w="120" w:type="dxa"/>
+              <w:bottom w:w="90" w:type="dxa"/>
+              <w:end w:w="120" w:type="dxa"/>
+            </w:tcMar>
+          </w:tcPr>
+          <w:p>
+            <w:r>
+              <w:rPr>
+                <w:rFonts w:ascii="Calibri" w:hAnsi="Calibri" w:eastAsia="Microsoft YaHei"/>
+                <w:sz w:val="18"/>
+              </w:rPr>
+              <w:t>读取热电APC约束余量和能耗窗口，生成跨装置调度建议。</w:t>
+            </w:r>
+          </w:p>
+        </w:tc>
+      </w:tr>
+      <w:tr>
+        <w:tc>
+          <w:tcPr>
+            <w:tcW w:type="dxa" w:w="1512"/>
+            <w:vAlign w:val="center"/>
+            <w:tcMar>
+              <w:top w:w="90" w:type="dxa"/>
+              <w:start w:w="120" w:type="dxa"/>
+              <w:bottom w:w="90" w:type="dxa"/>
+              <w:end w:w="120" w:type="dxa"/>
+            </w:tcMar>
+          </w:tcPr>
+          <w:p>
+            <w:r>
+              <w:rPr>
+                <w:rFonts w:ascii="Calibri" w:hAnsi="Calibri" w:eastAsia="Microsoft YaHei"/>
+                <w:sz w:val="18"/>
+              </w:rPr>
+              <w:t>机组与压机层</w:t>
+            </w:r>
+          </w:p>
+        </w:tc>
+        <w:tc>
+          <w:tcPr>
+            <w:tcW w:type="dxa" w:w="2232"/>
+            <w:vAlign w:val="center"/>
+            <w:tcMar>
+              <w:top w:w="90" w:type="dxa"/>
+              <w:start w:w="120" w:type="dxa"/>
+              <w:bottom w:w="90" w:type="dxa"/>
+              <w:end w:w="120" w:type="dxa"/>
+            </w:tcMar>
+          </w:tcPr>
+          <w:p>
+            <w:r>
+              <w:rPr>
+                <w:rFonts w:ascii="Calibri" w:hAnsi="Calibri" w:eastAsia="Microsoft YaHei"/>
+                <w:sz w:val="18"/>
+              </w:rPr>
+              <w:t>SMC压机软件、康迪森机组数据</w:t>
+            </w:r>
+          </w:p>
+        </w:tc>
+        <w:tc>
+          <w:tcPr>
+            <w:tcW w:type="dxa" w:w="3672"/>
+            <w:vAlign w:val="center"/>
+            <w:tcMar>
+              <w:top w:w="90" w:type="dxa"/>
+              <w:start w:w="120" w:type="dxa"/>
+              <w:bottom w:w="90" w:type="dxa"/>
+              <w:end w:w="120" w:type="dxa"/>
+            </w:tcMar>
+          </w:tcPr>
+          <w:p>
+            <w:r>
+              <w:rPr>
+                <w:rFonts w:ascii="Calibri" w:hAnsi="Calibri" w:eastAsia="Microsoft YaHei"/>
+                <w:sz w:val="18"/>
+              </w:rPr>
+              <w:t>提供离心压缩机、气轮机驱动系统、关键机组健康和弱信号趋势。</w:t>
+            </w:r>
+          </w:p>
+        </w:tc>
+        <w:tc>
+          <w:tcPr>
+            <w:tcW w:type="dxa" w:w="1800"/>
+            <w:vAlign w:val="center"/>
+            <w:tcMar>
+              <w:top w:w="90" w:type="dxa"/>
+              <w:start w:w="120" w:type="dxa"/>
+              <w:bottom w:w="90" w:type="dxa"/>
+              <w:end w:w="120" w:type="dxa"/>
+            </w:tcMar>
+          </w:tcPr>
+          <w:p>
+            <w:r>
+              <w:rPr>
+                <w:rFonts w:ascii="Calibri" w:hAnsi="Calibri" w:eastAsia="Microsoft YaHei"/>
+                <w:sz w:val="18"/>
+              </w:rPr>
+              <w:t>用于设备护机、弱信号预警和特殊停机取舍，不直接触发开停车。</w:t>
+            </w:r>
+          </w:p>
+        </w:tc>
+      </w:tr>
+    </w:tbl>
+    <w:p>
+      <w:pPr>
+        <w:pStyle w:val="ListBullet"/>
+      </w:pPr>
+      <w:r>
+        <w:rPr>
+          <w:rFonts w:ascii="Calibri" w:hAnsi="Calibri" w:eastAsia="Microsoft YaHei"/>
+        </w:rPr>
+        <w:t>MES与合成氨调控平台：导师口述合成氨调控平台为“海尔豪斯”，具体厂商名称待企业确认。</w:t>
+      </w:r>
+    </w:p>
+    <w:p>
+      <w:pPr>
+        <w:pStyle w:val="ListBullet"/>
+      </w:pPr>
+      <w:r>
+        <w:rPr>
+          <w:rFonts w:ascii="Calibri" w:hAnsi="Calibri" w:eastAsia="Microsoft YaHei"/>
+        </w:rPr>
+        <w:t>IoT平台：采集合成氨DCS底层数据，形成可供上层系统读取的过程数据底座。</w:t>
+      </w:r>
+    </w:p>
+    <w:p>
+      <w:pPr>
+        <w:pStyle w:val="ListBullet"/>
+      </w:pPr>
+      <w:r>
+        <w:rPr>
+          <w:rFonts w:ascii="Calibri" w:hAnsi="Calibri" w:eastAsia="Microsoft YaHei"/>
+        </w:rPr>
+        <w:t>合成氨DCS：导师口述为中控体系，具体名称待企业确认。</w:t>
+      </w:r>
+    </w:p>
+    <w:p>
+      <w:pPr>
+        <w:pStyle w:val="ListBullet"/>
+      </w:pPr>
+      <w:r>
+        <w:rPr>
+          <w:rFonts w:ascii="Calibri" w:hAnsi="Calibri" w:eastAsia="Microsoft YaHei"/>
+        </w:rPr>
+        <w:t>和利时DCS与热电APC：热电侧采用和利时DCS，并已有APC先进控制用于热电管网优化。</w:t>
+      </w:r>
+    </w:p>
+    <w:p>
+      <w:pPr>
+        <w:pStyle w:val="ListBullet"/>
+      </w:pPr>
+      <w:r>
+        <w:rPr>
+          <w:rFonts w:ascii="Calibri" w:hAnsi="Calibri" w:eastAsia="Microsoft YaHei"/>
+        </w:rPr>
+        <w:t>SMC压机软件、康迪森机组数据：导师口述机组数据已接入和利时平台，具体点位清单待企业确认。</w:t>
+      </w:r>
+    </w:p>
+    <w:p>
+      <w:pPr>
+        <w:pStyle w:val="Heading1"/>
+      </w:pPr>
+      <w:r>
+        <w:t>4. 飞书功能模块在方案中的位置</w:t>
       </w:r>
     </w:p>
     <w:p>
@@ -1010,7 +1612,7 @@
         <w:pStyle w:val="Heading1"/>
       </w:pPr>
       <w:r>
-        <w:t>4. 与APC/RTO体系的接口关系</w:t>
+        <w:t>5. 与APC/RTO体系的接口关系</w:t>
       </w:r>
     </w:p>
     <w:p>
@@ -1062,7 +1664,7 @@
         <w:pStyle w:val="Heading1"/>
       </w:pPr>
       <w:r>
-        <w:t>5. 典型场景</w:t>
+        <w:t>6. 典型场景</w:t>
       </w:r>
     </w:p>
     <w:tbl>
@@ -1515,7 +2117,7 @@
         <w:pStyle w:val="Heading1"/>
       </w:pPr>
       <w:r>
-        <w:t>6. 跨装置联动的调度优先级</w:t>
+        <w:t>7. 跨装置联动的调度优先级</w:t>
       </w:r>
     </w:p>
     <w:p>
@@ -1890,7 +2492,7 @@
         <w:pStyle w:val="Heading1"/>
       </w:pPr>
       <w:r>
-        <w:t>7. 30/60/90天落地路径</w:t>
+        <w:t>8. 30/60/90天落地路径</w:t>
       </w:r>
     </w:p>
     <w:tbl>
@@ -2257,7 +2859,7 @@
         <w:pStyle w:val="Heading1"/>
       </w:pPr>
       <w:r>
-        <w:t>8. 验收与停用条件</w:t>
+        <w:t>9. 验收与停用条件</w:t>
       </w:r>
     </w:p>
     <w:p>

--- a/提交材料/02_整体解决方案书.docx
+++ b/提交材料/02_整体解决方案书.docx
@@ -1634,7 +1634,7 @@
         <w:rPr>
           <w:rFonts w:ascii="Calibri" w:hAnsi="Calibri" w:eastAsia="Microsoft YaHei"/>
         </w:rPr>
-        <w:t>RTO侧：平台把天然气/煤气化、蒸汽、电力、液氨库存占用、订单延期和外售机会成本转化为经济目标，供实时优化或离线回放使用。</w:t>
+        <w:t>RTO侧：平台把天然气/煤气化、蒸汽、电力、液氨库存占用、订单延期、外售机会成本、边际贡献和固定成本吸收转化为经济目标，供实时优化或离线回放使用。</w:t>
       </w:r>
     </w:p>
     <w:p>
@@ -2117,7 +2117,492 @@
         <w:pStyle w:val="Heading1"/>
       </w:pPr>
       <w:r>
-        <w:t>7. 跨装置联动的调度优先级</w:t>
+        <w:t>7. 产供销经济取舍口径</w:t>
+      </w:r>
+    </w:p>
+    <w:p>
+      <w:r>
+        <w:rPr>
+          <w:rFonts w:ascii="Calibri" w:hAnsi="Calibri" w:eastAsia="Microsoft YaHei"/>
+        </w:rPr>
+        <w:t>产供销调度不能简单按“售价高于完全成本才生产”判断。化工连续装置存在折旧、人工、公辅和装置重启等固定或半固定成本，某个下游产品即使短期售价低于完全成本，只要能覆盖变动成本、贡献一部分固定成本、维持流程连续或保障战略订单，也可能仍然值得开；反之，若边际贡献为负且占用稀缺液氨、能源或关键设备能力，则应考虑降负荷或停产。</w:t>
+      </w:r>
+    </w:p>
+    <w:tbl>
+      <w:tblPr>
+        <w:tblStyle w:val="TableGrid"/>
+        <w:tblW w:type="auto" w:w="0"/>
+        <w:jc w:val="center"/>
+        <w:tblLayout w:type="fixed"/>
+        <w:tblLook w:firstColumn="1" w:firstRow="1" w:lastColumn="0" w:lastRow="0" w:noHBand="0" w:noVBand="1" w:val="04A0"/>
+      </w:tblPr>
+      <w:tblGrid>
+        <w:gridCol w:w="3255"/>
+        <w:gridCol w:w="3255"/>
+        <w:gridCol w:w="3255"/>
+      </w:tblGrid>
+      <w:tr>
+        <w:tc>
+          <w:tcPr>
+            <w:tcW w:type="dxa" w:w="1512"/>
+            <w:shd w:fill="EAF2F8"/>
+            <w:tcMar>
+              <w:top w:w="90" w:type="dxa"/>
+              <w:start w:w="120" w:type="dxa"/>
+              <w:bottom w:w="90" w:type="dxa"/>
+              <w:end w:w="120" w:type="dxa"/>
+            </w:tcMar>
+          </w:tcPr>
+          <w:p>
+            <w:r>
+              <w:rPr>
+                <w:rFonts w:ascii="Calibri" w:hAnsi="Calibri" w:eastAsia="Microsoft YaHei"/>
+                <w:b/>
+              </w:rPr>
+              <w:t>测算项</w:t>
+            </w:r>
+          </w:p>
+        </w:tc>
+        <w:tc>
+          <w:tcPr>
+            <w:tcW w:type="dxa" w:w="2808"/>
+            <w:shd w:fill="EAF2F8"/>
+            <w:tcMar>
+              <w:top w:w="90" w:type="dxa"/>
+              <w:start w:w="120" w:type="dxa"/>
+              <w:bottom w:w="90" w:type="dxa"/>
+              <w:end w:w="120" w:type="dxa"/>
+            </w:tcMar>
+          </w:tcPr>
+          <w:p>
+            <w:r>
+              <w:rPr>
+                <w:rFonts w:ascii="Calibri" w:hAnsi="Calibri" w:eastAsia="Microsoft YaHei"/>
+                <w:b/>
+              </w:rPr>
+              <w:t>现场含义</w:t>
+            </w:r>
+          </w:p>
+        </w:tc>
+        <w:tc>
+          <w:tcPr>
+            <w:tcW w:type="dxa" w:w="4896"/>
+            <w:shd w:fill="EAF2F8"/>
+            <w:tcMar>
+              <w:top w:w="90" w:type="dxa"/>
+              <w:start w:w="120" w:type="dxa"/>
+              <w:bottom w:w="90" w:type="dxa"/>
+              <w:end w:w="120" w:type="dxa"/>
+            </w:tcMar>
+          </w:tcPr>
+          <w:p>
+            <w:r>
+              <w:rPr>
+                <w:rFonts w:ascii="Calibri" w:hAnsi="Calibri" w:eastAsia="Microsoft YaHei"/>
+                <w:b/>
+              </w:rPr>
+              <w:t>调控师使用方式</w:t>
+            </w:r>
+          </w:p>
+        </w:tc>
+      </w:tr>
+      <w:tr>
+        <w:tc>
+          <w:tcPr>
+            <w:tcW w:type="dxa" w:w="1512"/>
+            <w:vAlign w:val="center"/>
+            <w:tcMar>
+              <w:top w:w="90" w:type="dxa"/>
+              <w:start w:w="120" w:type="dxa"/>
+              <w:bottom w:w="90" w:type="dxa"/>
+              <w:end w:w="120" w:type="dxa"/>
+            </w:tcMar>
+          </w:tcPr>
+          <w:p>
+            <w:r>
+              <w:rPr>
+                <w:rFonts w:ascii="Calibri" w:hAnsi="Calibri" w:eastAsia="Microsoft YaHei"/>
+                <w:sz w:val="18"/>
+              </w:rPr>
+              <w:t>销售价</w:t>
+            </w:r>
+          </w:p>
+        </w:tc>
+        <w:tc>
+          <w:tcPr>
+            <w:tcW w:type="dxa" w:w="2808"/>
+            <w:vAlign w:val="center"/>
+            <w:tcMar>
+              <w:top w:w="90" w:type="dxa"/>
+              <w:start w:w="120" w:type="dxa"/>
+              <w:bottom w:w="90" w:type="dxa"/>
+              <w:end w:w="120" w:type="dxa"/>
+            </w:tcMar>
+          </w:tcPr>
+          <w:p>
+            <w:r>
+              <w:rPr>
+                <w:rFonts w:ascii="Calibri" w:hAnsi="Calibri" w:eastAsia="Microsoft YaHei"/>
+                <w:sz w:val="18"/>
+              </w:rPr>
+              <w:t>尿素、纯碱、硝酸、复合肥、液氨外售等实时或预测行情。</w:t>
+            </w:r>
+          </w:p>
+        </w:tc>
+        <w:tc>
+          <w:tcPr>
+            <w:tcW w:type="dxa" w:w="4896"/>
+            <w:vAlign w:val="center"/>
+            <w:tcMar>
+              <w:top w:w="90" w:type="dxa"/>
+              <w:start w:w="120" w:type="dxa"/>
+              <w:bottom w:w="90" w:type="dxa"/>
+              <w:end w:w="120" w:type="dxa"/>
+            </w:tcMar>
+          </w:tcPr>
+          <w:p>
+            <w:r>
+              <w:rPr>
+                <w:rFonts w:ascii="Calibri" w:hAnsi="Calibri" w:eastAsia="Microsoft YaHei"/>
+                <w:sz w:val="18"/>
+              </w:rPr>
+              <w:t>识别价格趋势，但不单独作为开停依据。</w:t>
+            </w:r>
+          </w:p>
+        </w:tc>
+      </w:tr>
+      <w:tr>
+        <w:tc>
+          <w:tcPr>
+            <w:tcW w:type="dxa" w:w="1512"/>
+            <w:vAlign w:val="center"/>
+            <w:tcMar>
+              <w:top w:w="90" w:type="dxa"/>
+              <w:start w:w="120" w:type="dxa"/>
+              <w:bottom w:w="90" w:type="dxa"/>
+              <w:end w:w="120" w:type="dxa"/>
+            </w:tcMar>
+          </w:tcPr>
+          <w:p>
+            <w:r>
+              <w:rPr>
+                <w:rFonts w:ascii="Calibri" w:hAnsi="Calibri" w:eastAsia="Microsoft YaHei"/>
+                <w:sz w:val="18"/>
+              </w:rPr>
+              <w:t>变动成本</w:t>
+            </w:r>
+          </w:p>
+        </w:tc>
+        <w:tc>
+          <w:tcPr>
+            <w:tcW w:type="dxa" w:w="2808"/>
+            <w:vAlign w:val="center"/>
+            <w:tcMar>
+              <w:top w:w="90" w:type="dxa"/>
+              <w:start w:w="120" w:type="dxa"/>
+              <w:bottom w:w="90" w:type="dxa"/>
+              <w:end w:w="120" w:type="dxa"/>
+            </w:tcMar>
+          </w:tcPr>
+          <w:p>
+            <w:r>
+              <w:rPr>
+                <w:rFonts w:ascii="Calibri" w:hAnsi="Calibri" w:eastAsia="Microsoft YaHei"/>
+                <w:sz w:val="18"/>
+              </w:rPr>
+              <w:t>原料、蒸汽、电力、包装、物流等随产量变化的成本。</w:t>
+            </w:r>
+          </w:p>
+        </w:tc>
+        <w:tc>
+          <w:tcPr>
+            <w:tcW w:type="dxa" w:w="4896"/>
+            <w:vAlign w:val="center"/>
+            <w:tcMar>
+              <w:top w:w="90" w:type="dxa"/>
+              <w:start w:w="120" w:type="dxa"/>
+              <w:bottom w:w="90" w:type="dxa"/>
+              <w:end w:w="120" w:type="dxa"/>
+            </w:tcMar>
+          </w:tcPr>
+          <w:p>
+            <w:r>
+              <w:rPr>
+                <w:rFonts w:ascii="Calibri" w:hAnsi="Calibri" w:eastAsia="Microsoft YaHei"/>
+                <w:sz w:val="18"/>
+              </w:rPr>
+              <w:t>判断产品是否至少覆盖直接增量成本。</w:t>
+            </w:r>
+          </w:p>
+        </w:tc>
+      </w:tr>
+      <w:tr>
+        <w:tc>
+          <w:tcPr>
+            <w:tcW w:type="dxa" w:w="1512"/>
+            <w:vAlign w:val="center"/>
+            <w:tcMar>
+              <w:top w:w="90" w:type="dxa"/>
+              <w:start w:w="120" w:type="dxa"/>
+              <w:bottom w:w="90" w:type="dxa"/>
+              <w:end w:w="120" w:type="dxa"/>
+            </w:tcMar>
+          </w:tcPr>
+          <w:p>
+            <w:r>
+              <w:rPr>
+                <w:rFonts w:ascii="Calibri" w:hAnsi="Calibri" w:eastAsia="Microsoft YaHei"/>
+                <w:sz w:val="18"/>
+              </w:rPr>
+              <w:t>边际贡献</w:t>
+            </w:r>
+          </w:p>
+        </w:tc>
+        <w:tc>
+          <w:tcPr>
+            <w:tcW w:type="dxa" w:w="2808"/>
+            <w:vAlign w:val="center"/>
+            <w:tcMar>
+              <w:top w:w="90" w:type="dxa"/>
+              <w:start w:w="120" w:type="dxa"/>
+              <w:bottom w:w="90" w:type="dxa"/>
+              <w:end w:w="120" w:type="dxa"/>
+            </w:tcMar>
+          </w:tcPr>
+          <w:p>
+            <w:r>
+              <w:rPr>
+                <w:rFonts w:ascii="Calibri" w:hAnsi="Calibri" w:eastAsia="Microsoft YaHei"/>
+                <w:sz w:val="18"/>
+              </w:rPr>
+              <w:t>销售收入扣除变动成本后对折旧、人工、公辅和固定费用的贡献。</w:t>
+            </w:r>
+          </w:p>
+        </w:tc>
+        <w:tc>
+          <w:tcPr>
+            <w:tcW w:type="dxa" w:w="4896"/>
+            <w:vAlign w:val="center"/>
+            <w:tcMar>
+              <w:top w:w="90" w:type="dxa"/>
+              <w:start w:w="120" w:type="dxa"/>
+              <w:bottom w:w="90" w:type="dxa"/>
+              <w:end w:w="120" w:type="dxa"/>
+            </w:tcMar>
+          </w:tcPr>
+          <w:p>
+            <w:r>
+              <w:rPr>
+                <w:rFonts w:ascii="Calibri" w:hAnsi="Calibri" w:eastAsia="Microsoft YaHei"/>
+                <w:sz w:val="18"/>
+              </w:rPr>
+              <w:t>售价低于完全成本但边际贡献为正时，可作为“继续开”的理由之一。</w:t>
+            </w:r>
+          </w:p>
+        </w:tc>
+      </w:tr>
+      <w:tr>
+        <w:tc>
+          <w:tcPr>
+            <w:tcW w:type="dxa" w:w="1512"/>
+            <w:vAlign w:val="center"/>
+            <w:tcMar>
+              <w:top w:w="90" w:type="dxa"/>
+              <w:start w:w="120" w:type="dxa"/>
+              <w:bottom w:w="90" w:type="dxa"/>
+              <w:end w:w="120" w:type="dxa"/>
+            </w:tcMar>
+          </w:tcPr>
+          <w:p>
+            <w:r>
+              <w:rPr>
+                <w:rFonts w:ascii="Calibri" w:hAnsi="Calibri" w:eastAsia="Microsoft YaHei"/>
+                <w:sz w:val="18"/>
+              </w:rPr>
+              <w:t>固定成本吸收</w:t>
+            </w:r>
+          </w:p>
+        </w:tc>
+        <w:tc>
+          <w:tcPr>
+            <w:tcW w:type="dxa" w:w="2808"/>
+            <w:vAlign w:val="center"/>
+            <w:tcMar>
+              <w:top w:w="90" w:type="dxa"/>
+              <w:start w:w="120" w:type="dxa"/>
+              <w:bottom w:w="90" w:type="dxa"/>
+              <w:end w:w="120" w:type="dxa"/>
+            </w:tcMar>
+          </w:tcPr>
+          <w:p>
+            <w:r>
+              <w:rPr>
+                <w:rFonts w:ascii="Calibri" w:hAnsi="Calibri" w:eastAsia="Microsoft YaHei"/>
+                <w:sz w:val="18"/>
+              </w:rPr>
+              <w:t>连续开车带走折旧、固定人工、装置维持费用和部分公辅摊销。</w:t>
+            </w:r>
+          </w:p>
+        </w:tc>
+        <w:tc>
+          <w:tcPr>
+            <w:tcW w:type="dxa" w:w="4896"/>
+            <w:vAlign w:val="center"/>
+            <w:tcMar>
+              <w:top w:w="90" w:type="dxa"/>
+              <w:start w:w="120" w:type="dxa"/>
+              <w:bottom w:w="90" w:type="dxa"/>
+              <w:end w:w="120" w:type="dxa"/>
+            </w:tcMar>
+          </w:tcPr>
+          <w:p>
+            <w:r>
+              <w:rPr>
+                <w:rFonts w:ascii="Calibri" w:hAnsi="Calibri" w:eastAsia="Microsoft YaHei"/>
+                <w:sz w:val="18"/>
+              </w:rPr>
+              <w:t>避免把短期账面亏损误判为必须停产。</w:t>
+            </w:r>
+          </w:p>
+        </w:tc>
+      </w:tr>
+      <w:tr>
+        <w:tc>
+          <w:tcPr>
+            <w:tcW w:type="dxa" w:w="1512"/>
+            <w:vAlign w:val="center"/>
+            <w:tcMar>
+              <w:top w:w="90" w:type="dxa"/>
+              <w:start w:w="120" w:type="dxa"/>
+              <w:bottom w:w="90" w:type="dxa"/>
+              <w:end w:w="120" w:type="dxa"/>
+            </w:tcMar>
+          </w:tcPr>
+          <w:p>
+            <w:r>
+              <w:rPr>
+                <w:rFonts w:ascii="Calibri" w:hAnsi="Calibri" w:eastAsia="Microsoft YaHei"/>
+                <w:sz w:val="18"/>
+              </w:rPr>
+              <w:t>机会成本</w:t>
+            </w:r>
+          </w:p>
+        </w:tc>
+        <w:tc>
+          <w:tcPr>
+            <w:tcW w:type="dxa" w:w="2808"/>
+            <w:vAlign w:val="center"/>
+            <w:tcMar>
+              <w:top w:w="90" w:type="dxa"/>
+              <w:start w:w="120" w:type="dxa"/>
+              <w:bottom w:w="90" w:type="dxa"/>
+              <w:end w:w="120" w:type="dxa"/>
+            </w:tcMar>
+          </w:tcPr>
+          <w:p>
+            <w:r>
+              <w:rPr>
+                <w:rFonts w:ascii="Calibri" w:hAnsi="Calibri" w:eastAsia="Microsoft YaHei"/>
+                <w:sz w:val="18"/>
+              </w:rPr>
+              <w:t>液氨有限时，供硝酸、尿素、纯碱、复合肥或外售之间的替代收益。</w:t>
+            </w:r>
+          </w:p>
+        </w:tc>
+        <w:tc>
+          <w:tcPr>
+            <w:tcW w:type="dxa" w:w="4896"/>
+            <w:vAlign w:val="center"/>
+            <w:tcMar>
+              <w:top w:w="90" w:type="dxa"/>
+              <w:start w:w="120" w:type="dxa"/>
+              <w:bottom w:w="90" w:type="dxa"/>
+              <w:end w:w="120" w:type="dxa"/>
+            </w:tcMar>
+          </w:tcPr>
+          <w:p>
+            <w:r>
+              <w:rPr>
+                <w:rFonts w:ascii="Calibri" w:hAnsi="Calibri" w:eastAsia="Microsoft YaHei"/>
+                <w:sz w:val="18"/>
+              </w:rPr>
+              <w:t>选择单位液氨综合贡献更高且不破坏安全连续性的去向。</w:t>
+            </w:r>
+          </w:p>
+        </w:tc>
+      </w:tr>
+      <w:tr>
+        <w:tc>
+          <w:tcPr>
+            <w:tcW w:type="dxa" w:w="1512"/>
+            <w:vAlign w:val="center"/>
+            <w:tcMar>
+              <w:top w:w="90" w:type="dxa"/>
+              <w:start w:w="120" w:type="dxa"/>
+              <w:bottom w:w="90" w:type="dxa"/>
+              <w:end w:w="120" w:type="dxa"/>
+            </w:tcMar>
+          </w:tcPr>
+          <w:p>
+            <w:r>
+              <w:rPr>
+                <w:rFonts w:ascii="Calibri" w:hAnsi="Calibri" w:eastAsia="Microsoft YaHei"/>
+                <w:sz w:val="18"/>
+              </w:rPr>
+              <w:t>停开成本</w:t>
+            </w:r>
+          </w:p>
+        </w:tc>
+        <w:tc>
+          <w:tcPr>
+            <w:tcW w:type="dxa" w:w="2808"/>
+            <w:vAlign w:val="center"/>
+            <w:tcMar>
+              <w:top w:w="90" w:type="dxa"/>
+              <w:start w:w="120" w:type="dxa"/>
+              <w:bottom w:w="90" w:type="dxa"/>
+              <w:end w:w="120" w:type="dxa"/>
+            </w:tcMar>
+          </w:tcPr>
+          <w:p>
+            <w:r>
+              <w:rPr>
+                <w:rFonts w:ascii="Calibri" w:hAnsi="Calibri" w:eastAsia="Microsoft YaHei"/>
+                <w:sz w:val="18"/>
+              </w:rPr>
+              <w:t>停车、重启、废料、人员和物料损失。</w:t>
+            </w:r>
+          </w:p>
+        </w:tc>
+        <w:tc>
+          <w:tcPr>
+            <w:tcW w:type="dxa" w:w="4896"/>
+            <w:vAlign w:val="center"/>
+            <w:tcMar>
+              <w:top w:w="90" w:type="dxa"/>
+              <w:start w:w="120" w:type="dxa"/>
+              <w:bottom w:w="90" w:type="dxa"/>
+              <w:end w:w="120" w:type="dxa"/>
+            </w:tcMar>
+          </w:tcPr>
+          <w:p>
+            <w:r>
+              <w:rPr>
+                <w:rFonts w:ascii="Calibri" w:hAnsi="Calibri" w:eastAsia="Microsoft YaHei"/>
+                <w:sz w:val="18"/>
+              </w:rPr>
+              <w:t>当边际贡献接近零时，停开成本可能决定是否继续运行。</w:t>
+            </w:r>
+          </w:p>
+        </w:tc>
+      </w:tr>
+    </w:tbl>
+    <w:p>
+      <w:pPr>
+        <w:pStyle w:val="Heading1"/>
+      </w:pPr>
+      <w:r>
+        <w:t>8. 跨装置联动的调度优先级</w:t>
       </w:r>
     </w:p>
     <w:p>
@@ -2492,7 +2977,7 @@
         <w:pStyle w:val="Heading1"/>
       </w:pPr>
       <w:r>
-        <w:t>8. 30/60/90天落地路径</w:t>
+        <w:t>9. 30/60/90天落地路径</w:t>
       </w:r>
     </w:p>
     <w:tbl>
@@ -2859,7 +3344,7 @@
         <w:pStyle w:val="Heading1"/>
       </w:pPr>
       <w:r>
-        <w:t>9. 验收与停用条件</w:t>
+        <w:t>10. 验收与停用条件</w:t>
       </w:r>
     </w:p>
     <w:p>

--- a/提交材料/02_整体解决方案书.docx
+++ b/提交材料/02_整体解决方案书.docx
@@ -2117,7 +2117,468 @@
         <w:pStyle w:val="Heading1"/>
       </w:pPr>
       <w:r>
-        <w:t>7. 产供销经济取舍口径</w:t>
+        <w:t>7. 全产业链系统孤岛贯通</w:t>
+      </w:r>
+    </w:p>
+    <w:p>
+      <w:r>
+        <w:rPr>
+          <w:rFonts w:ascii="Calibri" w:hAnsi="Calibri" w:eastAsia="Microsoft YaHei"/>
+        </w:rPr>
+        <w:t>企业导师进一步指出，当前MES、DCS、IoT、APC、压机软件、热电平台和经营数据更像多个孤岛。真正困难的不是某一个系统有没有数据，而是调度长需要靠经验从庞大的系统中逐条抽取信息，再把价格、库存、订单、装置负荷、设备状态和公辅约束汇总判断。培养一个成熟调度长往往需要五年甚至更久，这正是AI调控师最应补位的地方。</w:t>
+      </w:r>
+    </w:p>
+    <w:tbl>
+      <w:tblPr>
+        <w:tblStyle w:val="TableGrid"/>
+        <w:tblW w:type="auto" w:w="0"/>
+        <w:jc w:val="center"/>
+        <w:tblLayout w:type="fixed"/>
+        <w:tblLook w:firstColumn="1" w:firstRow="1" w:lastColumn="0" w:lastRow="0" w:noHBand="0" w:noVBand="1" w:val="04A0"/>
+      </w:tblPr>
+      <w:tblGrid>
+        <w:gridCol w:w="2441"/>
+        <w:gridCol w:w="2441"/>
+        <w:gridCol w:w="2441"/>
+        <w:gridCol w:w="2441"/>
+      </w:tblGrid>
+      <w:tr>
+        <w:tc>
+          <w:tcPr>
+            <w:tcW w:type="dxa" w:w="1656"/>
+            <w:shd w:fill="EAF2F8"/>
+            <w:tcMar>
+              <w:top w:w="90" w:type="dxa"/>
+              <w:start w:w="120" w:type="dxa"/>
+              <w:bottom w:w="90" w:type="dxa"/>
+              <w:end w:w="120" w:type="dxa"/>
+            </w:tcMar>
+          </w:tcPr>
+          <w:p>
+            <w:r>
+              <w:rPr>
+                <w:rFonts w:ascii="Calibri" w:hAnsi="Calibri" w:eastAsia="Microsoft YaHei"/>
+                <w:b/>
+              </w:rPr>
+              <w:t>孤岛问题</w:t>
+            </w:r>
+          </w:p>
+        </w:tc>
+        <w:tc>
+          <w:tcPr>
+            <w:tcW w:type="dxa" w:w="2592"/>
+            <w:shd w:fill="EAF2F8"/>
+            <w:tcMar>
+              <w:top w:w="90" w:type="dxa"/>
+              <w:start w:w="120" w:type="dxa"/>
+              <w:bottom w:w="90" w:type="dxa"/>
+              <w:end w:w="120" w:type="dxa"/>
+            </w:tcMar>
+          </w:tcPr>
+          <w:p>
+            <w:r>
+              <w:rPr>
+                <w:rFonts w:ascii="Calibri" w:hAnsi="Calibri" w:eastAsia="Microsoft YaHei"/>
+                <w:b/>
+              </w:rPr>
+              <w:t>人工调度长当前做法</w:t>
+            </w:r>
+          </w:p>
+        </w:tc>
+        <w:tc>
+          <w:tcPr>
+            <w:tcW w:type="dxa" w:w="3528"/>
+            <w:shd w:fill="EAF2F8"/>
+            <w:tcMar>
+              <w:top w:w="90" w:type="dxa"/>
+              <w:start w:w="120" w:type="dxa"/>
+              <w:bottom w:w="90" w:type="dxa"/>
+              <w:end w:w="120" w:type="dxa"/>
+            </w:tcMar>
+          </w:tcPr>
+          <w:p>
+            <w:r>
+              <w:rPr>
+                <w:rFonts w:ascii="Calibri" w:hAnsi="Calibri" w:eastAsia="Microsoft YaHei"/>
+                <w:b/>
+              </w:rPr>
+              <w:t>AI调控师补位方式</w:t>
+            </w:r>
+          </w:p>
+        </w:tc>
+        <w:tc>
+          <w:tcPr>
+            <w:tcW w:type="dxa" w:w="1440"/>
+            <w:shd w:fill="EAF2F8"/>
+            <w:tcMar>
+              <w:top w:w="90" w:type="dxa"/>
+              <w:start w:w="120" w:type="dxa"/>
+              <w:bottom w:w="90" w:type="dxa"/>
+              <w:end w:w="120" w:type="dxa"/>
+            </w:tcMar>
+          </w:tcPr>
+          <w:p>
+            <w:r>
+              <w:rPr>
+                <w:rFonts w:ascii="Calibri" w:hAnsi="Calibri" w:eastAsia="Microsoft YaHei"/>
+                <w:b/>
+              </w:rPr>
+              <w:t>企业价值</w:t>
+            </w:r>
+          </w:p>
+        </w:tc>
+      </w:tr>
+      <w:tr>
+        <w:tc>
+          <w:tcPr>
+            <w:tcW w:type="dxa" w:w="1656"/>
+            <w:vAlign w:val="center"/>
+            <w:tcMar>
+              <w:top w:w="90" w:type="dxa"/>
+              <w:start w:w="120" w:type="dxa"/>
+              <w:bottom w:w="90" w:type="dxa"/>
+              <w:end w:w="120" w:type="dxa"/>
+            </w:tcMar>
+          </w:tcPr>
+          <w:p>
+            <w:r>
+              <w:rPr>
+                <w:rFonts w:ascii="Calibri" w:hAnsi="Calibri" w:eastAsia="Microsoft YaHei"/>
+                <w:sz w:val="18"/>
+              </w:rPr>
+              <w:t>信息分散</w:t>
+            </w:r>
+          </w:p>
+        </w:tc>
+        <w:tc>
+          <w:tcPr>
+            <w:tcW w:type="dxa" w:w="2592"/>
+            <w:vAlign w:val="center"/>
+            <w:tcMar>
+              <w:top w:w="90" w:type="dxa"/>
+              <w:start w:w="120" w:type="dxa"/>
+              <w:bottom w:w="90" w:type="dxa"/>
+              <w:end w:w="120" w:type="dxa"/>
+            </w:tcMar>
+          </w:tcPr>
+          <w:p>
+            <w:r>
+              <w:rPr>
+                <w:rFonts w:ascii="Calibri" w:hAnsi="Calibri" w:eastAsia="Microsoft YaHei"/>
+                <w:sz w:val="18"/>
+              </w:rPr>
+              <w:t>从MES、DCS、IoT、压机、热电和经营系统逐项查看。</w:t>
+            </w:r>
+          </w:p>
+        </w:tc>
+        <w:tc>
+          <w:tcPr>
+            <w:tcW w:type="dxa" w:w="3528"/>
+            <w:vAlign w:val="center"/>
+            <w:tcMar>
+              <w:top w:w="90" w:type="dxa"/>
+              <w:start w:w="120" w:type="dxa"/>
+              <w:bottom w:w="90" w:type="dxa"/>
+              <w:end w:w="120" w:type="dxa"/>
+            </w:tcMar>
+          </w:tcPr>
+          <w:p>
+            <w:r>
+              <w:rPr>
+                <w:rFonts w:ascii="Calibri" w:hAnsi="Calibri" w:eastAsia="Microsoft YaHei"/>
+                <w:sz w:val="18"/>
+              </w:rPr>
+              <w:t>自动汇聚班次事实表，形成订单、液氨、下游、设备、公辅、行情同屏口径。</w:t>
+            </w:r>
+          </w:p>
+        </w:tc>
+        <w:tc>
+          <w:tcPr>
+            <w:tcW w:type="dxa" w:w="1440"/>
+            <w:vAlign w:val="center"/>
+            <w:tcMar>
+              <w:top w:w="90" w:type="dxa"/>
+              <w:start w:w="120" w:type="dxa"/>
+              <w:bottom w:w="90" w:type="dxa"/>
+              <w:end w:w="120" w:type="dxa"/>
+            </w:tcMar>
+          </w:tcPr>
+          <w:p>
+            <w:r>
+              <w:rPr>
+                <w:rFonts w:ascii="Calibri" w:hAnsi="Calibri" w:eastAsia="Microsoft YaHei"/>
+                <w:sz w:val="18"/>
+              </w:rPr>
+              <w:t>减少信息搜集时间。</w:t>
+            </w:r>
+          </w:p>
+        </w:tc>
+      </w:tr>
+      <w:tr>
+        <w:tc>
+          <w:tcPr>
+            <w:tcW w:type="dxa" w:w="1656"/>
+            <w:vAlign w:val="center"/>
+            <w:tcMar>
+              <w:top w:w="90" w:type="dxa"/>
+              <w:start w:w="120" w:type="dxa"/>
+              <w:bottom w:w="90" w:type="dxa"/>
+              <w:end w:w="120" w:type="dxa"/>
+            </w:tcMar>
+          </w:tcPr>
+          <w:p>
+            <w:r>
+              <w:rPr>
+                <w:rFonts w:ascii="Calibri" w:hAnsi="Calibri" w:eastAsia="Microsoft YaHei"/>
+                <w:sz w:val="18"/>
+              </w:rPr>
+              <w:t>判断依赖经验</w:t>
+            </w:r>
+          </w:p>
+        </w:tc>
+        <w:tc>
+          <w:tcPr>
+            <w:tcW w:type="dxa" w:w="2592"/>
+            <w:vAlign w:val="center"/>
+            <w:tcMar>
+              <w:top w:w="90" w:type="dxa"/>
+              <w:start w:w="120" w:type="dxa"/>
+              <w:bottom w:w="90" w:type="dxa"/>
+              <w:end w:w="120" w:type="dxa"/>
+            </w:tcMar>
+          </w:tcPr>
+          <w:p>
+            <w:r>
+              <w:rPr>
+                <w:rFonts w:ascii="Calibri" w:hAnsi="Calibri" w:eastAsia="Microsoft YaHei"/>
+                <w:sz w:val="18"/>
+              </w:rPr>
+              <w:t>依靠调度长多年经验判断哪些点位、库存、价格和订单真正重要。</w:t>
+            </w:r>
+          </w:p>
+        </w:tc>
+        <w:tc>
+          <w:tcPr>
+            <w:tcW w:type="dxa" w:w="3528"/>
+            <w:vAlign w:val="center"/>
+            <w:tcMar>
+              <w:top w:w="90" w:type="dxa"/>
+              <w:start w:w="120" w:type="dxa"/>
+              <w:bottom w:w="90" w:type="dxa"/>
+              <w:end w:w="120" w:type="dxa"/>
+            </w:tcMar>
+          </w:tcPr>
+          <w:p>
+            <w:r>
+              <w:rPr>
+                <w:rFonts w:ascii="Calibri" w:hAnsi="Calibri" w:eastAsia="Microsoft YaHei"/>
+                <w:sz w:val="18"/>
+              </w:rPr>
+              <w:t>把历史采纳、驳回、事故复盘和专家规则转成可检索的调度知识图谱。</w:t>
+            </w:r>
+          </w:p>
+        </w:tc>
+        <w:tc>
+          <w:tcPr>
+            <w:tcW w:type="dxa" w:w="1440"/>
+            <w:vAlign w:val="center"/>
+            <w:tcMar>
+              <w:top w:w="90" w:type="dxa"/>
+              <w:start w:w="120" w:type="dxa"/>
+              <w:bottom w:w="90" w:type="dxa"/>
+              <w:end w:w="120" w:type="dxa"/>
+            </w:tcMar>
+          </w:tcPr>
+          <w:p>
+            <w:r>
+              <w:rPr>
+                <w:rFonts w:ascii="Calibri" w:hAnsi="Calibri" w:eastAsia="Microsoft YaHei"/>
+                <w:sz w:val="18"/>
+              </w:rPr>
+              <w:t>缩短新人培养周期。</w:t>
+            </w:r>
+          </w:p>
+        </w:tc>
+      </w:tr>
+      <w:tr>
+        <w:tc>
+          <w:tcPr>
+            <w:tcW w:type="dxa" w:w="1656"/>
+            <w:vAlign w:val="center"/>
+            <w:tcMar>
+              <w:top w:w="90" w:type="dxa"/>
+              <w:start w:w="120" w:type="dxa"/>
+              <w:bottom w:w="90" w:type="dxa"/>
+              <w:end w:w="120" w:type="dxa"/>
+            </w:tcMar>
+          </w:tcPr>
+          <w:p>
+            <w:r>
+              <w:rPr>
+                <w:rFonts w:ascii="Calibri" w:hAnsi="Calibri" w:eastAsia="Microsoft YaHei"/>
+                <w:sz w:val="18"/>
+              </w:rPr>
+              <w:t>跨线联动难</w:t>
+            </w:r>
+          </w:p>
+        </w:tc>
+        <w:tc>
+          <w:tcPr>
+            <w:tcW w:type="dxa" w:w="2592"/>
+            <w:vAlign w:val="center"/>
+            <w:tcMar>
+              <w:top w:w="90" w:type="dxa"/>
+              <w:start w:w="120" w:type="dxa"/>
+              <w:bottom w:w="90" w:type="dxa"/>
+              <w:end w:w="120" w:type="dxa"/>
+            </w:tcMar>
+          </w:tcPr>
+          <w:p>
+            <w:r>
+              <w:rPr>
+                <w:rFonts w:ascii="Calibri" w:hAnsi="Calibri" w:eastAsia="Microsoft YaHei"/>
+                <w:sz w:val="18"/>
+              </w:rPr>
+              <w:t>人工判断液氨去向、下游负荷、热电约束和设备护机之间的取舍。</w:t>
+            </w:r>
+          </w:p>
+        </w:tc>
+        <w:tc>
+          <w:tcPr>
+            <w:tcW w:type="dxa" w:w="3528"/>
+            <w:vAlign w:val="center"/>
+            <w:tcMar>
+              <w:top w:w="90" w:type="dxa"/>
+              <w:start w:w="120" w:type="dxa"/>
+              <w:bottom w:w="90" w:type="dxa"/>
+              <w:end w:w="120" w:type="dxa"/>
+            </w:tcMar>
+          </w:tcPr>
+          <w:p>
+            <w:r>
+              <w:rPr>
+                <w:rFonts w:ascii="Calibri" w:hAnsi="Calibri" w:eastAsia="Microsoft YaHei"/>
+                <w:sz w:val="18"/>
+              </w:rPr>
+              <w:t>输出产供销联动三案：保安全、保连续、保贡献，并解释牺牲项和回滚条件。</w:t>
+            </w:r>
+          </w:p>
+        </w:tc>
+        <w:tc>
+          <w:tcPr>
+            <w:tcW w:type="dxa" w:w="1440"/>
+            <w:vAlign w:val="center"/>
+            <w:tcMar>
+              <w:top w:w="90" w:type="dxa"/>
+              <w:start w:w="120" w:type="dxa"/>
+              <w:bottom w:w="90" w:type="dxa"/>
+              <w:end w:w="120" w:type="dxa"/>
+            </w:tcMar>
+          </w:tcPr>
+          <w:p>
+            <w:r>
+              <w:rPr>
+                <w:rFonts w:ascii="Calibri" w:hAnsi="Calibri" w:eastAsia="Microsoft YaHei"/>
+                <w:sz w:val="18"/>
+              </w:rPr>
+              <w:t>降低错失窗口和误判风险。</w:t>
+            </w:r>
+          </w:p>
+        </w:tc>
+      </w:tr>
+      <w:tr>
+        <w:tc>
+          <w:tcPr>
+            <w:tcW w:type="dxa" w:w="1656"/>
+            <w:vAlign w:val="center"/>
+            <w:tcMar>
+              <w:top w:w="90" w:type="dxa"/>
+              <w:start w:w="120" w:type="dxa"/>
+              <w:bottom w:w="90" w:type="dxa"/>
+              <w:end w:w="120" w:type="dxa"/>
+            </w:tcMar>
+          </w:tcPr>
+          <w:p>
+            <w:r>
+              <w:rPr>
+                <w:rFonts w:ascii="Calibri" w:hAnsi="Calibri" w:eastAsia="Microsoft YaHei"/>
+                <w:sz w:val="18"/>
+              </w:rPr>
+              <w:t>复盘沉淀弱</w:t>
+            </w:r>
+          </w:p>
+        </w:tc>
+        <w:tc>
+          <w:tcPr>
+            <w:tcW w:type="dxa" w:w="2592"/>
+            <w:vAlign w:val="center"/>
+            <w:tcMar>
+              <w:top w:w="90" w:type="dxa"/>
+              <w:start w:w="120" w:type="dxa"/>
+              <w:bottom w:w="90" w:type="dxa"/>
+              <w:end w:w="120" w:type="dxa"/>
+            </w:tcMar>
+          </w:tcPr>
+          <w:p>
+            <w:r>
+              <w:rPr>
+                <w:rFonts w:ascii="Calibri" w:hAnsi="Calibri" w:eastAsia="Microsoft YaHei"/>
+                <w:sz w:val="18"/>
+              </w:rPr>
+              <w:t>很多判断停留在口头交接或个人经验里。</w:t>
+            </w:r>
+          </w:p>
+        </w:tc>
+        <w:tc>
+          <w:tcPr>
+            <w:tcW w:type="dxa" w:w="3528"/>
+            <w:vAlign w:val="center"/>
+            <w:tcMar>
+              <w:top w:w="90" w:type="dxa"/>
+              <w:start w:w="120" w:type="dxa"/>
+              <w:bottom w:w="90" w:type="dxa"/>
+              <w:end w:w="120" w:type="dxa"/>
+            </w:tcMar>
+          </w:tcPr>
+          <w:p>
+            <w:r>
+              <w:rPr>
+                <w:rFonts w:ascii="Calibri" w:hAnsi="Calibri" w:eastAsia="Microsoft YaHei"/>
+                <w:sz w:val="18"/>
+              </w:rPr>
+              <w:t>通过飞书任务、审批和Base复盘沉淀为可复用样本。</w:t>
+            </w:r>
+          </w:p>
+        </w:tc>
+        <w:tc>
+          <w:tcPr>
+            <w:tcW w:type="dxa" w:w="1440"/>
+            <w:vAlign w:val="center"/>
+            <w:tcMar>
+              <w:top w:w="90" w:type="dxa"/>
+              <w:start w:w="120" w:type="dxa"/>
+              <w:bottom w:w="90" w:type="dxa"/>
+              <w:end w:w="120" w:type="dxa"/>
+            </w:tcMar>
+          </w:tcPr>
+          <w:p>
+            <w:r>
+              <w:rPr>
+                <w:rFonts w:ascii="Calibri" w:hAnsi="Calibri" w:eastAsia="Microsoft YaHei"/>
+                <w:sz w:val="18"/>
+              </w:rPr>
+              <w:t>形成企业级调度经验资产。</w:t>
+            </w:r>
+          </w:p>
+        </w:tc>
+      </w:tr>
+    </w:tbl>
+    <w:p>
+      <w:pPr>
+        <w:pStyle w:val="Heading1"/>
+      </w:pPr>
+      <w:r>
+        <w:t>8. 产供销经济取舍口径</w:t>
       </w:r>
     </w:p>
     <w:p>
@@ -2602,7 +3063,7 @@
         <w:pStyle w:val="Heading1"/>
       </w:pPr>
       <w:r>
-        <w:t>8. 跨装置联动的调度优先级</w:t>
+        <w:t>9. 跨装置联动的调度优先级</w:t>
       </w:r>
     </w:p>
     <w:p>
@@ -2977,7 +3438,7 @@
         <w:pStyle w:val="Heading1"/>
       </w:pPr>
       <w:r>
-        <w:t>9. 30/60/90天落地路径</w:t>
+        <w:t>10. 30/60/90天落地路径</w:t>
       </w:r>
     </w:p>
     <w:tbl>
@@ -3344,7 +3805,7 @@
         <w:pStyle w:val="Heading1"/>
       </w:pPr>
       <w:r>
-        <w:t>10. 验收与停用条件</w:t>
+        <w:t>11. 验收与停用条件</w:t>
       </w:r>
     </w:p>
     <w:p>

--- a/提交材料/02_整体解决方案书.docx
+++ b/提交材料/02_整体解决方案书.docx
@@ -27,7 +27,7 @@
           <w:color w:val="5A6976"/>
           <w:sz w:val="21"/>
         </w:rPr>
-        <w:t>氨智领航调控师：面向云图合成氨装置的软件层成本优化平台</w:t>
+        <w:t>氨智领航调控师：产供销全线联动数字调度长</w:t>
       </w:r>
     </w:p>
     <w:p>
@@ -43,7 +43,7 @@
         <w:rPr>
           <w:rFonts w:ascii="Calibri" w:hAnsi="Calibri" w:eastAsia="Microsoft YaHei"/>
         </w:rPr>
-        <w:t>平台不是替代DCS/SIS/APC的控制系统，而是位于生产运行管理层的智能调度副驾驶。它把实时工况、订单、库存、设备健康、能源窗口和专家规则组织成班次级决策，帮助调度员在安全边界内找到吨氨综合成本更优的执行方案。</w:t>
+        <w:t>平台不是替代DCS/SIS/APC的控制系统，而是位于生产运行管理层的产供销联动数字调度长。它把实时工况、液氨库存、下游订单、产品行情、设备健康、能源窗口、公辅约束和专家规则组织成全线事实表，帮助调度员在安全边界内判断“保谁、降谁、停谁、是否外采、风险在哪里”。</w:t>
       </w:r>
     </w:p>
     <w:p>
@@ -51,7 +51,460 @@
         <w:pStyle w:val="Heading1"/>
       </w:pPr>
       <w:r>
-        <w:t>2. 总体架构</w:t>
+        <w:t>2. 决赛主线收束</w:t>
+      </w:r>
+    </w:p>
+    <w:tbl>
+      <w:tblPr>
+        <w:tblStyle w:val="TableGrid"/>
+        <w:tblW w:type="auto" w:w="0"/>
+        <w:jc w:val="center"/>
+        <w:tblLayout w:type="fixed"/>
+        <w:tblLook w:firstColumn="1" w:firstRow="1" w:lastColumn="0" w:lastRow="0" w:noHBand="0" w:noVBand="1" w:val="04A0"/>
+      </w:tblPr>
+      <w:tblGrid>
+        <w:gridCol w:w="2441"/>
+        <w:gridCol w:w="2441"/>
+        <w:gridCol w:w="2441"/>
+        <w:gridCol w:w="2441"/>
+      </w:tblGrid>
+      <w:tr>
+        <w:tc>
+          <w:tcPr>
+            <w:tcW w:type="dxa" w:w="1296"/>
+            <w:shd w:fill="EAF2F8"/>
+            <w:tcMar>
+              <w:top w:w="90" w:type="dxa"/>
+              <w:start w:w="120" w:type="dxa"/>
+              <w:bottom w:w="90" w:type="dxa"/>
+              <w:end w:w="120" w:type="dxa"/>
+            </w:tcMar>
+          </w:tcPr>
+          <w:p>
+            <w:r>
+              <w:rPr>
+                <w:rFonts w:ascii="Calibri" w:hAnsi="Calibri" w:eastAsia="Microsoft YaHei"/>
+                <w:b/>
+              </w:rPr>
+              <w:t>优先级</w:t>
+            </w:r>
+          </w:p>
+        </w:tc>
+        <w:tc>
+          <w:tcPr>
+            <w:tcW w:type="dxa" w:w="2232"/>
+            <w:shd w:fill="EAF2F8"/>
+            <w:tcMar>
+              <w:top w:w="90" w:type="dxa"/>
+              <w:start w:w="120" w:type="dxa"/>
+              <w:bottom w:w="90" w:type="dxa"/>
+              <w:end w:w="120" w:type="dxa"/>
+            </w:tcMar>
+          </w:tcPr>
+          <w:p>
+            <w:r>
+              <w:rPr>
+                <w:rFonts w:ascii="Calibri" w:hAnsi="Calibri" w:eastAsia="Microsoft YaHei"/>
+                <w:b/>
+              </w:rPr>
+              <w:t>方向</w:t>
+            </w:r>
+          </w:p>
+        </w:tc>
+        <w:tc>
+          <w:tcPr>
+            <w:tcW w:type="dxa" w:w="3672"/>
+            <w:shd w:fill="EAF2F8"/>
+            <w:tcMar>
+              <w:top w:w="90" w:type="dxa"/>
+              <w:start w:w="120" w:type="dxa"/>
+              <w:bottom w:w="90" w:type="dxa"/>
+              <w:end w:w="120" w:type="dxa"/>
+            </w:tcMar>
+          </w:tcPr>
+          <w:p>
+            <w:r>
+              <w:rPr>
+                <w:rFonts w:ascii="Calibri" w:hAnsi="Calibri" w:eastAsia="Microsoft YaHei"/>
+                <w:b/>
+              </w:rPr>
+              <w:t>重点问题</w:t>
+            </w:r>
+          </w:p>
+        </w:tc>
+        <w:tc>
+          <w:tcPr>
+            <w:tcW w:type="dxa" w:w="2016"/>
+            <w:shd w:fill="EAF2F8"/>
+            <w:tcMar>
+              <w:top w:w="90" w:type="dxa"/>
+              <w:start w:w="120" w:type="dxa"/>
+              <w:bottom w:w="90" w:type="dxa"/>
+              <w:end w:w="120" w:type="dxa"/>
+            </w:tcMar>
+          </w:tcPr>
+          <w:p>
+            <w:r>
+              <w:rPr>
+                <w:rFonts w:ascii="Calibri" w:hAnsi="Calibri" w:eastAsia="Microsoft YaHei"/>
+                <w:b/>
+              </w:rPr>
+              <w:t>演示抓手</w:t>
+            </w:r>
+          </w:p>
+        </w:tc>
+      </w:tr>
+      <w:tr>
+        <w:tc>
+          <w:tcPr>
+            <w:tcW w:type="dxa" w:w="1296"/>
+            <w:vAlign w:val="center"/>
+            <w:tcMar>
+              <w:top w:w="90" w:type="dxa"/>
+              <w:start w:w="120" w:type="dxa"/>
+              <w:bottom w:w="90" w:type="dxa"/>
+              <w:end w:w="120" w:type="dxa"/>
+            </w:tcMar>
+          </w:tcPr>
+          <w:p>
+            <w:r>
+              <w:rPr>
+                <w:rFonts w:ascii="Calibri" w:hAnsi="Calibri" w:eastAsia="Microsoft YaHei"/>
+                <w:sz w:val="18"/>
+              </w:rPr>
+              <w:t>主赛道</w:t>
+            </w:r>
+          </w:p>
+        </w:tc>
+        <w:tc>
+          <w:tcPr>
+            <w:tcW w:type="dxa" w:w="2232"/>
+            <w:vAlign w:val="center"/>
+            <w:tcMar>
+              <w:top w:w="90" w:type="dxa"/>
+              <w:start w:w="120" w:type="dxa"/>
+              <w:bottom w:w="90" w:type="dxa"/>
+              <w:end w:w="120" w:type="dxa"/>
+            </w:tcMar>
+          </w:tcPr>
+          <w:p>
+            <w:r>
+              <w:rPr>
+                <w:rFonts w:ascii="Calibri" w:hAnsi="Calibri" w:eastAsia="Microsoft YaHei"/>
+                <w:sz w:val="18"/>
+              </w:rPr>
+              <w:t>产供销协同与跨装置负荷联动</w:t>
+            </w:r>
+          </w:p>
+        </w:tc>
+        <w:tc>
+          <w:tcPr>
+            <w:tcW w:type="dxa" w:w="3672"/>
+            <w:vAlign w:val="center"/>
+            <w:tcMar>
+              <w:top w:w="90" w:type="dxa"/>
+              <w:start w:w="120" w:type="dxa"/>
+              <w:bottom w:w="90" w:type="dxa"/>
+              <w:end w:w="120" w:type="dxa"/>
+            </w:tcMar>
+          </w:tcPr>
+          <w:p>
+            <w:r>
+              <w:rPr>
+                <w:rFonts w:ascii="Calibri" w:hAnsi="Calibri" w:eastAsia="Microsoft YaHei"/>
+                <w:sz w:val="18"/>
+              </w:rPr>
+              <w:t>液氨有限、下游需求、市场价格、能源波动、装置负荷之间实时判断。</w:t>
+            </w:r>
+          </w:p>
+        </w:tc>
+        <w:tc>
+          <w:tcPr>
+            <w:tcW w:type="dxa" w:w="2016"/>
+            <w:vAlign w:val="center"/>
+            <w:tcMar>
+              <w:top w:w="90" w:type="dxa"/>
+              <w:start w:w="120" w:type="dxa"/>
+              <w:bottom w:w="90" w:type="dxa"/>
+              <w:end w:w="120" w:type="dxa"/>
+            </w:tcMar>
+          </w:tcPr>
+          <w:p>
+            <w:r>
+              <w:rPr>
+                <w:rFonts w:ascii="Calibri" w:hAnsi="Calibri" w:eastAsia="Microsoft YaHei"/>
+                <w:sz w:val="18"/>
+              </w:rPr>
+              <w:t>液氨去向重分配、硝酸/尿素/纯碱/复合肥/外售贡献排序。</w:t>
+            </w:r>
+          </w:p>
+        </w:tc>
+      </w:tr>
+      <w:tr>
+        <w:tc>
+          <w:tcPr>
+            <w:tcW w:type="dxa" w:w="1296"/>
+            <w:vAlign w:val="center"/>
+            <w:tcMar>
+              <w:top w:w="90" w:type="dxa"/>
+              <w:start w:w="120" w:type="dxa"/>
+              <w:bottom w:w="90" w:type="dxa"/>
+              <w:end w:w="120" w:type="dxa"/>
+            </w:tcMar>
+          </w:tcPr>
+          <w:p>
+            <w:r>
+              <w:rPr>
+                <w:rFonts w:ascii="Calibri" w:hAnsi="Calibri" w:eastAsia="Microsoft YaHei"/>
+                <w:sz w:val="18"/>
+              </w:rPr>
+              <w:t>第二赛道</w:t>
+            </w:r>
+          </w:p>
+        </w:tc>
+        <w:tc>
+          <w:tcPr>
+            <w:tcW w:type="dxa" w:w="2232"/>
+            <w:vAlign w:val="center"/>
+            <w:tcMar>
+              <w:top w:w="90" w:type="dxa"/>
+              <w:start w:w="120" w:type="dxa"/>
+              <w:bottom w:w="90" w:type="dxa"/>
+              <w:end w:w="120" w:type="dxa"/>
+            </w:tcMar>
+          </w:tcPr>
+          <w:p>
+            <w:r>
+              <w:rPr>
+                <w:rFonts w:ascii="Calibri" w:hAnsi="Calibri" w:eastAsia="Microsoft YaHei"/>
+                <w:sz w:val="18"/>
+              </w:rPr>
+              <w:t>稳定生产下的波动吸收与提前预警</w:t>
+            </w:r>
+          </w:p>
+        </w:tc>
+        <w:tc>
+          <w:tcPr>
+            <w:tcW w:type="dxa" w:w="3672"/>
+            <w:vAlign w:val="center"/>
+            <w:tcMar>
+              <w:top w:w="90" w:type="dxa"/>
+              <w:start w:w="120" w:type="dxa"/>
+              <w:bottom w:w="90" w:type="dxa"/>
+              <w:end w:w="120" w:type="dxa"/>
+            </w:tcMar>
+          </w:tcPr>
+          <w:p>
+            <w:r>
+              <w:rPr>
+                <w:rFonts w:ascii="Calibri" w:hAnsi="Calibri" w:eastAsia="Microsoft YaHei"/>
+                <w:sz w:val="18"/>
+              </w:rPr>
+              <w:t>下游需求突变、供应工程限制、能源窗口、库存波动对上游主流程的冲击。</w:t>
+            </w:r>
+          </w:p>
+        </w:tc>
+        <w:tc>
+          <w:tcPr>
+            <w:tcW w:type="dxa" w:w="2016"/>
+            <w:vAlign w:val="center"/>
+            <w:tcMar>
+              <w:top w:w="90" w:type="dxa"/>
+              <w:start w:w="120" w:type="dxa"/>
+              <w:bottom w:w="90" w:type="dxa"/>
+              <w:end w:w="120" w:type="dxa"/>
+            </w:tcMar>
+          </w:tcPr>
+          <w:p>
+            <w:r>
+              <w:rPr>
+                <w:rFonts w:ascii="Calibri" w:hAnsi="Calibri" w:eastAsia="Microsoft YaHei"/>
+                <w:sz w:val="18"/>
+              </w:rPr>
+              <w:t>下游降负荷后合成氨负荷、液氨库存、公辅能源的联动节奏。</w:t>
+            </w:r>
+          </w:p>
+        </w:tc>
+      </w:tr>
+      <w:tr>
+        <w:tc>
+          <w:tcPr>
+            <w:tcW w:type="dxa" w:w="1296"/>
+            <w:vAlign w:val="center"/>
+            <w:tcMar>
+              <w:top w:w="90" w:type="dxa"/>
+              <w:start w:w="120" w:type="dxa"/>
+              <w:bottom w:w="90" w:type="dxa"/>
+              <w:end w:w="120" w:type="dxa"/>
+            </w:tcMar>
+          </w:tcPr>
+          <w:p>
+            <w:r>
+              <w:rPr>
+                <w:rFonts w:ascii="Calibri" w:hAnsi="Calibri" w:eastAsia="Microsoft YaHei"/>
+                <w:sz w:val="18"/>
+              </w:rPr>
+              <w:t>第三优先级</w:t>
+            </w:r>
+          </w:p>
+        </w:tc>
+        <w:tc>
+          <w:tcPr>
+            <w:tcW w:type="dxa" w:w="2232"/>
+            <w:vAlign w:val="center"/>
+            <w:tcMar>
+              <w:top w:w="90" w:type="dxa"/>
+              <w:start w:w="120" w:type="dxa"/>
+              <w:bottom w:w="90" w:type="dxa"/>
+              <w:end w:w="120" w:type="dxa"/>
+            </w:tcMar>
+          </w:tcPr>
+          <w:p>
+            <w:r>
+              <w:rPr>
+                <w:rFonts w:ascii="Calibri" w:hAnsi="Calibri" w:eastAsia="Microsoft YaHei"/>
+                <w:sz w:val="18"/>
+              </w:rPr>
+              <w:t>关键设备弱信号预警</w:t>
+            </w:r>
+          </w:p>
+        </w:tc>
+        <w:tc>
+          <w:tcPr>
+            <w:tcW w:type="dxa" w:w="3672"/>
+            <w:vAlign w:val="center"/>
+            <w:tcMar>
+              <w:top w:w="90" w:type="dxa"/>
+              <w:start w:w="120" w:type="dxa"/>
+              <w:bottom w:w="90" w:type="dxa"/>
+              <w:end w:w="120" w:type="dxa"/>
+            </w:tcMar>
+          </w:tcPr>
+          <w:p>
+            <w:r>
+              <w:rPr>
+                <w:rFonts w:ascii="Calibri" w:hAnsi="Calibri" w:eastAsia="Microsoft YaHei"/>
+                <w:sz w:val="18"/>
+              </w:rPr>
+              <w:t>压缩机、气轮机驱动系统、关键机组、合成塔的微弱趋势变化。</w:t>
+            </w:r>
+          </w:p>
+        </w:tc>
+        <w:tc>
+          <w:tcPr>
+            <w:tcW w:type="dxa" w:w="2016"/>
+            <w:vAlign w:val="center"/>
+            <w:tcMar>
+              <w:top w:w="90" w:type="dxa"/>
+              <w:start w:w="120" w:type="dxa"/>
+              <w:bottom w:w="90" w:type="dxa"/>
+              <w:end w:w="120" w:type="dxa"/>
+            </w:tcMar>
+          </w:tcPr>
+          <w:p>
+            <w:r>
+              <w:rPr>
+                <w:rFonts w:ascii="Calibri" w:hAnsi="Calibri" w:eastAsia="Microsoft YaHei"/>
+                <w:sz w:val="18"/>
+              </w:rPr>
+              <w:t>压缩机健康下降、喘振裕度变化、床层温升异常的趋势提示。</w:t>
+            </w:r>
+          </w:p>
+        </w:tc>
+      </w:tr>
+      <w:tr>
+        <w:tc>
+          <w:tcPr>
+            <w:tcW w:type="dxa" w:w="1296"/>
+            <w:vAlign w:val="center"/>
+            <w:tcMar>
+              <w:top w:w="90" w:type="dxa"/>
+              <w:start w:w="120" w:type="dxa"/>
+              <w:bottom w:w="90" w:type="dxa"/>
+              <w:end w:w="120" w:type="dxa"/>
+            </w:tcMar>
+          </w:tcPr>
+          <w:p>
+            <w:r>
+              <w:rPr>
+                <w:rFonts w:ascii="Calibri" w:hAnsi="Calibri" w:eastAsia="Microsoft YaHei"/>
+                <w:sz w:val="18"/>
+              </w:rPr>
+              <w:t>支撑底座</w:t>
+            </w:r>
+          </w:p>
+        </w:tc>
+        <w:tc>
+          <w:tcPr>
+            <w:tcW w:type="dxa" w:w="2232"/>
+            <w:vAlign w:val="center"/>
+            <w:tcMar>
+              <w:top w:w="90" w:type="dxa"/>
+              <w:start w:w="120" w:type="dxa"/>
+              <w:bottom w:w="90" w:type="dxa"/>
+              <w:end w:w="120" w:type="dxa"/>
+            </w:tcMar>
+          </w:tcPr>
+          <w:p>
+            <w:r>
+              <w:rPr>
+                <w:rFonts w:ascii="Calibri" w:hAnsi="Calibri" w:eastAsia="Microsoft YaHei"/>
+                <w:sz w:val="18"/>
+              </w:rPr>
+              <w:t>经验沉淀与新人快速成长</w:t>
+            </w:r>
+          </w:p>
+        </w:tc>
+        <w:tc>
+          <w:tcPr>
+            <w:tcW w:type="dxa" w:w="3672"/>
+            <w:vAlign w:val="center"/>
+            <w:tcMar>
+              <w:top w:w="90" w:type="dxa"/>
+              <w:start w:w="120" w:type="dxa"/>
+              <w:bottom w:w="90" w:type="dxa"/>
+              <w:end w:w="120" w:type="dxa"/>
+            </w:tcMar>
+          </w:tcPr>
+          <w:p>
+            <w:r>
+              <w:rPr>
+                <w:rFonts w:ascii="Calibri" w:hAnsi="Calibri" w:eastAsia="Microsoft YaHei"/>
+                <w:sz w:val="18"/>
+              </w:rPr>
+              <w:t>调度长五年经验、班组处置、未采纳原因、事故复盘无法结构化传承。</w:t>
+            </w:r>
+          </w:p>
+        </w:tc>
+        <w:tc>
+          <w:tcPr>
+            <w:tcW w:type="dxa" w:w="2016"/>
+            <w:vAlign w:val="center"/>
+            <w:tcMar>
+              <w:top w:w="90" w:type="dxa"/>
+              <w:start w:w="120" w:type="dxa"/>
+              <w:bottom w:w="90" w:type="dxa"/>
+              <w:end w:w="120" w:type="dxa"/>
+            </w:tcMar>
+          </w:tcPr>
+          <w:p>
+            <w:r>
+              <w:rPr>
+                <w:rFonts w:ascii="Calibri" w:hAnsi="Calibri" w:eastAsia="Microsoft YaHei"/>
+                <w:sz w:val="18"/>
+              </w:rPr>
+              <w:t>飞书Base复盘库、Aily问答、新人场景训练清单。</w:t>
+            </w:r>
+          </w:p>
+        </w:tc>
+      </w:tr>
+    </w:tbl>
+    <w:p>
+      <w:pPr>
+        <w:pStyle w:val="Heading1"/>
+      </w:pPr>
+      <w:r>
+        <w:t>3. 总体架构</w:t>
       </w:r>
     </w:p>
     <w:tbl>
@@ -150,7 +603,7 @@
                 <w:rFonts w:ascii="Calibri" w:hAnsi="Calibri" w:eastAsia="Microsoft YaHei"/>
                 <w:sz w:val="18"/>
               </w:rPr>
-              <w:t>数据底座</w:t>
+              <w:t>全线数据底座</w:t>
             </w:r>
           </w:p>
         </w:tc>
@@ -171,7 +624,7 @@
                 <w:rFonts w:ascii="Calibri" w:hAnsi="Calibri" w:eastAsia="Microsoft YaHei"/>
                 <w:sz w:val="18"/>
               </w:rPr>
-              <w:t>MES、ERP、DCS historian、罐区、EAM点检、飞书记录</w:t>
+              <w:t>MES、IoT、DCS historian、热电APC、压机/机组、行情、飞书记录</w:t>
             </w:r>
           </w:p>
         </w:tc>
@@ -192,7 +645,7 @@
                 <w:rFonts w:ascii="Calibri" w:hAnsi="Calibri" w:eastAsia="Microsoft YaHei"/>
                 <w:sz w:val="18"/>
               </w:rPr>
-              <w:t>班次事实表、口径字典、数据质量评分</w:t>
+              <w:t>产供销全线事实表、口径字典、数据质量评分</w:t>
             </w:r>
           </w:p>
         </w:tc>
@@ -236,7 +689,7 @@
                 <w:rFonts w:ascii="Calibri" w:hAnsi="Calibri" w:eastAsia="Microsoft YaHei"/>
                 <w:sz w:val="18"/>
               </w:rPr>
-              <w:t>机理约束、PINN反应器校准、设备健康预测、库存/订单预测</w:t>
+              <w:t>机理约束、PINN反应器校准、设备健康预测、库存/订单/行情预测</w:t>
             </w:r>
           </w:p>
         </w:tc>
@@ -280,7 +733,7 @@
                 <w:rFonts w:ascii="Calibri" w:hAnsi="Calibri" w:eastAsia="Microsoft YaHei"/>
                 <w:sz w:val="18"/>
               </w:rPr>
-              <w:t>优化调度</w:t>
+              <w:t>联动调度</w:t>
             </w:r>
           </w:p>
         </w:tc>
@@ -301,7 +754,7 @@
                 <w:rFonts w:ascii="Calibri" w:hAnsi="Calibri" w:eastAsia="Microsoft YaHei"/>
                 <w:sz w:val="18"/>
               </w:rPr>
-              <w:t>RTO经济目标、APC/MPC连续负荷建议、启发式现场规则</w:t>
+              <w:t>边际贡献、固定成本吸收、液氨机会成本、流程连续性、APC/MPC建议</w:t>
             </w:r>
           </w:p>
         </w:tc>
@@ -322,7 +775,7 @@
                 <w:rFonts w:ascii="Calibri" w:hAnsi="Calibri" w:eastAsia="Microsoft YaHei"/>
                 <w:sz w:val="18"/>
               </w:rPr>
-              <w:t>稳氨/保供/护机三案、风险解释、回滚条件</w:t>
+              <w:t>保谁/降谁/停谁/外采与否、风险解释、回滚条件</w:t>
             </w:r>
           </w:p>
         </w:tc>
@@ -410,7 +863,7 @@
                 <w:rFonts w:ascii="Calibri" w:hAnsi="Calibri" w:eastAsia="Microsoft YaHei"/>
                 <w:sz w:val="18"/>
               </w:rPr>
-              <w:t>知识迭代</w:t>
+              <w:t>经验迭代</w:t>
             </w:r>
           </w:p>
         </w:tc>
@@ -431,7 +884,7 @@
                 <w:rFonts w:ascii="Calibri" w:hAnsi="Calibri" w:eastAsia="Microsoft YaHei"/>
                 <w:sz w:val="18"/>
               </w:rPr>
-              <w:t>合成负荷指令库、异常经验库、未采纳原因库</w:t>
+              <w:t>调度长经验库、异常经验库、未采纳原因库、新人训练样本</w:t>
             </w:r>
           </w:p>
         </w:tc>
@@ -463,7 +916,7 @@
         <w:pStyle w:val="Heading1"/>
       </w:pPr>
       <w:r>
-        <w:t>3. 现有系统对接口径（待企业确认）</w:t>
+        <w:t>4. 现有系统对接口径（待企业确认）</w:t>
       </w:r>
     </w:p>
     <w:p>
@@ -1065,7 +1518,7 @@
         <w:pStyle w:val="Heading1"/>
       </w:pPr>
       <w:r>
-        <w:t>4. 飞书功能模块在方案中的位置</w:t>
+        <w:t>5. 飞书功能模块在方案中的位置</w:t>
       </w:r>
     </w:p>
     <w:p>
@@ -1612,7 +2065,7 @@
         <w:pStyle w:val="Heading1"/>
       </w:pPr>
       <w:r>
-        <w:t>5. 与APC/RTO体系的接口关系</w:t>
+        <w:t>6. 与APC/RTO体系的接口关系</w:t>
       </w:r>
     </w:p>
     <w:p>
@@ -1664,7 +2117,7 @@
         <w:pStyle w:val="Heading1"/>
       </w:pPr>
       <w:r>
-        <w:t>6. 典型场景</w:t>
+        <w:t>7. 典型场景</w:t>
       </w:r>
     </w:p>
     <w:tbl>
@@ -2117,7 +2570,7 @@
         <w:pStyle w:val="Heading1"/>
       </w:pPr>
       <w:r>
-        <w:t>7. 全产业链系统孤岛贯通</w:t>
+        <w:t>8. 全产业链系统孤岛贯通</w:t>
       </w:r>
     </w:p>
     <w:p>
@@ -2578,7 +3031,7 @@
         <w:pStyle w:val="Heading1"/>
       </w:pPr>
       <w:r>
-        <w:t>8. 产供销经济取舍口径</w:t>
+        <w:t>9. 产供销经济取舍口径</w:t>
       </w:r>
     </w:p>
     <w:p>
@@ -3063,7 +3516,7 @@
         <w:pStyle w:val="Heading1"/>
       </w:pPr>
       <w:r>
-        <w:t>9. 跨装置联动的调度优先级</w:t>
+        <w:t>10. 跨装置联动的调度优先级</w:t>
       </w:r>
     </w:p>
     <w:p>
@@ -3438,7 +3891,7 @@
         <w:pStyle w:val="Heading1"/>
       </w:pPr>
       <w:r>
-        <w:t>10. 30/60/90天落地路径</w:t>
+        <w:t>11. 30/60/90天落地路径</w:t>
       </w:r>
     </w:p>
     <w:tbl>
@@ -3805,7 +4258,7 @@
         <w:pStyle w:val="Heading1"/>
       </w:pPr>
       <w:r>
-        <w:t>11. 验收与停用条件</w:t>
+        <w:t>12. 验收与停用条件</w:t>
       </w:r>
     </w:p>
     <w:p>

--- a/提交材料/02_整体解决方案书.docx
+++ b/提交材料/02_整体解决方案书.docx
@@ -51,7 +51,7 @@
         <w:pStyle w:val="Heading1"/>
       </w:pPr>
       <w:r>
-        <w:t>2. 决赛主线收束</w:t>
+        <w:t>2. 业务主线</w:t>
       </w:r>
     </w:p>
     <w:tbl>
@@ -668,7 +668,7 @@
                 <w:rFonts w:ascii="Calibri" w:hAnsi="Calibri" w:eastAsia="Microsoft YaHei"/>
                 <w:sz w:val="18"/>
               </w:rPr>
-              <w:t>可信模型</w:t>
+              <w:t>约束与候选模型</w:t>
             </w:r>
           </w:p>
         </w:tc>
@@ -689,7 +689,7 @@
                 <w:rFonts w:ascii="Calibri" w:hAnsi="Calibri" w:eastAsia="Microsoft YaHei"/>
                 <w:sz w:val="18"/>
               </w:rPr>
-              <w:t>机理约束、PINN反应器校准、设备健康预测、库存/订单/行情预测</w:t>
+              <w:t>机理硬约束、设备趋势、库存/订单预测；PINN仅作为待验证的反应器校准候选</w:t>
             </w:r>
           </w:p>
         </w:tc>
@@ -710,7 +710,7 @@
                 <w:rFonts w:ascii="Calibri" w:hAnsi="Calibri" w:eastAsia="Microsoft YaHei"/>
                 <w:sz w:val="18"/>
               </w:rPr>
-              <w:t>模型版本、置信度、漂移监控、回放验证报告</w:t>
+              <w:t>规则版本、适用范围、漂移监控、留出班次回放报告</w:t>
             </w:r>
           </w:p>
         </w:tc>
@@ -924,7 +924,7 @@
         <w:rPr>
           <w:rFonts w:ascii="Calibri" w:hAnsi="Calibri" w:eastAsia="Microsoft YaHei"/>
         </w:rPr>
-        <w:t>企业导师补充了云图现场正在使用或建设中的关键系统。决赛方案据此把AI调控师定位为现有商业软件之上的“跨系统调度编排层”，不重做DCS、MES、APC或压机软件，而是理清各系统主要功能、数据流向和写回边界。</w:t>
+        <w:t>根据企业访谈记录，现场已有或正在建设多套生产与经营系统。平台据此定位为现有商业软件之上的跨系统调度编排层，不重做DCS、MES、APC或压机软件，而是理清各系统主要功能、数据流向和写回边界。</w:t>
       </w:r>
     </w:p>
     <w:tbl>
@@ -1466,7 +1466,7 @@
         <w:rPr>
           <w:rFonts w:ascii="Calibri" w:hAnsi="Calibri" w:eastAsia="Microsoft YaHei"/>
         </w:rPr>
-        <w:t>MES与合成氨调控平台：导师口述合成氨调控平台为“海尔豪斯”，具体厂商名称待企业确认。</w:t>
+        <w:t>MES与合成氨调控平台：企业访谈中记录为“海尔豪斯”调控平台，具体厂商名称待企业确认。</w:t>
       </w:r>
     </w:p>
     <w:p>
@@ -1488,7 +1488,7 @@
         <w:rPr>
           <w:rFonts w:ascii="Calibri" w:hAnsi="Calibri" w:eastAsia="Microsoft YaHei"/>
         </w:rPr>
-        <w:t>合成氨DCS：导师口述为中控体系，具体名称待企业确认。</w:t>
+        <w:t>合成氨DCS：企业访谈中记录为中控体系，具体名称待企业确认。</w:t>
       </w:r>
     </w:p>
     <w:p>
@@ -1510,7 +1510,7 @@
         <w:rPr>
           <w:rFonts w:ascii="Calibri" w:hAnsi="Calibri" w:eastAsia="Microsoft YaHei"/>
         </w:rPr>
-        <w:t>SMC压机软件、康迪森机组数据：导师口述机组数据已接入和利时平台，具体点位清单待企业确认。</w:t>
+        <w:t>SMC压机软件、康迪森机组数据：企业访谈中记录机组数据已接入和利时平台，具体点位清单待企业确认。</w:t>
       </w:r>
     </w:p>
     <w:p>
@@ -2098,7 +2098,7 @@
         <w:rPr>
           <w:rFonts w:ascii="Calibri" w:hAnsi="Calibri" w:eastAsia="Microsoft YaHei"/>
         </w:rPr>
-        <w:t>PINN/机理侧：以合成塔热平衡、反应器温升、氢氮比、循环气量、压缩机效率作为模型约束，避免纯数据模型给出现场不可执行的方案。</w:t>
+        <w:t>机理与模型侧：先以合成塔热平衡、反应器温升、氢氮比、循环气量和压缩机效率形成硬约束；PINN只有完成企业历史回放与留出班次验证后，才可作为影子计算的候选校准方法。</w:t>
       </w:r>
     </w:p>
     <w:p>
@@ -2578,7 +2578,7 @@
         <w:rPr>
           <w:rFonts w:ascii="Calibri" w:hAnsi="Calibri" w:eastAsia="Microsoft YaHei"/>
         </w:rPr>
-        <w:t>企业导师进一步指出，当前MES、DCS、IoT、APC、压机软件、热电平台和经营数据更像多个孤岛。真正困难的不是某一个系统有没有数据，而是调度长需要靠经验从庞大的系统中逐条抽取信息，再把价格、库存、订单、装置负荷、设备状态和公辅约束汇总判断。培养一个成熟调度长往往需要五年甚至更久，这正是AI调控师最应补位的地方。</w:t>
+        <w:t>企业访谈显示，当前MES、DCS、IoT、APC、压机软件、热电平台和经营数据之间仍需人工串联。真正困难的不是某一个系统有没有数据，而是调度长需要从多套系统抽取信息，再把价格、库存、订单、装置负荷、设备状态和公辅约束汇总判断。成熟调度长培养周期可达五年，这正是数字调度长需要补位的地方。</w:t>
       </w:r>
     </w:p>
     <w:tbl>
@@ -3039,7 +3039,7 @@
         <w:rPr>
           <w:rFonts w:ascii="Calibri" w:hAnsi="Calibri" w:eastAsia="Microsoft YaHei"/>
         </w:rPr>
-        <w:t>产供销调度不能简单按“售价高于完全成本才生产”判断。化工连续装置存在折旧、人工、公辅和装置重启等固定或半固定成本，某个下游产品即使短期售价低于完全成本，只要能覆盖变动成本、贡献一部分固定成本、维持流程连续或保障战略订单，也可能仍然值得开；反之，若边际贡献为负且占用稀缺液氨、能源或关键设备能力，则应考虑降负荷或停产。</w:t>
+        <w:t>产供销调度不能简单按“售价高于完全成本才生产”判断。验收账本采用增量口径：产品净收入减非氨变动成本、包装物流、液氨机会成本和启停摊销，再加可核验的违约避免额。折旧、固定人工等只作为管理解释，不重复加入增量贡献。若贡献为负且占用稀缺液氨、能源或关键设备能力，则进入降负荷或停产评估。</w:t>
       </w:r>
     </w:p>
     <w:tbl>
@@ -3354,7 +3354,7 @@
                 <w:rFonts w:ascii="Calibri" w:hAnsi="Calibri" w:eastAsia="Microsoft YaHei"/>
                 <w:sz w:val="18"/>
               </w:rPr>
-              <w:t>连续开车带走折旧、固定人工、装置维持费用和部分公辅摊销。</w:t>
+              <w:t>连续开车可能覆盖部分折旧、固定人工和装置维持费用。</w:t>
             </w:r>
           </w:p>
         </w:tc>
@@ -3375,7 +3375,7 @@
                 <w:rFonts w:ascii="Calibri" w:hAnsi="Calibri" w:eastAsia="Microsoft YaHei"/>
                 <w:sz w:val="18"/>
               </w:rPr>
-              <w:t>避免把短期账面亏损误判为必须停产。</w:t>
+              <w:t>作为管理层解释单列展示，不再计入增量贡献，避免重复核算。</w:t>
             </w:r>
           </w:p>
         </w:tc>
@@ -3524,7 +3524,7 @@
         <w:rPr>
           <w:rFonts w:ascii="Calibri" w:hAnsi="Calibri" w:eastAsia="Microsoft YaHei"/>
         </w:rPr>
-        <w:t>企业导师补充的关键现场经验是：合成氨调度不能只看当班利润，必须先保安全，再保流程连续，只有在流程确实需要中断时才进入特殊取舍。DCS可以完成液位、阀门、局部顺控和联锁保护，但难以自动判断下游异常、气区设备、能源窗口和产品结构变化后的跨大单元联动，因此本方案把这部分做成AI调控师的规则层。</w:t>
+        <w:t>企业访谈确认：合成氨调度不能只看当班利润，必须先保安全，再保流程连续，只有在流程确实需要中断时才进入特殊取舍。DCS可以完成液位、阀门、局部顺控和联锁保护，但难以自动判断下游异常、气区设备、能源窗口和产品结构变化后的跨大单元联动，因此本方案把这部分做成调控师的规则层。</w:t>
       </w:r>
     </w:p>
     <w:tbl>
@@ -3838,7 +3838,7 @@
                 <w:rFonts w:ascii="Calibri" w:hAnsi="Calibri" w:eastAsia="Microsoft YaHei"/>
                 <w:sz w:val="18"/>
               </w:rPr>
-              <w:t>流程确需中断时，比较停空分、停合成气轮机或停下游装置的代价。</w:t>
+              <w:t>流程确需中断时，比较空分、合成气轮机驱动系统与下游装置的停运代价。</w:t>
             </w:r>
           </w:p>
         </w:tc>
@@ -3859,7 +3859,7 @@
                 <w:rFonts w:ascii="Calibri" w:hAnsi="Calibri" w:eastAsia="Microsoft YaHei"/>
                 <w:sz w:val="18"/>
               </w:rPr>
-              <w:t>按安全、重启复杂度、废料损失、对主流程影响排序；已验证同类场景优先保气轮机驱动关键系统，停空分方案需班长/主管确认。</w:t>
+              <w:t>按安全、重启复杂度、废料损失和主流程影响排序；企业口述案例仅作为待复核候选，不固化为通用停机规则。</w:t>
             </w:r>
           </w:p>
         </w:tc>
@@ -3880,7 +3880,7 @@
                 <w:rFonts w:ascii="Calibri" w:hAnsi="Calibri" w:eastAsia="Microsoft YaHei"/>
                 <w:sz w:val="18"/>
               </w:rPr>
-              <w:t>作为专家规则，不做前端自动执行；每次结果回写知识库。</w:t>
+              <w:t>由班长、调度主管和相关专业会签；平台不自动执行停机。</w:t>
             </w:r>
           </w:p>
         </w:tc>
@@ -4033,7 +4033,7 @@
                 <w:rFonts w:ascii="Calibri" w:hAnsi="Calibri" w:eastAsia="Microsoft YaHei"/>
                 <w:sz w:val="18"/>
               </w:rPr>
-              <w:t>统一数据口径和班次事实表</w:t>
+              <w:t>完成首批四类数据口径</w:t>
             </w:r>
           </w:p>
         </w:tc>
@@ -4054,7 +4054,7 @@
                 <w:rFonts w:ascii="Calibri" w:hAnsi="Calibri" w:eastAsia="Microsoft YaHei"/>
                 <w:sz w:val="18"/>
               </w:rPr>
-              <w:t>接口清单、字段字典、数据质量报告、飞书协同草案</w:t>
+              <w:t>ERP订单导出、MES班次计划、罐区历史摘要、飞书协同记录的字段字典与质量报告</w:t>
             </w:r>
           </w:p>
         </w:tc>
@@ -4075,7 +4075,7 @@
                 <w:rFonts w:ascii="Calibri" w:hAnsi="Calibri" w:eastAsia="Microsoft YaHei"/>
                 <w:sz w:val="18"/>
               </w:rPr>
-              <w:t>关键字段完整、调度员能核对口径。</w:t>
+              <w:t>调度员能逐字段核对来源、时间戳、质量码和责任专业。</w:t>
             </w:r>
           </w:p>
         </w:tc>

--- a/提交材料/02_整体解决方案书.docx
+++ b/提交材料/02_整体解决方案书.docx
@@ -43,7 +43,7 @@
         <w:rPr>
           <w:rFonts w:ascii="Calibri" w:hAnsi="Calibri" w:eastAsia="Microsoft YaHei"/>
         </w:rPr>
-        <w:t>平台不是替代DCS/SIS/APC的控制系统，而是位于生产运行管理层的产供销联动数字调度长。它把实时工况、液氨库存、下游订单、产品行情、设备健康、能源窗口、公辅约束和专家规则组织成全线事实表，帮助调度员在安全边界内判断“保谁、降谁、停谁、是否外采、风险在哪里”。</w:t>
+        <w:t>氨智领航调控师部署在生产运行管理层，汇总液氨库存、下游订单、产品行情、公用工程和设备状态，生成班次级分配与负荷建议。DCS、SIS、APC和设备保护系统继续承担控制与保护，平台仅提供只读分析、人工审批和执行记录。</w:t>
       </w:r>
     </w:p>
     <w:p>
@@ -172,7 +172,7 @@
                 <w:rFonts w:ascii="Calibri" w:hAnsi="Calibri" w:eastAsia="Microsoft YaHei"/>
                 <w:sz w:val="18"/>
               </w:rPr>
-              <w:t>主赛道</w:t>
+              <w:t>核心业务</w:t>
             </w:r>
           </w:p>
         </w:tc>
@@ -235,7 +235,7 @@
                 <w:rFonts w:ascii="Calibri" w:hAnsi="Calibri" w:eastAsia="Microsoft YaHei"/>
                 <w:sz w:val="18"/>
               </w:rPr>
-              <w:t>液氨去向重分配、硝酸/尿素/纯碱/复合肥/外售贡献排序。</w:t>
+              <w:t>液氨去向重分配及硝酸、尿素、纯碱、复合肥、外售的相对外售分配贡献排序。</w:t>
             </w:r>
           </w:p>
         </w:tc>
@@ -258,7 +258,7 @@
                 <w:rFonts w:ascii="Calibri" w:hAnsi="Calibri" w:eastAsia="Microsoft YaHei"/>
                 <w:sz w:val="18"/>
               </w:rPr>
-              <w:t>第二赛道</w:t>
+              <w:t>稳产辅助</w:t>
             </w:r>
           </w:p>
         </w:tc>
@@ -279,7 +279,7 @@
                 <w:rFonts w:ascii="Calibri" w:hAnsi="Calibri" w:eastAsia="Microsoft YaHei"/>
                 <w:sz w:val="18"/>
               </w:rPr>
-              <w:t>稳定生产下的波动吸收与提前预警</w:t>
+              <w:t>跨装置波动协调</w:t>
             </w:r>
           </w:p>
         </w:tc>
@@ -300,7 +300,7 @@
                 <w:rFonts w:ascii="Calibri" w:hAnsi="Calibri" w:eastAsia="Microsoft YaHei"/>
                 <w:sz w:val="18"/>
               </w:rPr>
-              <w:t>下游需求突变、供应工程限制、能源窗口、库存波动对上游主流程的冲击。</w:t>
+              <w:t>下游需求突变、公用工程约束、能源窗口和库存波动对主流程的影响。</w:t>
             </w:r>
           </w:p>
         </w:tc>
@@ -321,7 +321,7 @@
                 <w:rFonts w:ascii="Calibri" w:hAnsi="Calibri" w:eastAsia="Microsoft YaHei"/>
                 <w:sz w:val="18"/>
               </w:rPr>
-              <w:t>下游降负荷后合成氨负荷、液氨库存、公辅能源的联动节奏。</w:t>
+              <w:t>下游降负荷后合成氨负荷、液氨库存和公用工程的联动节奏。</w:t>
             </w:r>
           </w:p>
         </w:tc>
@@ -344,7 +344,7 @@
                 <w:rFonts w:ascii="Calibri" w:hAnsi="Calibri" w:eastAsia="Microsoft YaHei"/>
                 <w:sz w:val="18"/>
               </w:rPr>
-              <w:t>第三优先级</w:t>
+              <w:t>设备辅助</w:t>
             </w:r>
           </w:p>
         </w:tc>
@@ -365,7 +365,7 @@
                 <w:rFonts w:ascii="Calibri" w:hAnsi="Calibri" w:eastAsia="Microsoft YaHei"/>
                 <w:sz w:val="18"/>
               </w:rPr>
-              <w:t>关键设备弱信号预警</w:t>
+              <w:t>关键设备趋势异常提示</w:t>
             </w:r>
           </w:p>
         </w:tc>
@@ -386,7 +386,7 @@
                 <w:rFonts w:ascii="Calibri" w:hAnsi="Calibri" w:eastAsia="Microsoft YaHei"/>
                 <w:sz w:val="18"/>
               </w:rPr>
-              <w:t>压缩机、气轮机驱动系统、关键机组、合成塔的微弱趋势变化。</w:t>
+              <w:t>压缩机、气轮机驱动系统、关键机组和合成塔的持续趋势偏离。</w:t>
             </w:r>
           </w:p>
         </w:tc>
@@ -407,7 +407,7 @@
                 <w:rFonts w:ascii="Calibri" w:hAnsi="Calibri" w:eastAsia="Microsoft YaHei"/>
                 <w:sz w:val="18"/>
               </w:rPr>
-              <w:t>压缩机健康下降、喘振裕度变化、床层温升异常的趋势提示。</w:t>
+              <w:t>振动、轴位移、防喘振裕度、轴承温度和床层温升的趋势证据。</w:t>
             </w:r>
           </w:p>
         </w:tc>
@@ -430,7 +430,7 @@
                 <w:rFonts w:ascii="Calibri" w:hAnsi="Calibri" w:eastAsia="Microsoft YaHei"/>
                 <w:sz w:val="18"/>
               </w:rPr>
-              <w:t>支撑底座</w:t>
+              <w:t>经验管理</w:t>
             </w:r>
           </w:p>
         </w:tc>
@@ -451,7 +451,7 @@
                 <w:rFonts w:ascii="Calibri" w:hAnsi="Calibri" w:eastAsia="Microsoft YaHei"/>
                 <w:sz w:val="18"/>
               </w:rPr>
-              <w:t>经验沉淀与新人快速成长</w:t>
+              <w:t>经审核的调度案例与规则</w:t>
             </w:r>
           </w:p>
         </w:tc>
@@ -472,7 +472,7 @@
                 <w:rFonts w:ascii="Calibri" w:hAnsi="Calibri" w:eastAsia="Microsoft YaHei"/>
                 <w:sz w:val="18"/>
               </w:rPr>
-              <w:t>调度长五年经验、班组处置、未采纳原因、事故复盘无法结构化传承。</w:t>
+              <w:t>班组处置、未采纳原因和复盘结论缺少统一记录。</w:t>
             </w:r>
           </w:p>
         </w:tc>
@@ -493,7 +493,7 @@
                 <w:rFonts w:ascii="Calibri" w:hAnsi="Calibri" w:eastAsia="Microsoft YaHei"/>
                 <w:sz w:val="18"/>
               </w:rPr>
-              <w:t>飞书Base复盘库、Aily问答、新人场景训练清单。</w:t>
+              <w:t>飞书多维表格复盘库、智能问答和新人场景训练清单。</w:t>
             </w:r>
           </w:p>
         </w:tc>
@@ -603,7 +603,7 @@
                 <w:rFonts w:ascii="Calibri" w:hAnsi="Calibri" w:eastAsia="Microsoft YaHei"/>
                 <w:sz w:val="18"/>
               </w:rPr>
-              <w:t>全线数据底座</w:t>
+              <w:t>班次数据</w:t>
             </w:r>
           </w:p>
         </w:tc>
@@ -624,7 +624,7 @@
                 <w:rFonts w:ascii="Calibri" w:hAnsi="Calibri" w:eastAsia="Microsoft YaHei"/>
                 <w:sz w:val="18"/>
               </w:rPr>
-              <w:t>MES、IoT、DCS historian、热电APC、压机/机组、行情、飞书记录</w:t>
+              <w:t>订单导出、MES班次计划、罐区历史摘要、飞书协同记录；后续扩展生产历史数据库与设备数据</w:t>
             </w:r>
           </w:p>
         </w:tc>
@@ -645,7 +645,7 @@
                 <w:rFonts w:ascii="Calibri" w:hAnsi="Calibri" w:eastAsia="Microsoft YaHei"/>
                 <w:sz w:val="18"/>
               </w:rPr>
-              <w:t>产供销全线事实表、口径字典、数据质量评分</w:t>
+              <w:t>班次调度事实表、口径字典、数据质量报告</w:t>
             </w:r>
           </w:p>
         </w:tc>
@@ -754,7 +754,7 @@
                 <w:rFonts w:ascii="Calibri" w:hAnsi="Calibri" w:eastAsia="Microsoft YaHei"/>
                 <w:sz w:val="18"/>
               </w:rPr>
-              <w:t>边际贡献、固定成本吸收、液氨机会成本、流程连续性、APC/MPC建议</w:t>
+              <w:t>液氨机会成本、非氨变动成本、流程连续性、APC/MPC候选建议</w:t>
             </w:r>
           </w:p>
         </w:tc>
@@ -775,7 +775,7 @@
                 <w:rFonts w:ascii="Calibri" w:hAnsi="Calibri" w:eastAsia="Microsoft YaHei"/>
                 <w:sz w:val="18"/>
               </w:rPr>
-              <w:t>保谁/降谁/停谁/外采与否、风险解释、回滚条件</w:t>
+              <w:t>液氨分配、负荷调整、外采安排、停运评估和撤销条件</w:t>
             </w:r>
           </w:p>
         </w:tc>
@@ -863,7 +863,7 @@
                 <w:rFonts w:ascii="Calibri" w:hAnsi="Calibri" w:eastAsia="Microsoft YaHei"/>
                 <w:sz w:val="18"/>
               </w:rPr>
-              <w:t>经验迭代</w:t>
+              <w:t>经验管理</w:t>
             </w:r>
           </w:p>
         </w:tc>
@@ -884,7 +884,7 @@
                 <w:rFonts w:ascii="Calibri" w:hAnsi="Calibri" w:eastAsia="Microsoft YaHei"/>
                 <w:sz w:val="18"/>
               </w:rPr>
-              <w:t>调度长经验库、异常经验库、未采纳原因库、新人训练样本</w:t>
+              <w:t>经审核的调度案例、异常处置、未采纳原因和新人训练样本</w:t>
             </w:r>
           </w:p>
         </w:tc>
@@ -905,7 +905,7 @@
                 <w:rFonts w:ascii="Calibri" w:hAnsi="Calibri" w:eastAsia="Microsoft YaHei"/>
                 <w:sz w:val="18"/>
               </w:rPr>
-              <w:t>周度规则修订、模型校准样本、经验复用清单</w:t>
+              <w:t>规则修订建议、审核记录、版本和适用条件</w:t>
             </w:r>
           </w:p>
         </w:tc>
@@ -924,7 +924,7 @@
         <w:rPr>
           <w:rFonts w:ascii="Calibri" w:hAnsi="Calibri" w:eastAsia="Microsoft YaHei"/>
         </w:rPr>
-        <w:t>根据企业访谈记录，现场已有或正在建设多套生产与经营系统。平台据此定位为现有商业软件之上的跨系统调度编排层，不重做DCS、MES、APC或压机软件，而是理清各系统主要功能、数据流向和写回边界。</w:t>
+        <w:t>企业访谈记录显示，现场已有或正在建设多套生产与经营系统。平台在现有系统之间汇总班次调度所需信息，并明确数据来源、流向和写回边界；DCS、MES、APC和压机软件的原有职责保持不变。</w:t>
       </w:r>
     </w:p>
     <w:tbl>
@@ -1022,7 +1022,7 @@
                 <w:rFonts w:ascii="Calibri" w:hAnsi="Calibri" w:eastAsia="Microsoft YaHei"/>
                 <w:b/>
               </w:rPr>
-              <w:t>AI调控师边界</w:t>
+              <w:t>平台边界</w:t>
             </w:r>
           </w:p>
         </w:tc>
@@ -1194,7 +1194,7 @@
                 <w:rFonts w:ascii="Calibri" w:hAnsi="Calibri" w:eastAsia="Microsoft YaHei"/>
                 <w:sz w:val="18"/>
               </w:rPr>
-              <w:t>作为AI调控师的只读事实源，不替代DCS控制。</w:t>
+              <w:t>作为平台的只读事实源，不替代DCS控制。</w:t>
             </w:r>
           </w:p>
         </w:tc>
@@ -1280,7 +1280,7 @@
                 <w:rFonts w:ascii="Calibri" w:hAnsi="Calibri" w:eastAsia="Microsoft YaHei"/>
                 <w:sz w:val="18"/>
               </w:rPr>
-              <w:t>AI只读DCS historian摘要，不直接写控制参数。</w:t>
+              <w:t>通过生产历史数据库或只读接口获取摘要，不直接写控制参数。</w:t>
             </w:r>
           </w:p>
         </w:tc>
@@ -1345,7 +1345,7 @@
                 <w:rFonts w:ascii="Calibri" w:hAnsi="Calibri" w:eastAsia="Microsoft YaHei"/>
                 <w:sz w:val="18"/>
               </w:rPr>
-              <w:t>提供蒸汽、电力、公辅负荷、管网约束和热电优化结果。</w:t>
+              <w:t>提供蒸汽、电力、公用工程负荷、管网约束和热电优化结果。</w:t>
             </w:r>
           </w:p>
         </w:tc>
@@ -1431,7 +1431,7 @@
                 <w:rFonts w:ascii="Calibri" w:hAnsi="Calibri" w:eastAsia="Microsoft YaHei"/>
                 <w:sz w:val="18"/>
               </w:rPr>
-              <w:t>提供离心压缩机、气轮机驱动系统、关键机组健康和弱信号趋势。</w:t>
+              <w:t>提供离心压缩机、气轮机驱动系统和关键机组的状态与趋势数据。</w:t>
             </w:r>
           </w:p>
         </w:tc>
@@ -1452,7 +1452,7 @@
                 <w:rFonts w:ascii="Calibri" w:hAnsi="Calibri" w:eastAsia="Microsoft YaHei"/>
                 <w:sz w:val="18"/>
               </w:rPr>
-              <w:t>用于设备护机、弱信号预警和特殊停机取舍，不直接触发开停车。</w:t>
+              <w:t>用于设备趋势异常提示和停运评估，不直接触发开停车。</w:t>
             </w:r>
           </w:p>
         </w:tc>
@@ -1526,7 +1526,7 @@
         <w:rPr>
           <w:rFonts w:ascii="Calibri" w:hAnsi="Calibri" w:eastAsia="Microsoft YaHei"/>
         </w:rPr>
-        <w:t>飞书不是附加展示入口，而是本方案把算法建议变成现场执行、责任留痕和知识迭代的组织操作层。合成氨调度建议只有进入当班群、审批链、任务监督和复盘库，才真正回应命题提出的指挥效率与知识传承问题。</w:t>
+        <w:t>飞书承接调度建议送达、审批、任务跟踪和班后复盘。调度建议完成责任人确认和状态留痕后，才进入MES计划摘要或复盘记录。</w:t>
       </w:r>
     </w:p>
     <w:tbl>
@@ -1689,7 +1689,7 @@
                 <w:rFonts w:ascii="Calibri" w:hAnsi="Calibri" w:eastAsia="Microsoft YaHei"/>
                 <w:sz w:val="18"/>
               </w:rPr>
-              <w:t>把目标负荷、风险指数、触发约束、收益口径和确认按钮推送到当班调度群。</w:t>
+              <w:t>把目标负荷、风险等级、触发约束、相对外售分配贡献和确认按钮推送到当班调度群。</w:t>
             </w:r>
           </w:p>
         </w:tc>
@@ -1947,7 +1947,7 @@
                 <w:rFonts w:ascii="Calibri" w:hAnsi="Calibri" w:eastAsia="Microsoft YaHei"/>
                 <w:sz w:val="18"/>
               </w:rPr>
-              <w:t>采纳后自动生成跟踪任务，提醒核对DCS historian实际负荷、复盘收益归因和补充异常说明。</w:t>
+              <w:t>企业发布后，由审批结果触发跟踪任务，核对生产历史数据库中的实际负荷、库存变化和班后结论。</w:t>
             </w:r>
           </w:p>
         </w:tc>
@@ -1991,7 +1991,7 @@
                 <w:rFonts w:ascii="Calibri" w:hAnsi="Calibri" w:eastAsia="Microsoft YaHei"/>
                 <w:sz w:val="18"/>
               </w:rPr>
-              <w:t>Aily问答/事件回调</w:t>
+              <w:t>飞书智能问答/事件回传</w:t>
             </w:r>
           </w:p>
         </w:tc>
@@ -2012,7 +2012,7 @@
                 <w:rFonts w:ascii="Calibri" w:hAnsi="Calibri" w:eastAsia="Microsoft YaHei"/>
                 <w:sz w:val="18"/>
               </w:rPr>
-              <w:t>调度寻优解释与自迭代</w:t>
+              <w:t>建议解释与案例复用</w:t>
             </w:r>
           </w:p>
         </w:tc>
@@ -2033,7 +2033,7 @@
                 <w:rFonts w:ascii="Calibri" w:hAnsi="Calibri" w:eastAsia="Microsoft YaHei"/>
                 <w:sz w:val="18"/>
               </w:rPr>
-              <w:t>调度员追问方案理由；卡片点击、审批结果和复盘提交通过回调写入知识库。</w:t>
+              <w:t>授权后支持调度员追问方案依据；操作结果返回待审核案例库，不自动修改生产规则。</w:t>
             </w:r>
           </w:p>
         </w:tc>
@@ -2098,7 +2098,7 @@
         <w:rPr>
           <w:rFonts w:ascii="Calibri" w:hAnsi="Calibri" w:eastAsia="Microsoft YaHei"/>
         </w:rPr>
-        <w:t>机理与模型侧：先以合成塔热平衡、反应器温升、氢氮比、循环气量和压缩机效率形成硬约束；PINN只有完成企业历史回放与留出班次验证后，才可作为影子计算的候选校准方法。</w:t>
+        <w:t>机理与模型侧：先以合成塔热平衡、反应器温升、氢氮比、循环气量和压缩机效率形成硬约束；PINN完成企业历史回放与留出班次验证后，才可作为旁路计算的候选校准方法。</w:t>
       </w:r>
     </w:p>
     <w:p>
@@ -2194,7 +2194,7 @@
                 <w:rFonts w:ascii="Calibri" w:hAnsi="Calibri" w:eastAsia="Microsoft YaHei"/>
                 <w:b/>
               </w:rPr>
-              <w:t>推荐动作</w:t>
+              <w:t>建议动作</w:t>
             </w:r>
           </w:p>
         </w:tc>
@@ -2215,7 +2215,7 @@
                 <w:rFonts w:ascii="Calibri" w:hAnsi="Calibri" w:eastAsia="Microsoft YaHei"/>
                 <w:b/>
               </w:rPr>
-              <w:t>企业收益</w:t>
+              <w:t>试点观察项</w:t>
             </w:r>
           </w:p>
         </w:tc>
@@ -2238,7 +2238,7 @@
                 <w:rFonts w:ascii="Calibri" w:hAnsi="Calibri" w:eastAsia="Microsoft YaHei"/>
                 <w:sz w:val="18"/>
               </w:rPr>
-              <w:t>订单冲刺</w:t>
+              <w:t>高优订单保障</w:t>
             </w:r>
           </w:p>
         </w:tc>
@@ -2259,7 +2259,7 @@
                 <w:rFonts w:ascii="Calibri" w:hAnsi="Calibri" w:eastAsia="Microsoft YaHei"/>
                 <w:sz w:val="18"/>
               </w:rPr>
-              <w:t>尿素溶液/复合肥用氨急单、液氨库存偏低</w:t>
+              <w:t>尿素溶液或复合肥用氨急单、液氨库存偏低</w:t>
             </w:r>
           </w:p>
         </w:tc>
@@ -2280,7 +2280,7 @@
                 <w:rFonts w:ascii="Calibri" w:hAnsi="Calibri" w:eastAsia="Microsoft YaHei"/>
                 <w:sz w:val="18"/>
               </w:rPr>
-              <w:t>提高合成回路负荷，压缩弹性外售，优先保障高优订单。</w:t>
+              <w:t>比较提高合成负荷、压缩弹性外售和调整其他下游分配。</w:t>
             </w:r>
           </w:p>
         </w:tc>
@@ -2301,7 +2301,7 @@
                 <w:rFonts w:ascii="Calibri" w:hAnsi="Calibri" w:eastAsia="Microsoft YaHei"/>
                 <w:sz w:val="18"/>
               </w:rPr>
-              <w:t>减少延期与跨单元等待。</w:t>
+              <w:t>订单延期风险、液氨期末库存和相对外售分配贡献。</w:t>
             </w:r>
           </w:p>
         </w:tc>
@@ -2345,7 +2345,7 @@
                 <w:rFonts w:ascii="Calibri" w:hAnsi="Calibri" w:eastAsia="Microsoft YaHei"/>
                 <w:sz w:val="18"/>
               </w:rPr>
-              <w:t>蒸汽/电力/原料窗口价格上行</w:t>
+              <w:t>蒸汽、电力或原料边际成本变化</w:t>
             </w:r>
           </w:p>
         </w:tc>
@@ -2366,7 +2366,7 @@
                 <w:rFonts w:ascii="Calibri" w:hAnsi="Calibri" w:eastAsia="Microsoft YaHei"/>
                 <w:sz w:val="18"/>
               </w:rPr>
-              <w:t>高价窗口压产，低价窗口补库存，保持安全库存。</w:t>
+              <w:t>比较不同负荷时段，保持企业确认的安全库存。</w:t>
             </w:r>
           </w:p>
         </w:tc>
@@ -2387,7 +2387,7 @@
                 <w:rFonts w:ascii="Calibri" w:hAnsi="Calibri" w:eastAsia="Microsoft YaHei"/>
                 <w:sz w:val="18"/>
               </w:rPr>
-              <w:t>降低吨氨边际能耗成本。</w:t>
+              <w:t>单位氨变动成本、库存占用和负荷变化次数。</w:t>
             </w:r>
           </w:p>
         </w:tc>
@@ -2410,7 +2410,7 @@
                 <w:rFonts w:ascii="Calibri" w:hAnsi="Calibri" w:eastAsia="Microsoft YaHei"/>
                 <w:sz w:val="18"/>
               </w:rPr>
-              <w:t>设备护机</w:t>
+              <w:t>设备趋势异常</w:t>
             </w:r>
           </w:p>
         </w:tc>
@@ -2431,7 +2431,7 @@
                 <w:rFonts w:ascii="Calibri" w:hAnsi="Calibri" w:eastAsia="Microsoft YaHei"/>
                 <w:sz w:val="18"/>
               </w:rPr>
-              <w:t>循环压缩机健康评分下降或合成塔温升异常</w:t>
+              <w:t>设备指标持续偏离或合成塔温升异常</w:t>
             </w:r>
           </w:p>
         </w:tc>
@@ -2452,7 +2452,7 @@
                 <w:rFonts w:ascii="Calibri" w:hAnsi="Calibri" w:eastAsia="Microsoft YaHei"/>
                 <w:sz w:val="18"/>
               </w:rPr>
-              <w:t>降低负荷上限，插入点检窗口，冻结激进方案。</w:t>
+              <w:t>显示趋势证据，建议复核负荷上限和点检窗口。</w:t>
             </w:r>
           </w:p>
         </w:tc>
@@ -2473,7 +2473,7 @@
                 <w:rFonts w:ascii="Calibri" w:hAnsi="Calibri" w:eastAsia="Microsoft YaHei"/>
                 <w:sz w:val="18"/>
               </w:rPr>
-              <w:t>降低非计划停车风险。</w:t>
+              <w:t>提示提前量、检查结果和人工处置记录。</w:t>
             </w:r>
           </w:p>
         </w:tc>
@@ -2496,7 +2496,7 @@
                 <w:rFonts w:ascii="Calibri" w:hAnsi="Calibri" w:eastAsia="Microsoft YaHei"/>
                 <w:sz w:val="18"/>
               </w:rPr>
-              <w:t>低置信降级</w:t>
+              <w:t>转人工处理</w:t>
             </w:r>
           </w:p>
         </w:tc>
@@ -2517,7 +2517,7 @@
                 <w:rFonts w:ascii="Calibri" w:hAnsi="Calibri" w:eastAsia="Microsoft YaHei"/>
                 <w:sz w:val="18"/>
               </w:rPr>
-              <w:t>关键点位延迟、订单口径不一致、模型漂移超阈值</w:t>
+              <w:t>数据过期、口径冲突或输入超出模型适用工况范围</w:t>
             </w:r>
           </w:p>
         </w:tc>
@@ -2538,7 +2538,7 @@
                 <w:rFonts w:ascii="Calibri" w:hAnsi="Calibri" w:eastAsia="Microsoft YaHei"/>
                 <w:sz w:val="18"/>
               </w:rPr>
-              <w:t>只给规则提醒，不回写计划，进入人工确认。</w:t>
+              <w:t>停止给出可执行建议，不回写计划，保留原计划并提示人工复核。</w:t>
             </w:r>
           </w:p>
         </w:tc>
@@ -2559,7 +2559,7 @@
                 <w:rFonts w:ascii="Calibri" w:hAnsi="Calibri" w:eastAsia="Microsoft YaHei"/>
                 <w:sz w:val="18"/>
               </w:rPr>
-              <w:t>保证系统可信边界。</w:t>
+              <w:t>降级原因、恢复条件和复核用时。</w:t>
             </w:r>
           </w:p>
         </w:tc>
@@ -2570,7 +2570,7 @@
         <w:pStyle w:val="Heading1"/>
       </w:pPr>
       <w:r>
-        <w:t>8. 全产业链系统孤岛贯通</w:t>
+        <w:t>8. 跨系统班次信息汇总</w:t>
       </w:r>
     </w:p>
     <w:p>
@@ -2578,7 +2578,7 @@
         <w:rPr>
           <w:rFonts w:ascii="Calibri" w:hAnsi="Calibri" w:eastAsia="Microsoft YaHei"/>
         </w:rPr>
-        <w:t>企业访谈显示，当前MES、DCS、IoT、APC、压机软件、热电平台和经营数据之间仍需人工串联。真正困难的不是某一个系统有没有数据，而是调度长需要从多套系统抽取信息，再把价格、库存、订单、装置负荷、设备状态和公辅约束汇总判断。成熟调度长培养周期可达五年，这正是数字调度长需要补位的地方。</w:t>
+        <w:t>企业访谈显示，班次调度信息分散在MES、DCS、IoT、APC、压机软件、热电平台和经营数据中。调度长需要逐项查看价格、库存、订单、装置负荷、设备状态和公用工程约束。平台按班次汇总这些信息，并记录每次判断使用的数据和规则。</w:t>
       </w:r>
     </w:p>
     <w:tbl>
@@ -2613,7 +2613,7 @@
                 <w:rFonts w:ascii="Calibri" w:hAnsi="Calibri" w:eastAsia="Microsoft YaHei"/>
                 <w:b/>
               </w:rPr>
-              <w:t>孤岛问题</w:t>
+              <w:t>现场问题</w:t>
             </w:r>
           </w:p>
         </w:tc>
@@ -2634,7 +2634,7 @@
                 <w:rFonts w:ascii="Calibri" w:hAnsi="Calibri" w:eastAsia="Microsoft YaHei"/>
                 <w:b/>
               </w:rPr>
-              <w:t>人工调度长当前做法</w:t>
+              <w:t>当前做法</w:t>
             </w:r>
           </w:p>
         </w:tc>
@@ -2655,7 +2655,7 @@
                 <w:rFonts w:ascii="Calibri" w:hAnsi="Calibri" w:eastAsia="Microsoft YaHei"/>
                 <w:b/>
               </w:rPr>
-              <w:t>AI调控师补位方式</w:t>
+              <w:t>平台处理</w:t>
             </w:r>
           </w:p>
         </w:tc>
@@ -2676,7 +2676,7 @@
                 <w:rFonts w:ascii="Calibri" w:hAnsi="Calibri" w:eastAsia="Microsoft YaHei"/>
                 <w:b/>
               </w:rPr>
-              <w:t>企业价值</w:t>
+              <w:t>试点观察项</w:t>
             </w:r>
           </w:p>
         </w:tc>
@@ -2720,7 +2720,7 @@
                 <w:rFonts w:ascii="Calibri" w:hAnsi="Calibri" w:eastAsia="Microsoft YaHei"/>
                 <w:sz w:val="18"/>
               </w:rPr>
-              <w:t>从MES、DCS、IoT、压机、热电和经营系统逐项查看。</w:t>
+              <w:t>从多套系统逐项查看。</w:t>
             </w:r>
           </w:p>
         </w:tc>
@@ -2741,7 +2741,7 @@
                 <w:rFonts w:ascii="Calibri" w:hAnsi="Calibri" w:eastAsia="Microsoft YaHei"/>
                 <w:sz w:val="18"/>
               </w:rPr>
-              <w:t>自动汇聚班次事实表，形成订单、液氨、下游、设备、公辅、行情同屏口径。</w:t>
+              <w:t>生成带来源、时间戳和质量码的班次调度事实表。</w:t>
             </w:r>
           </w:p>
         </w:tc>
@@ -2762,7 +2762,7 @@
                 <w:rFonts w:ascii="Calibri" w:hAnsi="Calibri" w:eastAsia="Microsoft YaHei"/>
                 <w:sz w:val="18"/>
               </w:rPr>
-              <w:t>减少信息搜集时间。</w:t>
+              <w:t>查数用时和口径差异数量。</w:t>
             </w:r>
           </w:p>
         </w:tc>
@@ -2806,7 +2806,7 @@
                 <w:rFonts w:ascii="Calibri" w:hAnsi="Calibri" w:eastAsia="Microsoft YaHei"/>
                 <w:sz w:val="18"/>
               </w:rPr>
-              <w:t>依靠调度长多年经验判断哪些点位、库存、价格和订单真正重要。</w:t>
+              <w:t>由调度长判断哪些信息影响当班方案。</w:t>
             </w:r>
           </w:p>
         </w:tc>
@@ -2827,7 +2827,7 @@
                 <w:rFonts w:ascii="Calibri" w:hAnsi="Calibri" w:eastAsia="Microsoft YaHei"/>
                 <w:sz w:val="18"/>
               </w:rPr>
-              <w:t>把历史采纳、驳回、事故复盘和专家规则转成可检索的调度知识图谱。</w:t>
+              <w:t>记录历史方案、驳回原因、复盘结论和适用条件。</w:t>
             </w:r>
           </w:p>
         </w:tc>
@@ -2848,7 +2848,7 @@
                 <w:rFonts w:ascii="Calibri" w:hAnsi="Calibri" w:eastAsia="Microsoft YaHei"/>
                 <w:sz w:val="18"/>
               </w:rPr>
-              <w:t>缩短新人培养周期。</w:t>
+              <w:t>新人场景判断准确率与用时。</w:t>
             </w:r>
           </w:p>
         </w:tc>
@@ -2871,7 +2871,7 @@
                 <w:rFonts w:ascii="Calibri" w:hAnsi="Calibri" w:eastAsia="Microsoft YaHei"/>
                 <w:sz w:val="18"/>
               </w:rPr>
-              <w:t>跨线联动难</w:t>
+              <w:t>跨线取舍复杂</w:t>
             </w:r>
           </w:p>
         </w:tc>
@@ -2892,7 +2892,7 @@
                 <w:rFonts w:ascii="Calibri" w:hAnsi="Calibri" w:eastAsia="Microsoft YaHei"/>
                 <w:sz w:val="18"/>
               </w:rPr>
-              <w:t>人工判断液氨去向、下游负荷、热电约束和设备护机之间的取舍。</w:t>
+              <w:t>人工比较液氨去向、下游负荷、热电约束和设备状态。</w:t>
             </w:r>
           </w:p>
         </w:tc>
@@ -2913,7 +2913,7 @@
                 <w:rFonts w:ascii="Calibri" w:hAnsi="Calibri" w:eastAsia="Microsoft YaHei"/>
                 <w:sz w:val="18"/>
               </w:rPr>
-              <w:t>输出产供销联动三案：保安全、保连续、保贡献，并解释牺牲项和回滚条件。</w:t>
+              <w:t>列出候选分配方案、约束、牺牲项和撤销条件。</w:t>
             </w:r>
           </w:p>
         </w:tc>
@@ -2934,7 +2934,7 @@
                 <w:rFonts w:ascii="Calibri" w:hAnsi="Calibri" w:eastAsia="Microsoft YaHei"/>
                 <w:sz w:val="18"/>
               </w:rPr>
-              <w:t>降低错失窗口和误判风险。</w:t>
+              <w:t>人工复核差异和决策用时。</w:t>
             </w:r>
           </w:p>
         </w:tc>
@@ -2957,7 +2957,7 @@
                 <w:rFonts w:ascii="Calibri" w:hAnsi="Calibri" w:eastAsia="Microsoft YaHei"/>
                 <w:sz w:val="18"/>
               </w:rPr>
-              <w:t>复盘沉淀弱</w:t>
+              <w:t>复盘记录不完整</w:t>
             </w:r>
           </w:p>
         </w:tc>
@@ -2978,7 +2978,7 @@
                 <w:rFonts w:ascii="Calibri" w:hAnsi="Calibri" w:eastAsia="Microsoft YaHei"/>
                 <w:sz w:val="18"/>
               </w:rPr>
-              <w:t>很多判断停留在口头交接或个人经验里。</w:t>
+              <w:t>判断常停留在口头交接。</w:t>
             </w:r>
           </w:p>
         </w:tc>
@@ -2999,7 +2999,7 @@
                 <w:rFonts w:ascii="Calibri" w:hAnsi="Calibri" w:eastAsia="Microsoft YaHei"/>
                 <w:sz w:val="18"/>
               </w:rPr>
-              <w:t>通过飞书任务、审批和Base复盘沉淀为可复用样本。</w:t>
+              <w:t>通过飞书任务、审批和多维表格保存待审核案例。</w:t>
             </w:r>
           </w:p>
         </w:tc>
@@ -3020,7 +3020,7 @@
                 <w:rFonts w:ascii="Calibri" w:hAnsi="Calibri" w:eastAsia="Microsoft YaHei"/>
                 <w:sz w:val="18"/>
               </w:rPr>
-              <w:t>形成企业级调度经验资产。</w:t>
+              <w:t>复盘字段完整率和审核完成率。</w:t>
             </w:r>
           </w:p>
         </w:tc>
@@ -3039,7 +3039,7 @@
         <w:rPr>
           <w:rFonts w:ascii="Calibri" w:hAnsi="Calibri" w:eastAsia="Microsoft YaHei"/>
         </w:rPr>
-        <w:t>产供销调度不能简单按“售价高于完全成本才生产”判断。验收账本采用增量口径：产品净收入减非氨变动成本、包装物流、液氨机会成本和启停摊销，再加可核验的违约避免额。折旧、固定人工等只作为管理解释，不重复加入增量贡献。若贡献为负且占用稀缺液氨、能源或关键设备能力，则进入降负荷或停产评估。</w:t>
+        <w:t>产供销调度采用增量口径比较液氨去向：产品净收入减非氨变动成本、包装物流、液氨机会成本和启停摊销，再加经财务确认的违约避免额。结果称为“相对外售分配贡献测算值”，用于方案比较，不表示已经实现的收益。折旧和固定人工仅作管理解释，不重复计入。</w:t>
       </w:r>
     </w:p>
     <w:tbl>
@@ -4033,7 +4033,7 @@
                 <w:rFonts w:ascii="Calibri" w:hAnsi="Calibri" w:eastAsia="Microsoft YaHei"/>
                 <w:sz w:val="18"/>
               </w:rPr>
-              <w:t>完成首批四类数据口径</w:t>
+              <w:t>校核四类离线或只读数据</w:t>
             </w:r>
           </w:p>
         </w:tc>
@@ -4054,7 +4054,7 @@
                 <w:rFonts w:ascii="Calibri" w:hAnsi="Calibri" w:eastAsia="Microsoft YaHei"/>
                 <w:sz w:val="18"/>
               </w:rPr>
-              <w:t>ERP订单导出、MES班次计划、罐区历史摘要、飞书协同记录的字段字典与质量报告</w:t>
+              <w:t>订单导出、MES班次计划、罐区历史摘要、飞书协同记录的字段字典、样例和质量报告</w:t>
             </w:r>
           </w:p>
         </w:tc>
@@ -4075,7 +4075,7 @@
                 <w:rFonts w:ascii="Calibri" w:hAnsi="Calibri" w:eastAsia="Microsoft YaHei"/>
                 <w:sz w:val="18"/>
               </w:rPr>
-              <w:t>调度员能逐字段核对来源、时间戳、质量码和责任专业。</w:t>
+              <w:t>逐字段确认来源、时间戳、单位、质量状态和责任专业，不接入DCS实时写路径。</w:t>
             </w:r>
           </w:p>
         </w:tc>
@@ -4119,7 +4119,7 @@
                 <w:rFonts w:ascii="Calibri" w:hAnsi="Calibri" w:eastAsia="Microsoft YaHei"/>
                 <w:sz w:val="18"/>
               </w:rPr>
-              <w:t>影子运行对比人工调度</w:t>
+              <w:t>扩展只读数据并开展旁路回放</w:t>
             </w:r>
           </w:p>
         </w:tc>
@@ -4140,7 +4140,7 @@
                 <w:rFonts w:ascii="Calibri" w:hAnsi="Calibri" w:eastAsia="Microsoft YaHei"/>
                 <w:sz w:val="18"/>
               </w:rPr>
-              <w:t>每班三案、采纳/未采纳原因、回放报告</w:t>
+              <w:t>生产历史数据库、设备和公用工程只读接口；调度建议、人工方案及差异报告</w:t>
             </w:r>
           </w:p>
         </w:tc>
@@ -4161,7 +4161,7 @@
                 <w:rFonts w:ascii="Calibri" w:hAnsi="Calibri" w:eastAsia="Microsoft YaHei"/>
                 <w:sz w:val="18"/>
               </w:rPr>
-              <w:t>覆盖早晚班、急单、库存偏低、设备护机场景。</w:t>
+              <w:t>覆盖正常班次、急单、库存偏低和设备趋势异常场景。</w:t>
             </w:r>
           </w:p>
         </w:tc>
@@ -4205,7 +4205,7 @@
                 <w:rFonts w:ascii="Calibri" w:hAnsi="Calibri" w:eastAsia="Microsoft YaHei"/>
                 <w:sz w:val="18"/>
               </w:rPr>
-              <w:t>低风险小闭环验收</w:t>
+              <w:t>开展低风险执行验证</w:t>
             </w:r>
           </w:p>
         </w:tc>
@@ -4226,7 +4226,7 @@
                 <w:rFonts w:ascii="Calibri" w:hAnsi="Calibri" w:eastAsia="Microsoft YaHei"/>
                 <w:sz w:val="18"/>
               </w:rPr>
-              <w:t>审批链、MES计划回写、班后复盘、规则库版本</w:t>
+              <w:t>不少于30个有效班次，覆盖产供销重排、公辅波动吸收、设备趋势复核三类场景</w:t>
             </w:r>
           </w:p>
         </w:tc>
@@ -4247,7 +4247,7 @@
                 <w:rFonts w:ascii="Calibri" w:hAnsi="Calibri" w:eastAsia="Microsoft YaHei"/>
                 <w:sz w:val="18"/>
               </w:rPr>
-              <w:t>至少一项收益指标稳定改善或形成明确停用依据。</w:t>
+              <w:t>安全硬约束零突破、建议可复算、无Historian回传时实际值保持为空；收益仅与同口径原计划对照后归因。</w:t>
             </w:r>
           </w:p>
         </w:tc>
@@ -4269,7 +4269,7 @@
         <w:rPr>
           <w:rFonts w:ascii="Calibri" w:hAnsi="Calibri" w:eastAsia="Microsoft YaHei"/>
         </w:rPr>
-        <w:t>通过条件：高优订单满足率不低于人工调度；单位氨能耗、库存占用、调度耗时或异常预警提前量至少一项稳定改善。</w:t>
+        <w:t>验收条件：双方先确认基线期、评价期和阈值；至少覆盖30个有效班次和产供销重排、公辅波动吸收、设备趋势复核三类场景。安全、数据质量、建议可复算和审批合规为必过项，再比较订单满足率、单位氨变动成本、库存占用、调度用时和提示提前量。</w:t>
       </w:r>
     </w:p>
     <w:p>
@@ -4280,7 +4280,7 @@
         <w:rPr>
           <w:rFonts w:ascii="Calibri" w:hAnsi="Calibri" w:eastAsia="Microsoft YaHei"/>
         </w:rPr>
-        <w:t>收益口径：只核算被采纳且实际执行的方案，剔除市场行情自然波动、检修计划、物流异常等外部影响。</w:t>
+        <w:t>贡献口径：24小时指标统一称为相对外售分配贡献测算值；实际效果只统计已采纳、已执行且完成归因的方案。</w:t>
       </w:r>
     </w:p>
     <w:p>
@@ -4291,7 +4291,7 @@
         <w:rPr>
           <w:rFonts w:ascii="Calibri" w:hAnsi="Calibri" w:eastAsia="Microsoft YaHei"/>
         </w:rPr>
-        <w:t>停用条件：关键数据延迟超过15分钟、核心点位缺失、模型连续两天偏差超阈值、安环红线接近且无法解释。</w:t>
+        <w:t>停用条件：关键数据过期或缺失、输入超出适用工况范围、模型偏差超过双方确认的控制限，或安全与设备限值接近时停止给出可执行建议。</w:t>
       </w:r>
     </w:p>
     <w:p>
@@ -4307,7 +4307,7 @@
         <w:rPr>
           <w:rFonts w:ascii="Calibri" w:hAnsi="Calibri" w:eastAsia="Microsoft YaHei"/>
         </w:rPr>
-        <w:t>[1] IEA. Ammonia Technology Roadmap. International Energy Agency. https://www.iea.org/reports/ammonia-technology-roadmap</w:t>
+        <w:t>[1] 成都云图控股股份有限公司. 2025年年度报告摘要. 巨潮资讯. https://static.cninfo.com.cn/finalpage/2026-04-15/1225100697.PDF</w:t>
       </w:r>
     </w:p>
     <w:p>
@@ -4315,7 +4315,7 @@
         <w:rPr>
           <w:rFonts w:ascii="Calibri" w:hAnsi="Calibri" w:eastAsia="Microsoft YaHei"/>
         </w:rPr>
-        <w:t>[2] 成都云图控股股份有限公司. 2025年年度报告摘要. 巨潮资讯. https://static.cninfo.com.cn/finalpage/2026-04-15/1225100697.PDF</w:t>
+        <w:t>[2] 成都云图控股股份有限公司. 关于全资子公司70万吨合成氨项目建成试生产的公告. 巨潮资讯. https://static.cninfo.com.cn/finalpage/2026-03-21/1225020927.PDF</w:t>
       </w:r>
     </w:p>
     <w:p>
@@ -4323,7 +4323,7 @@
         <w:rPr>
           <w:rFonts w:ascii="Calibri" w:hAnsi="Calibri" w:eastAsia="Microsoft YaHei"/>
         </w:rPr>
-        <w:t>[3] 成都云图控股股份有限公司. 关于全资子公司70万吨合成氨项目建成试生产的公告. 巨潮资讯. https://static.cninfo.com.cn/finalpage/2026-03-21/1225020927.PDF</w:t>
+        <w:t>[3] Kong et al. Nonlinear Model Predictive Control of Flexible Ammonia Production. 2024 preprint. https://qizh.cems.umn.edu/sites/qizh.cems.umn.edu/files/2024-04/Kong_et_al-2024-preprint-NMPC_ammonia_production.pdf</w:t>
       </w:r>
     </w:p>
     <w:p>
@@ -4331,7 +4331,7 @@
         <w:rPr>
           <w:rFonts w:ascii="Calibri" w:hAnsi="Calibri" w:eastAsia="Microsoft YaHei"/>
         </w:rPr>
-        <w:t>[4] 成都云图控股股份有限公司. 投资者关系活动记录表. 巨潮资讯. https://static.cninfo.com.cn/finalpage/2026-04-16/1225109829.PDF</w:t>
+        <w:t>[4] Dynamic Simulation and Optimization for Load Regulation of the Haber-Bosch Process. Industrial &amp; Engineering Chemistry Research. https://pubs.acs.org/doi/10.1021/acs.iecr.4c02410</w:t>
       </w:r>
     </w:p>
     <w:p>
@@ -4339,7 +4339,7 @@
         <w:rPr>
           <w:rFonts w:ascii="Calibri" w:hAnsi="Calibri" w:eastAsia="Microsoft YaHei"/>
         </w:rPr>
-        <w:t>[5] Kong et al. Nonlinear Model Predictive Control of Flexible Ammonia Production. 2024 preprint. https://qizh.cems.umn.edu/sites/qizh.cems.umn.edu/files/2024-04/Kong_et_al-2024-preprint-NMPC_ammonia_production.pdf</w:t>
+        <w:t>[5] AQ/T 3017-2008. 合成氨生产企业安全标准化实施指南. 应急管理部. https://www.mem.gov.cn/fw/flfgbz/bz/bzwb/201301/P020190327398204066876.pdf</w:t>
       </w:r>
     </w:p>
     <w:p>
@@ -4347,7 +4347,7 @@
         <w:rPr>
           <w:rFonts w:ascii="Calibri" w:hAnsi="Calibri" w:eastAsia="Microsoft YaHei"/>
         </w:rPr>
-        <w:t>[6] Dynamic Simulation and Optimization for Load Regulation of the Haber-Bosch Process. Industrial &amp; Engineering Chemistry Research. https://pubs.acs.org/doi/10.1021/acs.iecr.4c02410</w:t>
+        <w:t>[6] International Society of Automation. ISA-95 Series of Standards: Enterprise-Control System Integration. https://www.isa.org/standards-and-publications/isa-standards/isa-95-standard</w:t>
       </w:r>
     </w:p>
     <w:p>
@@ -4355,7 +4355,7 @@
         <w:rPr>
           <w:rFonts w:ascii="Calibri" w:hAnsi="Calibri" w:eastAsia="Microsoft YaHei"/>
         </w:rPr>
-        <w:t>[7] AQ/T 3017-2008. 合成氨生产企业安全标准化实施指南. 应急管理部. https://www.mem.gov.cn/fw/flfgbz/bz/bzwb/201301/P020190327398204066876.pdf</w:t>
+        <w:t>[7] Aspen Technology. Aspen GDOT. https://www.aspentech.com/en/products/msc/aspen-gdot</w:t>
       </w:r>
     </w:p>
     <w:p>
@@ -4363,7 +4363,7 @@
         <w:rPr>
           <w:rFonts w:ascii="Calibri" w:hAnsi="Calibri" w:eastAsia="Microsoft YaHei"/>
         </w:rPr>
-        <w:t>[8] 国家发展改革委. 合成氨行业节能降碳改造升级实施指南解读. https://www.ndrc.gov.cn/xwdt/ztzl/ghnhyjnjdgzsj/zjgd/202208/t20220829_1334056.html</w:t>
+        <w:t>[8] Honeywell. Honeywell Forge Performance+ for Industrials | Production Intelligence. https://process.honeywell.com/us/en/products/industrial-software/operational-excellence/honeywell-forge-production-intelligence</w:t>
       </w:r>
     </w:p>
     <w:p>
@@ -4371,7 +4371,7 @@
         <w:rPr>
           <w:rFonts w:ascii="Calibri" w:hAnsi="Calibri" w:eastAsia="Microsoft YaHei"/>
         </w:rPr>
-        <w:t>[9] 应急管理部办公厅. 工业互联网+危化安全生产试点建设方案. https://www.mem.gov.cn/gk/zfxxgkpt/fdzdgknr/202104/t20210407_382882.shtml</w:t>
+        <w:t>[9] International Society of Automation. ISA-18 Series of Standards. https://www.isa.org/standards-and-publications/isa-standards/isa-18-series-of-standards</w:t>
       </w:r>
     </w:p>
     <w:p>
@@ -4379,7 +4379,15 @@
         <w:rPr>
           <w:rFonts w:ascii="Calibri" w:hAnsi="Calibri" w:eastAsia="Microsoft YaHei"/>
         </w:rPr>
-        <w:t>[10] 飞书开放平台. 消息、审批、多维表格与事件订阅相关OpenAPI文档. https://open.feishu.cn/document/</w:t>
+        <w:t>[10] 飞书开放平台. 任务概述（Task v2）. https://open.feishu.cn/document/task-v2/overview</w:t>
+      </w:r>
+    </w:p>
+    <w:p>
+      <w:r>
+        <w:rPr>
+          <w:rFonts w:ascii="Calibri" w:hAnsi="Calibri" w:eastAsia="Microsoft YaHei"/>
+        </w:rPr>
+        <w:t>[11] 飞书开放平台. 开放平台概述（含飞书智能伙伴搭建平台Aily）. https://open.feishu.cn/document/client-docs/intro?lang=zh-CN</w:t>
       </w:r>
     </w:p>
     <w:sectPr>

--- a/提交材料/02_整体解决方案书.docx
+++ b/提交材料/02_整体解决方案书.docx
@@ -1689,7 +1689,7 @@
                 <w:rFonts w:ascii="Calibri" w:hAnsi="Calibri" w:eastAsia="Microsoft YaHei"/>
                 <w:sz w:val="18"/>
               </w:rPr>
-              <w:t>把目标负荷、风险等级、触发约束、相对外售分配贡献和确认按钮推送到当班调度群。</w:t>
+              <w:t>把目标负荷、处置状态、触发字段、相对外售分配贡献和确认按钮推送到当班调度群。</w:t>
             </w:r>
           </w:p>
         </w:tc>
@@ -1754,7 +1754,7 @@
                 <w:rFonts w:ascii="Calibri" w:hAnsi="Calibri" w:eastAsia="Microsoft YaHei"/>
                 <w:sz w:val="18"/>
               </w:rPr>
-              <w:t>安全边界与责任链</w:t>
+              <w:t>条件会签与责任链</w:t>
             </w:r>
           </w:p>
         </w:tc>
@@ -1775,7 +1775,7 @@
                 <w:rFonts w:ascii="Calibri" w:hAnsi="Calibri" w:eastAsia="Microsoft YaHei"/>
                 <w:sz w:val="18"/>
               </w:rPr>
-              <w:t>高风险升降负荷、护机降负荷、液氨库存越界处置进入班长/主管/安环确认。</w:t>
+              <w:t>设备、公辅、库存等登记条件成立时，路由班长、主管和对应专业确认。</w:t>
             </w:r>
           </w:p>
         </w:tc>
@@ -1796,7 +1796,7 @@
                 <w:rFonts w:ascii="Calibri" w:hAnsi="Calibri" w:eastAsia="Microsoft YaHei"/>
                 <w:sz w:val="18"/>
               </w:rPr>
-              <w:t>approval_instance、approval_status、rollback_condition</w:t>
+              <w:t>approval_instance、approval_status、trigger_condition</w:t>
             </w:r>
           </w:p>
         </w:tc>
@@ -2112,6 +2112,381 @@
         <w:t>MES侧：审批通过后只写入计划、交接摘要和复盘记录，不直接写入DCS/SIS控制参数。</w:t>
       </w:r>
     </w:p>
+    <w:p>
+      <w:pPr>
+        <w:pStyle w:val="Heading2"/>
+      </w:pPr>
+      <w:r>
+        <w:t>6（一）条件驱动处置</w:t>
+      </w:r>
+    </w:p>
+    <w:p>
+      <w:r>
+        <w:rPr>
+          <w:rFonts w:ascii="Calibri" w:hAnsi="Calibri" w:eastAsia="Microsoft YaHei"/>
+        </w:rPr>
+        <w:t>审批不由任何汇总分数驱动。平台逐项核对字段条件、持续时间、质量状态和规则版本，并按一般提示、相关专业会签和演练停算线三类处置。</w:t>
+      </w:r>
+    </w:p>
+    <w:tbl>
+      <w:tblPr>
+        <w:tblStyle w:val="TableGrid"/>
+        <w:tblW w:type="auto" w:w="0"/>
+        <w:jc w:val="center"/>
+        <w:tblLayout w:type="fixed"/>
+        <w:tblLook w:firstColumn="1" w:firstRow="1" w:lastColumn="0" w:lastRow="0" w:noHBand="0" w:noVBand="1" w:val="04A0"/>
+      </w:tblPr>
+      <w:tblGrid>
+        <w:gridCol w:w="2441"/>
+        <w:gridCol w:w="2441"/>
+        <w:gridCol w:w="2441"/>
+        <w:gridCol w:w="2441"/>
+      </w:tblGrid>
+      <w:tr>
+        <w:tc>
+          <w:tcPr>
+            <w:tcW w:type="dxa" w:w="1440"/>
+            <w:shd w:fill="EAF2F8"/>
+            <w:tcMar>
+              <w:top w:w="90" w:type="dxa"/>
+              <w:start w:w="120" w:type="dxa"/>
+              <w:bottom w:w="90" w:type="dxa"/>
+              <w:end w:w="120" w:type="dxa"/>
+            </w:tcMar>
+          </w:tcPr>
+          <w:p>
+            <w:r>
+              <w:rPr>
+                <w:rFonts w:ascii="Calibri" w:hAnsi="Calibri" w:eastAsia="Microsoft YaHei"/>
+                <w:b/>
+              </w:rPr>
+              <w:t>处置</w:t>
+            </w:r>
+          </w:p>
+        </w:tc>
+        <w:tc>
+          <w:tcPr>
+            <w:tcW w:type="dxa" w:w="3528"/>
+            <w:shd w:fill="EAF2F8"/>
+            <w:tcMar>
+              <w:top w:w="90" w:type="dxa"/>
+              <w:start w:w="120" w:type="dxa"/>
+              <w:bottom w:w="90" w:type="dxa"/>
+              <w:end w:w="120" w:type="dxa"/>
+            </w:tcMar>
+          </w:tcPr>
+          <w:p>
+            <w:r>
+              <w:rPr>
+                <w:rFonts w:ascii="Calibri" w:hAnsi="Calibri" w:eastAsia="Microsoft YaHei"/>
+                <w:b/>
+              </w:rPr>
+              <w:t>明确条件</w:t>
+            </w:r>
+          </w:p>
+        </w:tc>
+        <w:tc>
+          <w:tcPr>
+            <w:tcW w:type="dxa" w:w="3096"/>
+            <w:shd w:fill="EAF2F8"/>
+            <w:tcMar>
+              <w:top w:w="90" w:type="dxa"/>
+              <w:start w:w="120" w:type="dxa"/>
+              <w:bottom w:w="90" w:type="dxa"/>
+              <w:end w:w="120" w:type="dxa"/>
+            </w:tcMar>
+          </w:tcPr>
+          <w:p>
+            <w:r>
+              <w:rPr>
+                <w:rFonts w:ascii="Calibri" w:hAnsi="Calibri" w:eastAsia="Microsoft YaHei"/>
+                <w:b/>
+              </w:rPr>
+              <w:t>系统动作</w:t>
+            </w:r>
+          </w:p>
+        </w:tc>
+        <w:tc>
+          <w:tcPr>
+            <w:tcW w:type="dxa" w:w="1152"/>
+            <w:shd w:fill="EAF2F8"/>
+            <w:tcMar>
+              <w:top w:w="90" w:type="dxa"/>
+              <w:start w:w="120" w:type="dxa"/>
+              <w:bottom w:w="90" w:type="dxa"/>
+              <w:end w:w="120" w:type="dxa"/>
+            </w:tcMar>
+          </w:tcPr>
+          <w:p>
+            <w:r>
+              <w:rPr>
+                <w:rFonts w:ascii="Calibri" w:hAnsi="Calibri" w:eastAsia="Microsoft YaHei"/>
+                <w:b/>
+              </w:rPr>
+              <w:t>责任岗位</w:t>
+            </w:r>
+          </w:p>
+        </w:tc>
+      </w:tr>
+      <w:tr>
+        <w:tc>
+          <w:tcPr>
+            <w:tcW w:type="dxa" w:w="1440"/>
+            <w:vAlign w:val="center"/>
+            <w:tcMar>
+              <w:top w:w="90" w:type="dxa"/>
+              <w:start w:w="120" w:type="dxa"/>
+              <w:bottom w:w="90" w:type="dxa"/>
+              <w:end w:w="120" w:type="dxa"/>
+            </w:tcMar>
+          </w:tcPr>
+          <w:p>
+            <w:r>
+              <w:rPr>
+                <w:rFonts w:ascii="Calibri" w:hAnsi="Calibri" w:eastAsia="Microsoft YaHei"/>
+                <w:sz w:val="18"/>
+              </w:rPr>
+              <w:t>一般提示</w:t>
+            </w:r>
+          </w:p>
+        </w:tc>
+        <w:tc>
+          <w:tcPr>
+            <w:tcW w:type="dxa" w:w="3528"/>
+            <w:vAlign w:val="center"/>
+            <w:tcMar>
+              <w:top w:w="90" w:type="dxa"/>
+              <w:start w:w="120" w:type="dxa"/>
+              <w:bottom w:w="90" w:type="dxa"/>
+              <w:end w:w="120" w:type="dxa"/>
+            </w:tcMar>
+          </w:tcPr>
+          <w:p>
+            <w:r>
+              <w:rPr>
+                <w:rFonts w:ascii="Calibri" w:hAnsi="Calibri" w:eastAsia="Microsoft YaHei"/>
+                <w:sz w:val="18"/>
+              </w:rPr>
+              <w:t>数据有效，且未命中专业会签条件或演练停算线</w:t>
+            </w:r>
+          </w:p>
+        </w:tc>
+        <w:tc>
+          <w:tcPr>
+            <w:tcW w:type="dxa" w:w="3096"/>
+            <w:vAlign w:val="center"/>
+            <w:tcMar>
+              <w:top w:w="90" w:type="dxa"/>
+              <w:start w:w="120" w:type="dxa"/>
+              <w:bottom w:w="90" w:type="dxa"/>
+              <w:end w:w="120" w:type="dxa"/>
+            </w:tcMar>
+          </w:tcPr>
+          <w:p>
+            <w:r>
+              <w:rPr>
+                <w:rFonts w:ascii="Calibri" w:hAnsi="Calibri" w:eastAsia="Microsoft YaHei"/>
+                <w:sz w:val="18"/>
+              </w:rPr>
+              <w:t>显示具体偏差、持续时间和核对事项；不自动创建审批</w:t>
+            </w:r>
+          </w:p>
+        </w:tc>
+        <w:tc>
+          <w:tcPr>
+            <w:tcW w:type="dxa" w:w="1152"/>
+            <w:vAlign w:val="center"/>
+            <w:tcMar>
+              <w:top w:w="90" w:type="dxa"/>
+              <w:start w:w="120" w:type="dxa"/>
+              <w:bottom w:w="90" w:type="dxa"/>
+              <w:end w:w="120" w:type="dxa"/>
+            </w:tcMar>
+          </w:tcPr>
+          <w:p>
+            <w:r>
+              <w:rPr>
+                <w:rFonts w:ascii="Calibri" w:hAnsi="Calibri" w:eastAsia="Microsoft YaHei"/>
+                <w:sz w:val="18"/>
+              </w:rPr>
+              <w:t>调度员</w:t>
+            </w:r>
+          </w:p>
+        </w:tc>
+      </w:tr>
+      <w:tr>
+        <w:tc>
+          <w:tcPr>
+            <w:tcW w:type="dxa" w:w="1440"/>
+            <w:vAlign w:val="center"/>
+            <w:tcMar>
+              <w:top w:w="90" w:type="dxa"/>
+              <w:start w:w="120" w:type="dxa"/>
+              <w:bottom w:w="90" w:type="dxa"/>
+              <w:end w:w="120" w:type="dxa"/>
+            </w:tcMar>
+          </w:tcPr>
+          <w:p>
+            <w:r>
+              <w:rPr>
+                <w:rFonts w:ascii="Calibri" w:hAnsi="Calibri" w:eastAsia="Microsoft YaHei"/>
+                <w:sz w:val="18"/>
+              </w:rPr>
+              <w:t>相关专业会签</w:t>
+            </w:r>
+          </w:p>
+        </w:tc>
+        <w:tc>
+          <w:tcPr>
+            <w:tcW w:type="dxa" w:w="3528"/>
+            <w:vAlign w:val="center"/>
+            <w:tcMar>
+              <w:top w:w="90" w:type="dxa"/>
+              <w:start w:w="120" w:type="dxa"/>
+              <w:bottom w:w="90" w:type="dxa"/>
+              <w:end w:w="120" w:type="dxa"/>
+            </w:tcMar>
+          </w:tcPr>
+          <w:p>
+            <w:r>
+              <w:rPr>
+                <w:rFonts w:ascii="Calibri" w:hAnsi="Calibri" w:eastAsia="Microsoft YaHei"/>
+                <w:sz w:val="18"/>
+              </w:rPr>
+              <w:t>设备趋势达到specialist_review条件，公辅余量异常或失效，库存接近确认边界，或其他已登记条件成立</w:t>
+            </w:r>
+          </w:p>
+        </w:tc>
+        <w:tc>
+          <w:tcPr>
+            <w:tcW w:type="dxa" w:w="3096"/>
+            <w:vAlign w:val="center"/>
+            <w:tcMar>
+              <w:top w:w="90" w:type="dxa"/>
+              <w:start w:w="120" w:type="dxa"/>
+              <w:bottom w:w="90" w:type="dxa"/>
+              <w:end w:w="120" w:type="dxa"/>
+            </w:tcMar>
+          </w:tcPr>
+          <w:p>
+            <w:r>
+              <w:rPr>
+                <w:rFonts w:ascii="Calibri" w:hAnsi="Calibri" w:eastAsia="Microsoft YaHei"/>
+                <w:sz w:val="18"/>
+              </w:rPr>
+              <w:t>显示触发字段、时间窗、质量状态和规则版本，通知对应专业</w:t>
+            </w:r>
+          </w:p>
+        </w:tc>
+        <w:tc>
+          <w:tcPr>
+            <w:tcW w:type="dxa" w:w="1152"/>
+            <w:vAlign w:val="center"/>
+            <w:tcMar>
+              <w:top w:w="90" w:type="dxa"/>
+              <w:start w:w="120" w:type="dxa"/>
+              <w:bottom w:w="90" w:type="dxa"/>
+              <w:end w:w="120" w:type="dxa"/>
+            </w:tcMar>
+          </w:tcPr>
+          <w:p>
+            <w:r>
+              <w:rPr>
+                <w:rFonts w:ascii="Calibri" w:hAnsi="Calibri" w:eastAsia="Microsoft YaHei"/>
+                <w:sz w:val="18"/>
+              </w:rPr>
+              <w:t>设备、公辅、罐区或工艺专业</w:t>
+            </w:r>
+          </w:p>
+        </w:tc>
+      </w:tr>
+      <w:tr>
+        <w:tc>
+          <w:tcPr>
+            <w:tcW w:type="dxa" w:w="1440"/>
+            <w:vAlign w:val="center"/>
+            <w:tcMar>
+              <w:top w:w="90" w:type="dxa"/>
+              <w:start w:w="120" w:type="dxa"/>
+              <w:bottom w:w="90" w:type="dxa"/>
+              <w:end w:w="120" w:type="dxa"/>
+            </w:tcMar>
+          </w:tcPr>
+          <w:p>
+            <w:r>
+              <w:rPr>
+                <w:rFonts w:ascii="Calibri" w:hAnsi="Calibri" w:eastAsia="Microsoft YaHei"/>
+                <w:sz w:val="18"/>
+              </w:rPr>
+              <w:t>演练停算线</w:t>
+            </w:r>
+          </w:p>
+        </w:tc>
+        <w:tc>
+          <w:tcPr>
+            <w:tcW w:type="dxa" w:w="3528"/>
+            <w:vAlign w:val="center"/>
+            <w:tcMar>
+              <w:top w:w="90" w:type="dxa"/>
+              <w:start w:w="120" w:type="dxa"/>
+              <w:bottom w:w="90" w:type="dxa"/>
+              <w:end w:w="120" w:type="dxa"/>
+            </w:tcMar>
+          </w:tcPr>
+          <w:p>
+            <w:r>
+              <w:rPr>
+                <w:rFonts w:ascii="Calibri" w:hAnsi="Calibri" w:eastAsia="Microsoft YaHei"/>
+                <w:sz w:val="18"/>
+              </w:rPr>
+              <w:t>趋势回放标记stop_new_recommendation_demo，或接口矩阵登记的停算条件成立</w:t>
+            </w:r>
+          </w:p>
+        </w:tc>
+        <w:tc>
+          <w:tcPr>
+            <w:tcW w:type="dxa" w:w="3096"/>
+            <w:vAlign w:val="center"/>
+            <w:tcMar>
+              <w:top w:w="90" w:type="dxa"/>
+              <w:start w:w="120" w:type="dxa"/>
+              <w:bottom w:w="90" w:type="dxa"/>
+              <w:end w:w="120" w:type="dxa"/>
+            </w:tcMar>
+          </w:tcPr>
+          <w:p>
+            <w:r>
+              <w:rPr>
+                <w:rFonts w:ascii="Calibri" w:hAnsi="Calibri" w:eastAsia="Microsoft YaHei"/>
+                <w:sz w:val="18"/>
+              </w:rPr>
+              <w:t>停止新目标、经济排序、动作单和审批；维持最近批准方案并转现场规程</w:t>
+            </w:r>
+          </w:p>
+        </w:tc>
+        <w:tc>
+          <w:tcPr>
+            <w:tcW w:type="dxa" w:w="1152"/>
+            <w:vAlign w:val="center"/>
+            <w:tcMar>
+              <w:top w:w="90" w:type="dxa"/>
+              <w:start w:w="120" w:type="dxa"/>
+              <w:bottom w:w="90" w:type="dxa"/>
+              <w:end w:w="120" w:type="dxa"/>
+            </w:tcMar>
+          </w:tcPr>
+          <w:p>
+            <w:r>
+              <w:rPr>
+                <w:rFonts w:ascii="Calibri" w:hAnsi="Calibri" w:eastAsia="Microsoft YaHei"/>
+                <w:sz w:val="18"/>
+              </w:rPr>
+              <w:t>现场指挥链与对应专业</w:t>
+            </w:r>
+          </w:p>
+        </w:tc>
+      </w:tr>
+    </w:tbl>
     <w:p>
       <w:pPr>
         <w:pStyle w:val="Heading1"/>
@@ -3666,7 +4041,7 @@
                 <w:rFonts w:ascii="Calibri" w:hAnsi="Calibri" w:eastAsia="Microsoft YaHei"/>
                 <w:sz w:val="18"/>
               </w:rPr>
-              <w:t>安环红线、SIS/DCS联锁、罐区压力、压缩机/合成塔风险接近阈值。</w:t>
+              <w:t>安环红线、SIS/DCS联锁，或罐区、压缩机、合成塔关键测量接近企业确认边界。</w:t>
             </w:r>
           </w:p>
         </w:tc>
@@ -3687,7 +4062,7 @@
                 <w:rFonts w:ascii="Calibri" w:hAnsi="Calibri" w:eastAsia="Microsoft YaHei"/>
                 <w:sz w:val="18"/>
               </w:rPr>
-              <w:t>冻结增产和高收益方案，只保留降风险、稳流程、人工确认动作。</w:t>
+              <w:t>命中演练停算线时停止新目标、经济排序、动作单和审批，维持最近批准方案。</w:t>
             </w:r>
           </w:p>
         </w:tc>
@@ -3708,7 +4083,7 @@
                 <w:rFonts w:ascii="Calibri" w:hAnsi="Calibri" w:eastAsia="Microsoft YaHei"/>
                 <w:sz w:val="18"/>
               </w:rPr>
-              <w:t>不绕过DCS/SIS；触发原因进入审批和班后复盘。</w:t>
+              <w:t>不绕过DCS/SIS；转现场规程并记录触发字段。</w:t>
             </w:r>
           </w:p>
         </w:tc>
@@ -4205,7 +4580,7 @@
                 <w:rFonts w:ascii="Calibri" w:hAnsi="Calibri" w:eastAsia="Microsoft YaHei"/>
                 <w:sz w:val="18"/>
               </w:rPr>
-              <w:t>开展低风险执行验证</w:t>
+              <w:t>开展条件受控执行验证</w:t>
             </w:r>
           </w:p>
         </w:tc>
@@ -4247,7 +4622,7 @@
                 <w:rFonts w:ascii="Calibri" w:hAnsi="Calibri" w:eastAsia="Microsoft YaHei"/>
                 <w:sz w:val="18"/>
               </w:rPr>
-              <w:t>安全硬约束零突破、建议可复算、无Historian回传时实际值保持为空；收益仅与同口径原计划对照后归因。</w:t>
+              <w:t>只选择未命中演练停算线且审批条件完整的场景；无Historian回传时实际值为空。</w:t>
             </w:r>
           </w:p>
         </w:tc>
@@ -4294,6 +4669,2648 @@
         <w:t>停用条件：关键数据过期或缺失、输入超出适用工况范围、模型偏差超过双方确认的控制限，或安全与设备限值接近时停止给出可执行建议。</w:t>
       </w:r>
     </w:p>
+    <w:p>
+      <w:pPr>
+        <w:pStyle w:val="Heading2"/>
+      </w:pPr>
+      <w:r>
+        <w:t>12（一）预登记验收目标</w:t>
+      </w:r>
+    </w:p>
+    <w:tbl>
+      <w:tblPr>
+        <w:tblStyle w:val="TableGrid"/>
+        <w:tblW w:type="auto" w:w="0"/>
+        <w:jc w:val="center"/>
+        <w:tblLayout w:type="fixed"/>
+        <w:tblLook w:firstColumn="1" w:firstRow="1" w:lastColumn="0" w:lastRow="0" w:noHBand="0" w:noVBand="1" w:val="04A0"/>
+      </w:tblPr>
+      <w:tblGrid>
+        <w:gridCol w:w="3255"/>
+        <w:gridCol w:w="3255"/>
+        <w:gridCol w:w="3255"/>
+      </w:tblGrid>
+      <w:tr>
+        <w:tc>
+          <w:tcPr>
+            <w:tcW w:type="dxa" w:w="1944"/>
+            <w:shd w:fill="EAF2F8"/>
+            <w:tcMar>
+              <w:top w:w="90" w:type="dxa"/>
+              <w:start w:w="120" w:type="dxa"/>
+              <w:bottom w:w="90" w:type="dxa"/>
+              <w:end w:w="120" w:type="dxa"/>
+            </w:tcMar>
+          </w:tcPr>
+          <w:p>
+            <w:r>
+              <w:rPr>
+                <w:rFonts w:ascii="Calibri" w:hAnsi="Calibri" w:eastAsia="Microsoft YaHei"/>
+                <w:b/>
+              </w:rPr>
+              <w:t>指标</w:t>
+            </w:r>
+          </w:p>
+        </w:tc>
+        <w:tc>
+          <w:tcPr>
+            <w:tcW w:type="dxa" w:w="5832"/>
+            <w:shd w:fill="EAF2F8"/>
+            <w:tcMar>
+              <w:top w:w="90" w:type="dxa"/>
+              <w:start w:w="120" w:type="dxa"/>
+              <w:bottom w:w="90" w:type="dxa"/>
+              <w:end w:w="120" w:type="dxa"/>
+            </w:tcMar>
+          </w:tcPr>
+          <w:p>
+            <w:r>
+              <w:rPr>
+                <w:rFonts w:ascii="Calibri" w:hAnsi="Calibri" w:eastAsia="Microsoft YaHei"/>
+                <w:b/>
+              </w:rPr>
+              <w:t>定义稿口径</w:t>
+            </w:r>
+          </w:p>
+        </w:tc>
+        <w:tc>
+          <w:tcPr>
+            <w:tcW w:type="dxa" w:w="1440"/>
+            <w:shd w:fill="EAF2F8"/>
+            <w:tcMar>
+              <w:top w:w="90" w:type="dxa"/>
+              <w:start w:w="120" w:type="dxa"/>
+              <w:bottom w:w="90" w:type="dxa"/>
+              <w:end w:w="120" w:type="dxa"/>
+            </w:tcMar>
+          </w:tcPr>
+          <w:p>
+            <w:r>
+              <w:rPr>
+                <w:rFonts w:ascii="Calibri" w:hAnsi="Calibri" w:eastAsia="Microsoft YaHei"/>
+                <w:b/>
+              </w:rPr>
+              <w:t>目标</w:t>
+            </w:r>
+          </w:p>
+        </w:tc>
+      </w:tr>
+      <w:tr>
+        <w:tc>
+          <w:tcPr>
+            <w:tcW w:type="dxa" w:w="1944"/>
+            <w:vAlign w:val="center"/>
+            <w:tcMar>
+              <w:top w:w="90" w:type="dxa"/>
+              <w:start w:w="120" w:type="dxa"/>
+              <w:bottom w:w="90" w:type="dxa"/>
+              <w:end w:w="120" w:type="dxa"/>
+            </w:tcMar>
+          </w:tcPr>
+          <w:p>
+            <w:r>
+              <w:rPr>
+                <w:rFonts w:ascii="Calibri" w:hAnsi="Calibri" w:eastAsia="Microsoft YaHei"/>
+                <w:sz w:val="18"/>
+              </w:rPr>
+              <w:t>数据可用率</w:t>
+            </w:r>
+          </w:p>
+        </w:tc>
+        <w:tc>
+          <w:tcPr>
+            <w:tcW w:type="dxa" w:w="5832"/>
+            <w:vAlign w:val="center"/>
+            <w:tcMar>
+              <w:top w:w="90" w:type="dxa"/>
+              <w:start w:w="120" w:type="dxa"/>
+              <w:bottom w:w="90" w:type="dxa"/>
+              <w:end w:w="120" w:type="dxa"/>
+            </w:tcMar>
+          </w:tcPr>
+          <w:p>
+            <w:r>
+              <w:rPr>
+                <w:rFonts w:ascii="Calibri" w:hAnsi="Calibri" w:eastAsia="Microsoft YaHei"/>
+                <w:sz w:val="18"/>
+              </w:rPr>
+              <w:t>新鲜度窗口内且质量状态合格的必需记录数 / 应到必需记录数</w:t>
+            </w:r>
+          </w:p>
+        </w:tc>
+        <w:tc>
+          <w:tcPr>
+            <w:tcW w:type="dxa" w:w="1440"/>
+            <w:vAlign w:val="center"/>
+            <w:tcMar>
+              <w:top w:w="90" w:type="dxa"/>
+              <w:start w:w="120" w:type="dxa"/>
+              <w:bottom w:w="90" w:type="dxa"/>
+              <w:end w:w="120" w:type="dxa"/>
+            </w:tcMar>
+          </w:tcPr>
+          <w:p>
+            <w:r>
+              <w:rPr>
+                <w:rFonts w:ascii="Calibri" w:hAnsi="Calibri" w:eastAsia="Microsoft YaHei"/>
+                <w:sz w:val="18"/>
+              </w:rPr>
+              <w:t>不低于98%</w:t>
+            </w:r>
+          </w:p>
+        </w:tc>
+      </w:tr>
+      <w:tr>
+        <w:tc>
+          <w:tcPr>
+            <w:tcW w:type="dxa" w:w="1944"/>
+            <w:vAlign w:val="center"/>
+            <w:tcMar>
+              <w:top w:w="90" w:type="dxa"/>
+              <w:start w:w="120" w:type="dxa"/>
+              <w:bottom w:w="90" w:type="dxa"/>
+              <w:end w:w="120" w:type="dxa"/>
+            </w:tcMar>
+          </w:tcPr>
+          <w:p>
+            <w:r>
+              <w:rPr>
+                <w:rFonts w:ascii="Calibri" w:hAnsi="Calibri" w:eastAsia="Microsoft YaHei"/>
+                <w:sz w:val="18"/>
+              </w:rPr>
+              <w:t>物料平衡残差</w:t>
+            </w:r>
+          </w:p>
+        </w:tc>
+        <w:tc>
+          <w:tcPr>
+            <w:tcW w:type="dxa" w:w="5832"/>
+            <w:vAlign w:val="center"/>
+            <w:tcMar>
+              <w:top w:w="90" w:type="dxa"/>
+              <w:start w:w="120" w:type="dxa"/>
+              <w:bottom w:w="90" w:type="dxa"/>
+              <w:end w:w="120" w:type="dxa"/>
+            </w:tcMar>
+          </w:tcPr>
+          <w:p>
+            <w:r>
+              <w:rPr>
+                <w:rFonts w:ascii="Calibri" w:hAnsi="Calibri" w:eastAsia="Microsoft YaHei"/>
+                <w:sz w:val="18"/>
+              </w:rPr>
+              <w:t>|期初可用量+期间产量+外采-各去向-期末可用量| / (期初可用量+期间产量+外采)</w:t>
+            </w:r>
+          </w:p>
+        </w:tc>
+        <w:tc>
+          <w:tcPr>
+            <w:tcW w:type="dxa" w:w="1440"/>
+            <w:vAlign w:val="center"/>
+            <w:tcMar>
+              <w:top w:w="90" w:type="dxa"/>
+              <w:start w:w="120" w:type="dxa"/>
+              <w:bottom w:w="90" w:type="dxa"/>
+              <w:end w:w="120" w:type="dxa"/>
+            </w:tcMar>
+          </w:tcPr>
+          <w:p>
+            <w:r>
+              <w:rPr>
+                <w:rFonts w:ascii="Calibri" w:hAnsi="Calibri" w:eastAsia="Microsoft YaHei"/>
+                <w:sz w:val="18"/>
+              </w:rPr>
+              <w:t>不高于1.5%</w:t>
+            </w:r>
+          </w:p>
+        </w:tc>
+      </w:tr>
+      <w:tr>
+        <w:tc>
+          <w:tcPr>
+            <w:tcW w:type="dxa" w:w="1944"/>
+            <w:vAlign w:val="center"/>
+            <w:tcMar>
+              <w:top w:w="90" w:type="dxa"/>
+              <w:start w:w="120" w:type="dxa"/>
+              <w:bottom w:w="90" w:type="dxa"/>
+              <w:end w:w="120" w:type="dxa"/>
+            </w:tcMar>
+          </w:tcPr>
+          <w:p>
+            <w:r>
+              <w:rPr>
+                <w:rFonts w:ascii="Calibri" w:hAnsi="Calibri" w:eastAsia="Microsoft YaHei"/>
+                <w:sz w:val="18"/>
+              </w:rPr>
+              <w:t>快照重算P95</w:t>
+            </w:r>
+          </w:p>
+        </w:tc>
+        <w:tc>
+          <w:tcPr>
+            <w:tcW w:type="dxa" w:w="5832"/>
+            <w:vAlign w:val="center"/>
+            <w:tcMar>
+              <w:top w:w="90" w:type="dxa"/>
+              <w:start w:w="120" w:type="dxa"/>
+              <w:bottom w:w="90" w:type="dxa"/>
+              <w:end w:w="120" w:type="dxa"/>
+            </w:tcMar>
+          </w:tcPr>
+          <w:p>
+            <w:r>
+              <w:rPr>
+                <w:rFonts w:ascii="Calibri" w:hAnsi="Calibri" w:eastAsia="Microsoft YaHei"/>
+                <w:sz w:val="18"/>
+              </w:rPr>
+              <w:t>合格输入快照冻结至方案、约束证据和测算明细生成完成的95分位耗时，不含人工确认</w:t>
+            </w:r>
+          </w:p>
+        </w:tc>
+        <w:tc>
+          <w:tcPr>
+            <w:tcW w:type="dxa" w:w="1440"/>
+            <w:vAlign w:val="center"/>
+            <w:tcMar>
+              <w:top w:w="90" w:type="dxa"/>
+              <w:start w:w="120" w:type="dxa"/>
+              <w:bottom w:w="90" w:type="dxa"/>
+              <w:end w:w="120" w:type="dxa"/>
+            </w:tcMar>
+          </w:tcPr>
+          <w:p>
+            <w:r>
+              <w:rPr>
+                <w:rFonts w:ascii="Calibri" w:hAnsi="Calibri" w:eastAsia="Microsoft YaHei"/>
+                <w:sz w:val="18"/>
+              </w:rPr>
+              <w:t>不高于120秒</w:t>
+            </w:r>
+          </w:p>
+        </w:tc>
+      </w:tr>
+      <w:tr>
+        <w:tc>
+          <w:tcPr>
+            <w:tcW w:type="dxa" w:w="1944"/>
+            <w:vAlign w:val="center"/>
+            <w:tcMar>
+              <w:top w:w="90" w:type="dxa"/>
+              <w:start w:w="120" w:type="dxa"/>
+              <w:bottom w:w="90" w:type="dxa"/>
+              <w:end w:w="120" w:type="dxa"/>
+            </w:tcMar>
+          </w:tcPr>
+          <w:p>
+            <w:r>
+              <w:rPr>
+                <w:rFonts w:ascii="Calibri" w:hAnsi="Calibri" w:eastAsia="Microsoft YaHei"/>
+                <w:sz w:val="18"/>
+              </w:rPr>
+              <w:t>调度决策中位耗时缩短</w:t>
+            </w:r>
+          </w:p>
+        </w:tc>
+        <w:tc>
+          <w:tcPr>
+            <w:tcW w:type="dxa" w:w="5832"/>
+            <w:vAlign w:val="center"/>
+            <w:tcMar>
+              <w:top w:w="90" w:type="dxa"/>
+              <w:start w:w="120" w:type="dxa"/>
+              <w:bottom w:w="90" w:type="dxa"/>
+              <w:end w:w="120" w:type="dxa"/>
+            </w:tcMar>
+          </w:tcPr>
+          <w:p>
+            <w:r>
+              <w:rPr>
+                <w:rFonts w:ascii="Calibri" w:hAnsi="Calibri" w:eastAsia="Microsoft YaHei"/>
+                <w:sz w:val="18"/>
+              </w:rPr>
+              <w:t>1-试点同类场景决策中位耗时/基线中位耗时</w:t>
+            </w:r>
+          </w:p>
+        </w:tc>
+        <w:tc>
+          <w:tcPr>
+            <w:tcW w:type="dxa" w:w="1440"/>
+            <w:vAlign w:val="center"/>
+            <w:tcMar>
+              <w:top w:w="90" w:type="dxa"/>
+              <w:start w:w="120" w:type="dxa"/>
+              <w:bottom w:w="90" w:type="dxa"/>
+              <w:end w:w="120" w:type="dxa"/>
+            </w:tcMar>
+          </w:tcPr>
+          <w:p>
+            <w:r>
+              <w:rPr>
+                <w:rFonts w:ascii="Calibri" w:hAnsi="Calibri" w:eastAsia="Microsoft YaHei"/>
+                <w:sz w:val="18"/>
+              </w:rPr>
+              <w:t>不低于30%</w:t>
+            </w:r>
+          </w:p>
+        </w:tc>
+      </w:tr>
+    </w:tbl>
+    <w:p>
+      <w:r>
+        <w:rPr>
+          <w:rFonts w:ascii="Calibri" w:hAnsi="Calibri" w:eastAsia="Microsoft YaHei"/>
+        </w:rPr>
+        <w:t>以上目标是试点定义稿，不表示当前已达成。字段范围、分母、时间起止点、场景分层、基线期和排除项在30天数据校核后由企业冻结。</w:t>
+      </w:r>
+    </w:p>
+    <w:p>
+      <w:pPr>
+        <w:pStyle w:val="Heading2"/>
+      </w:pPr>
+      <w:r>
+        <w:t>12（二）仓库内验收样例</w:t>
+      </w:r>
+    </w:p>
+    <w:tbl>
+      <w:tblPr>
+        <w:tblStyle w:val="TableGrid"/>
+        <w:tblW w:type="auto" w:w="0"/>
+        <w:jc w:val="center"/>
+        <w:tblLayout w:type="fixed"/>
+        <w:tblLook w:firstColumn="1" w:firstRow="1" w:lastColumn="0" w:lastRow="0" w:noHBand="0" w:noVBand="1" w:val="04A0"/>
+      </w:tblPr>
+      <w:tblGrid>
+        <w:gridCol w:w="2441"/>
+        <w:gridCol w:w="2441"/>
+        <w:gridCol w:w="2441"/>
+        <w:gridCol w:w="2441"/>
+      </w:tblGrid>
+      <w:tr>
+        <w:tc>
+          <w:tcPr>
+            <w:tcW w:type="dxa" w:w="2376"/>
+            <w:shd w:fill="EAF2F8"/>
+            <w:tcMar>
+              <w:top w:w="90" w:type="dxa"/>
+              <w:start w:w="120" w:type="dxa"/>
+              <w:bottom w:w="90" w:type="dxa"/>
+              <w:end w:w="120" w:type="dxa"/>
+            </w:tcMar>
+          </w:tcPr>
+          <w:p>
+            <w:r>
+              <w:rPr>
+                <w:rFonts w:ascii="Calibri" w:hAnsi="Calibri" w:eastAsia="Microsoft YaHei"/>
+                <w:b/>
+              </w:rPr>
+              <w:t>文件</w:t>
+            </w:r>
+          </w:p>
+        </w:tc>
+        <w:tc>
+          <w:tcPr>
+            <w:tcW w:type="dxa" w:w="1656"/>
+            <w:shd w:fill="EAF2F8"/>
+            <w:tcMar>
+              <w:top w:w="90" w:type="dxa"/>
+              <w:start w:w="120" w:type="dxa"/>
+              <w:bottom w:w="90" w:type="dxa"/>
+              <w:end w:w="120" w:type="dxa"/>
+            </w:tcMar>
+          </w:tcPr>
+          <w:p>
+            <w:r>
+              <w:rPr>
+                <w:rFonts w:ascii="Calibri" w:hAnsi="Calibri" w:eastAsia="Microsoft YaHei"/>
+                <w:b/>
+              </w:rPr>
+              <w:t>用途</w:t>
+            </w:r>
+          </w:p>
+        </w:tc>
+        <w:tc>
+          <w:tcPr>
+            <w:tcW w:type="dxa" w:w="3384"/>
+            <w:shd w:fill="EAF2F8"/>
+            <w:tcMar>
+              <w:top w:w="90" w:type="dxa"/>
+              <w:start w:w="120" w:type="dxa"/>
+              <w:bottom w:w="90" w:type="dxa"/>
+              <w:end w:w="120" w:type="dxa"/>
+            </w:tcMar>
+          </w:tcPr>
+          <w:p>
+            <w:r>
+              <w:rPr>
+                <w:rFonts w:ascii="Calibri" w:hAnsi="Calibri" w:eastAsia="Microsoft YaHei"/>
+                <w:b/>
+              </w:rPr>
+              <w:t>关键字段</w:t>
+            </w:r>
+          </w:p>
+        </w:tc>
+        <w:tc>
+          <w:tcPr>
+            <w:tcW w:type="dxa" w:w="1800"/>
+            <w:shd w:fill="EAF2F8"/>
+            <w:tcMar>
+              <w:top w:w="90" w:type="dxa"/>
+              <w:start w:w="120" w:type="dxa"/>
+              <w:bottom w:w="90" w:type="dxa"/>
+              <w:end w:w="120" w:type="dxa"/>
+            </w:tcMar>
+          </w:tcPr>
+          <w:p>
+            <w:r>
+              <w:rPr>
+                <w:rFonts w:ascii="Calibri" w:hAnsi="Calibri" w:eastAsia="Microsoft YaHei"/>
+                <w:b/>
+              </w:rPr>
+              <w:t>使用边界</w:t>
+            </w:r>
+          </w:p>
+        </w:tc>
+      </w:tr>
+      <w:tr>
+        <w:tc>
+          <w:tcPr>
+            <w:tcW w:type="dxa" w:w="2376"/>
+            <w:vAlign w:val="center"/>
+            <w:tcMar>
+              <w:top w:w="90" w:type="dxa"/>
+              <w:start w:w="120" w:type="dxa"/>
+              <w:bottom w:w="90" w:type="dxa"/>
+              <w:end w:w="120" w:type="dxa"/>
+            </w:tcMar>
+          </w:tcPr>
+          <w:p>
+            <w:r>
+              <w:rPr>
+                <w:rFonts w:ascii="Calibri" w:hAnsi="Calibri" w:eastAsia="Microsoft YaHei"/>
+                <w:sz w:val="18"/>
+              </w:rPr>
+              <w:t>data/compressor_trend_replay_sample.csv</w:t>
+            </w:r>
+          </w:p>
+        </w:tc>
+        <w:tc>
+          <w:tcPr>
+            <w:tcW w:type="dxa" w:w="1656"/>
+            <w:vAlign w:val="center"/>
+            <w:tcMar>
+              <w:top w:w="90" w:type="dxa"/>
+              <w:start w:w="120" w:type="dxa"/>
+              <w:bottom w:w="90" w:type="dxa"/>
+              <w:end w:w="120" w:type="dxa"/>
+            </w:tcMar>
+          </w:tcPr>
+          <w:p>
+            <w:r>
+              <w:rPr>
+                <w:rFonts w:ascii="Calibri" w:hAnsi="Calibri" w:eastAsia="Microsoft YaHei"/>
+                <w:sz w:val="18"/>
+              </w:rPr>
+              <w:t>压缩机趋势回放</w:t>
+            </w:r>
+          </w:p>
+        </w:tc>
+        <w:tc>
+          <w:tcPr>
+            <w:tcW w:type="dxa" w:w="3384"/>
+            <w:vAlign w:val="center"/>
+            <w:tcMar>
+              <w:top w:w="90" w:type="dxa"/>
+              <w:start w:w="120" w:type="dxa"/>
+              <w:bottom w:w="90" w:type="dxa"/>
+              <w:end w:w="120" w:type="dxa"/>
+            </w:tcMar>
+          </w:tcPr>
+          <w:p>
+            <w:r>
+              <w:rPr>
+                <w:rFonts w:ascii="Calibri" w:hAnsi="Calibri" w:eastAsia="Microsoft YaHei"/>
+                <w:sz w:val="18"/>
+              </w:rPr>
+              <w:t>负荷、轴振、轴位移、防喘振裕度、轴承温度、质量码和复核标签</w:t>
+            </w:r>
+          </w:p>
+        </w:tc>
+        <w:tc>
+          <w:tcPr>
+            <w:tcW w:type="dxa" w:w="1800"/>
+            <w:vAlign w:val="center"/>
+            <w:tcMar>
+              <w:top w:w="90" w:type="dxa"/>
+              <w:start w:w="120" w:type="dxa"/>
+              <w:bottom w:w="90" w:type="dxa"/>
+              <w:end w:w="120" w:type="dxa"/>
+            </w:tcMar>
+          </w:tcPr>
+          <w:p>
+            <w:r>
+              <w:rPr>
+                <w:rFonts w:ascii="Calibri" w:hAnsi="Calibri" w:eastAsia="Microsoft YaHei"/>
+                <w:sz w:val="18"/>
+              </w:rPr>
+              <w:t>仅验证观察、专业会签和演练停算流程；不作为企业设备阈值</w:t>
+            </w:r>
+          </w:p>
+        </w:tc>
+      </w:tr>
+      <w:tr>
+        <w:tc>
+          <w:tcPr>
+            <w:tcW w:type="dxa" w:w="2376"/>
+            <w:vAlign w:val="center"/>
+            <w:tcMar>
+              <w:top w:w="90" w:type="dxa"/>
+              <w:start w:w="120" w:type="dxa"/>
+              <w:bottom w:w="90" w:type="dxa"/>
+              <w:end w:w="120" w:type="dxa"/>
+            </w:tcMar>
+          </w:tcPr>
+          <w:p>
+            <w:r>
+              <w:rPr>
+                <w:rFonts w:ascii="Calibri" w:hAnsi="Calibri" w:eastAsia="Microsoft YaHei"/>
+                <w:sz w:val="18"/>
+              </w:rPr>
+              <w:t>data/interface_field_matrix.csv</w:t>
+            </w:r>
+          </w:p>
+        </w:tc>
+        <w:tc>
+          <w:tcPr>
+            <w:tcW w:type="dxa" w:w="1656"/>
+            <w:vAlign w:val="center"/>
+            <w:tcMar>
+              <w:top w:w="90" w:type="dxa"/>
+              <w:start w:w="120" w:type="dxa"/>
+              <w:bottom w:w="90" w:type="dxa"/>
+              <w:end w:w="120" w:type="dxa"/>
+            </w:tcMar>
+          </w:tcPr>
+          <w:p>
+            <w:r>
+              <w:rPr>
+                <w:rFonts w:ascii="Calibri" w:hAnsi="Calibri" w:eastAsia="Microsoft YaHei"/>
+                <w:sz w:val="18"/>
+              </w:rPr>
+              <w:t>接口字段矩阵</w:t>
+            </w:r>
+          </w:p>
+        </w:tc>
+        <w:tc>
+          <w:tcPr>
+            <w:tcW w:type="dxa" w:w="3384"/>
+            <w:vAlign w:val="center"/>
+            <w:tcMar>
+              <w:top w:w="90" w:type="dxa"/>
+              <w:start w:w="120" w:type="dxa"/>
+              <w:bottom w:w="90" w:type="dxa"/>
+              <w:end w:w="120" w:type="dxa"/>
+            </w:tcMar>
+          </w:tcPr>
+          <w:p>
+            <w:r>
+              <w:rPr>
+                <w:rFonts w:ascii="Calibri" w:hAnsi="Calibri" w:eastAsia="Microsoft YaHei"/>
+                <w:sz w:val="18"/>
+              </w:rPr>
+              <w:t>阶段、来源系统、字段、方向、频率、时间基准、质量规则、单位、责任专业和超时动作</w:t>
+            </w:r>
+          </w:p>
+        </w:tc>
+        <w:tc>
+          <w:tcPr>
+            <w:tcW w:type="dxa" w:w="1800"/>
+            <w:vAlign w:val="center"/>
+            <w:tcMar>
+              <w:top w:w="90" w:type="dxa"/>
+              <w:start w:w="120" w:type="dxa"/>
+              <w:bottom w:w="90" w:type="dxa"/>
+              <w:end w:w="120" w:type="dxa"/>
+            </w:tcMar>
+          </w:tcPr>
+          <w:p>
+            <w:r>
+              <w:rPr>
+                <w:rFonts w:ascii="Calibri" w:hAnsi="Calibri" w:eastAsia="Microsoft YaHei"/>
+                <w:sz w:val="18"/>
+              </w:rPr>
+              <w:t>字段与动作是定义稿，30天校核后由企业冻结</w:t>
+            </w:r>
+          </w:p>
+        </w:tc>
+      </w:tr>
+    </w:tbl>
+    <w:p>
+      <w:pPr>
+        <w:pStyle w:val="Heading1"/>
+      </w:pPr>
+      <w:r>
+        <w:t>13. 典型班次证据链</w:t>
+      </w:r>
+    </w:p>
+    <w:tbl>
+      <w:tblPr>
+        <w:tblStyle w:val="TableGrid"/>
+        <w:tblW w:type="auto" w:w="0"/>
+        <w:jc w:val="center"/>
+        <w:tblLayout w:type="fixed"/>
+        <w:tblLook w:firstColumn="1" w:firstRow="1" w:lastColumn="0" w:lastRow="0" w:noHBand="0" w:noVBand="1" w:val="04A0"/>
+      </w:tblPr>
+      <w:tblGrid>
+        <w:gridCol w:w="1953"/>
+        <w:gridCol w:w="1953"/>
+        <w:gridCol w:w="1953"/>
+        <w:gridCol w:w="1953"/>
+        <w:gridCol w:w="1953"/>
+      </w:tblGrid>
+      <w:tr>
+        <w:tc>
+          <w:tcPr>
+            <w:tcW w:type="dxa" w:w="792"/>
+            <w:shd w:fill="EAF2F8"/>
+            <w:tcMar>
+              <w:top w:w="90" w:type="dxa"/>
+              <w:start w:w="120" w:type="dxa"/>
+              <w:bottom w:w="90" w:type="dxa"/>
+              <w:end w:w="120" w:type="dxa"/>
+            </w:tcMar>
+          </w:tcPr>
+          <w:p>
+            <w:r>
+              <w:rPr>
+                <w:rFonts w:ascii="Calibri" w:hAnsi="Calibri" w:eastAsia="Microsoft YaHei"/>
+                <w:b/>
+              </w:rPr>
+              <w:t>编号</w:t>
+            </w:r>
+          </w:p>
+        </w:tc>
+        <w:tc>
+          <w:tcPr>
+            <w:tcW w:type="dxa" w:w="3456"/>
+            <w:shd w:fill="EAF2F8"/>
+            <w:tcMar>
+              <w:top w:w="90" w:type="dxa"/>
+              <w:start w:w="120" w:type="dxa"/>
+              <w:bottom w:w="90" w:type="dxa"/>
+              <w:end w:w="120" w:type="dxa"/>
+            </w:tcMar>
+          </w:tcPr>
+          <w:p>
+            <w:r>
+              <w:rPr>
+                <w:rFonts w:ascii="Calibri" w:hAnsi="Calibri" w:eastAsia="Microsoft YaHei"/>
+                <w:b/>
+              </w:rPr>
+              <w:t>证据</w:t>
+            </w:r>
+          </w:p>
+        </w:tc>
+        <w:tc>
+          <w:tcPr>
+            <w:tcW w:type="dxa" w:w="1800"/>
+            <w:shd w:fill="EAF2F8"/>
+            <w:tcMar>
+              <w:top w:w="90" w:type="dxa"/>
+              <w:start w:w="120" w:type="dxa"/>
+              <w:bottom w:w="90" w:type="dxa"/>
+              <w:end w:w="120" w:type="dxa"/>
+            </w:tcMar>
+          </w:tcPr>
+          <w:p>
+            <w:r>
+              <w:rPr>
+                <w:rFonts w:ascii="Calibri" w:hAnsi="Calibri" w:eastAsia="Microsoft YaHei"/>
+                <w:b/>
+              </w:rPr>
+              <w:t>责任岗位</w:t>
+            </w:r>
+          </w:p>
+        </w:tc>
+        <w:tc>
+          <w:tcPr>
+            <w:tcW w:type="dxa" w:w="1800"/>
+            <w:shd w:fill="EAF2F8"/>
+            <w:tcMar>
+              <w:top w:w="90" w:type="dxa"/>
+              <w:start w:w="120" w:type="dxa"/>
+              <w:bottom w:w="90" w:type="dxa"/>
+              <w:end w:w="120" w:type="dxa"/>
+            </w:tcMar>
+          </w:tcPr>
+          <w:p>
+            <w:r>
+              <w:rPr>
+                <w:rFonts w:ascii="Calibri" w:hAnsi="Calibri" w:eastAsia="Microsoft YaHei"/>
+                <w:b/>
+              </w:rPr>
+              <w:t>保存位置</w:t>
+            </w:r>
+          </w:p>
+        </w:tc>
+        <w:tc>
+          <w:tcPr>
+            <w:tcW w:type="dxa" w:w="1368"/>
+            <w:shd w:fill="EAF2F8"/>
+            <w:tcMar>
+              <w:top w:w="90" w:type="dxa"/>
+              <w:start w:w="120" w:type="dxa"/>
+              <w:bottom w:w="90" w:type="dxa"/>
+              <w:end w:w="120" w:type="dxa"/>
+            </w:tcMar>
+          </w:tcPr>
+          <w:p>
+            <w:r>
+              <w:rPr>
+                <w:rFonts w:ascii="Calibri" w:hAnsi="Calibri" w:eastAsia="Microsoft YaHei"/>
+                <w:b/>
+              </w:rPr>
+              <w:t>状态</w:t>
+            </w:r>
+          </w:p>
+        </w:tc>
+      </w:tr>
+      <w:tr>
+        <w:tc>
+          <w:tcPr>
+            <w:tcW w:type="dxa" w:w="792"/>
+            <w:vAlign w:val="center"/>
+            <w:tcMar>
+              <w:top w:w="90" w:type="dxa"/>
+              <w:start w:w="120" w:type="dxa"/>
+              <w:bottom w:w="90" w:type="dxa"/>
+              <w:end w:w="120" w:type="dxa"/>
+            </w:tcMar>
+          </w:tcPr>
+          <w:p>
+            <w:r>
+              <w:rPr>
+                <w:rFonts w:ascii="Calibri" w:hAnsi="Calibri" w:eastAsia="Microsoft YaHei"/>
+                <w:sz w:val="18"/>
+              </w:rPr>
+              <w:t>E01</w:t>
+            </w:r>
+          </w:p>
+        </w:tc>
+        <w:tc>
+          <w:tcPr>
+            <w:tcW w:type="dxa" w:w="3456"/>
+            <w:vAlign w:val="center"/>
+            <w:tcMar>
+              <w:top w:w="90" w:type="dxa"/>
+              <w:start w:w="120" w:type="dxa"/>
+              <w:bottom w:w="90" w:type="dxa"/>
+              <w:end w:w="120" w:type="dxa"/>
+            </w:tcMar>
+          </w:tcPr>
+          <w:p>
+            <w:r>
+              <w:rPr>
+                <w:rFonts w:ascii="Calibri" w:hAnsi="Calibri" w:eastAsia="Microsoft YaHei"/>
+                <w:sz w:val="18"/>
+              </w:rPr>
+              <w:t>原班次计划、触发时间和输入快照哈希</w:t>
+            </w:r>
+          </w:p>
+        </w:tc>
+        <w:tc>
+          <w:tcPr>
+            <w:tcW w:type="dxa" w:w="1800"/>
+            <w:vAlign w:val="center"/>
+            <w:tcMar>
+              <w:top w:w="90" w:type="dxa"/>
+              <w:start w:w="120" w:type="dxa"/>
+              <w:bottom w:w="90" w:type="dxa"/>
+              <w:end w:w="120" w:type="dxa"/>
+            </w:tcMar>
+          </w:tcPr>
+          <w:p>
+            <w:r>
+              <w:rPr>
+                <w:rFonts w:ascii="Calibri" w:hAnsi="Calibri" w:eastAsia="Microsoft YaHei"/>
+                <w:sz w:val="18"/>
+              </w:rPr>
+              <w:t>调度员</w:t>
+            </w:r>
+          </w:p>
+        </w:tc>
+        <w:tc>
+          <w:tcPr>
+            <w:tcW w:type="dxa" w:w="1800"/>
+            <w:vAlign w:val="center"/>
+            <w:tcMar>
+              <w:top w:w="90" w:type="dxa"/>
+              <w:start w:w="120" w:type="dxa"/>
+              <w:bottom w:w="90" w:type="dxa"/>
+              <w:end w:w="120" w:type="dxa"/>
+            </w:tcMar>
+          </w:tcPr>
+          <w:p>
+            <w:r>
+              <w:rPr>
+                <w:rFonts w:ascii="Calibri" w:hAnsi="Calibri" w:eastAsia="Microsoft YaHei"/>
+                <w:sz w:val="18"/>
+              </w:rPr>
+              <w:t>班次调度事实表</w:t>
+            </w:r>
+          </w:p>
+        </w:tc>
+        <w:tc>
+          <w:tcPr>
+            <w:tcW w:type="dxa" w:w="1368"/>
+            <w:vAlign w:val="center"/>
+            <w:tcMar>
+              <w:top w:w="90" w:type="dxa"/>
+              <w:start w:w="120" w:type="dxa"/>
+              <w:bottom w:w="90" w:type="dxa"/>
+              <w:end w:w="120" w:type="dxa"/>
+            </w:tcMar>
+          </w:tcPr>
+          <w:p>
+            <w:r>
+              <w:rPr>
+                <w:rFonts w:ascii="Calibri" w:hAnsi="Calibri" w:eastAsia="Microsoft YaHei"/>
+                <w:sz w:val="18"/>
+              </w:rPr>
+              <w:t>原型</w:t>
+            </w:r>
+          </w:p>
+        </w:tc>
+      </w:tr>
+      <w:tr>
+        <w:tc>
+          <w:tcPr>
+            <w:tcW w:type="dxa" w:w="792"/>
+            <w:vAlign w:val="center"/>
+            <w:tcMar>
+              <w:top w:w="90" w:type="dxa"/>
+              <w:start w:w="120" w:type="dxa"/>
+              <w:bottom w:w="90" w:type="dxa"/>
+              <w:end w:w="120" w:type="dxa"/>
+            </w:tcMar>
+          </w:tcPr>
+          <w:p>
+            <w:r>
+              <w:rPr>
+                <w:rFonts w:ascii="Calibri" w:hAnsi="Calibri" w:eastAsia="Microsoft YaHei"/>
+                <w:sz w:val="18"/>
+              </w:rPr>
+              <w:t>E02</w:t>
+            </w:r>
+          </w:p>
+        </w:tc>
+        <w:tc>
+          <w:tcPr>
+            <w:tcW w:type="dxa" w:w="3456"/>
+            <w:vAlign w:val="center"/>
+            <w:tcMar>
+              <w:top w:w="90" w:type="dxa"/>
+              <w:start w:w="120" w:type="dxa"/>
+              <w:bottom w:w="90" w:type="dxa"/>
+              <w:end w:w="120" w:type="dxa"/>
+            </w:tcMar>
+          </w:tcPr>
+          <w:p>
+            <w:r>
+              <w:rPr>
+                <w:rFonts w:ascii="Calibri" w:hAnsi="Calibri" w:eastAsia="Microsoft YaHei"/>
+                <w:sz w:val="18"/>
+              </w:rPr>
+              <w:t>订单、MES计划、罐区摘要、行情确认和数据质量状态</w:t>
+            </w:r>
+          </w:p>
+        </w:tc>
+        <w:tc>
+          <w:tcPr>
+            <w:tcW w:type="dxa" w:w="1800"/>
+            <w:vAlign w:val="center"/>
+            <w:tcMar>
+              <w:top w:w="90" w:type="dxa"/>
+              <w:start w:w="120" w:type="dxa"/>
+              <w:bottom w:w="90" w:type="dxa"/>
+              <w:end w:w="120" w:type="dxa"/>
+            </w:tcMar>
+          </w:tcPr>
+          <w:p>
+            <w:r>
+              <w:rPr>
+                <w:rFonts w:ascii="Calibri" w:hAnsi="Calibri" w:eastAsia="Microsoft YaHei"/>
+                <w:sz w:val="18"/>
+              </w:rPr>
+              <w:t>经营、生产、罐区</w:t>
+            </w:r>
+          </w:p>
+        </w:tc>
+        <w:tc>
+          <w:tcPr>
+            <w:tcW w:type="dxa" w:w="1800"/>
+            <w:vAlign w:val="center"/>
+            <w:tcMar>
+              <w:top w:w="90" w:type="dxa"/>
+              <w:start w:w="120" w:type="dxa"/>
+              <w:bottom w:w="90" w:type="dxa"/>
+              <w:end w:w="120" w:type="dxa"/>
+            </w:tcMar>
+          </w:tcPr>
+          <w:p>
+            <w:r>
+              <w:rPr>
+                <w:rFonts w:ascii="Calibri" w:hAnsi="Calibri" w:eastAsia="Microsoft YaHei"/>
+                <w:sz w:val="18"/>
+              </w:rPr>
+              <w:t>班次调度事实表</w:t>
+            </w:r>
+          </w:p>
+        </w:tc>
+        <w:tc>
+          <w:tcPr>
+            <w:tcW w:type="dxa" w:w="1368"/>
+            <w:vAlign w:val="center"/>
+            <w:tcMar>
+              <w:top w:w="90" w:type="dxa"/>
+              <w:start w:w="120" w:type="dxa"/>
+              <w:bottom w:w="90" w:type="dxa"/>
+              <w:end w:w="120" w:type="dxa"/>
+            </w:tcMar>
+          </w:tcPr>
+          <w:p>
+            <w:r>
+              <w:rPr>
+                <w:rFonts w:ascii="Calibri" w:hAnsi="Calibri" w:eastAsia="Microsoft YaHei"/>
+                <w:sz w:val="18"/>
+              </w:rPr>
+              <w:t>样例已形成；企业数据待授权</w:t>
+            </w:r>
+          </w:p>
+        </w:tc>
+      </w:tr>
+      <w:tr>
+        <w:tc>
+          <w:tcPr>
+            <w:tcW w:type="dxa" w:w="792"/>
+            <w:vAlign w:val="center"/>
+            <w:tcMar>
+              <w:top w:w="90" w:type="dxa"/>
+              <w:start w:w="120" w:type="dxa"/>
+              <w:bottom w:w="90" w:type="dxa"/>
+              <w:end w:w="120" w:type="dxa"/>
+            </w:tcMar>
+          </w:tcPr>
+          <w:p>
+            <w:r>
+              <w:rPr>
+                <w:rFonts w:ascii="Calibri" w:hAnsi="Calibri" w:eastAsia="Microsoft YaHei"/>
+                <w:sz w:val="18"/>
+              </w:rPr>
+              <w:t>E03</w:t>
+            </w:r>
+          </w:p>
+        </w:tc>
+        <w:tc>
+          <w:tcPr>
+            <w:tcW w:type="dxa" w:w="3456"/>
+            <w:vAlign w:val="center"/>
+            <w:tcMar>
+              <w:top w:w="90" w:type="dxa"/>
+              <w:start w:w="120" w:type="dxa"/>
+              <w:bottom w:w="90" w:type="dxa"/>
+              <w:end w:w="120" w:type="dxa"/>
+            </w:tcMar>
+          </w:tcPr>
+          <w:p>
+            <w:r>
+              <w:rPr>
+                <w:rFonts w:ascii="Calibri" w:hAnsi="Calibri" w:eastAsia="Microsoft YaHei"/>
+                <w:sz w:val="18"/>
+              </w:rPr>
+              <w:t>物料守恒、安全库存、公辅余量、设备趋势和条件路由结果</w:t>
+            </w:r>
+          </w:p>
+        </w:tc>
+        <w:tc>
+          <w:tcPr>
+            <w:tcW w:type="dxa" w:w="1800"/>
+            <w:vAlign w:val="center"/>
+            <w:tcMar>
+              <w:top w:w="90" w:type="dxa"/>
+              <w:start w:w="120" w:type="dxa"/>
+              <w:bottom w:w="90" w:type="dxa"/>
+              <w:end w:w="120" w:type="dxa"/>
+            </w:tcMar>
+          </w:tcPr>
+          <w:p>
+            <w:r>
+              <w:rPr>
+                <w:rFonts w:ascii="Calibri" w:hAnsi="Calibri" w:eastAsia="Microsoft YaHei"/>
+                <w:sz w:val="18"/>
+              </w:rPr>
+              <w:t>生产、设备、安环</w:t>
+            </w:r>
+          </w:p>
+        </w:tc>
+        <w:tc>
+          <w:tcPr>
+            <w:tcW w:type="dxa" w:w="1800"/>
+            <w:vAlign w:val="center"/>
+            <w:tcMar>
+              <w:top w:w="90" w:type="dxa"/>
+              <w:start w:w="120" w:type="dxa"/>
+              <w:bottom w:w="90" w:type="dxa"/>
+              <w:end w:w="120" w:type="dxa"/>
+            </w:tcMar>
+          </w:tcPr>
+          <w:p>
+            <w:r>
+              <w:rPr>
+                <w:rFonts w:ascii="Calibri" w:hAnsi="Calibri" w:eastAsia="Microsoft YaHei"/>
+                <w:sz w:val="18"/>
+              </w:rPr>
+              <w:t>约束校核记录</w:t>
+            </w:r>
+          </w:p>
+        </w:tc>
+        <w:tc>
+          <w:tcPr>
+            <w:tcW w:type="dxa" w:w="1368"/>
+            <w:vAlign w:val="center"/>
+            <w:tcMar>
+              <w:top w:w="90" w:type="dxa"/>
+              <w:start w:w="120" w:type="dxa"/>
+              <w:bottom w:w="90" w:type="dxa"/>
+              <w:end w:w="120" w:type="dxa"/>
+            </w:tcMar>
+          </w:tcPr>
+          <w:p>
+            <w:r>
+              <w:rPr>
+                <w:rFonts w:ascii="Calibri" w:hAnsi="Calibri" w:eastAsia="Microsoft YaHei"/>
+                <w:sz w:val="18"/>
+              </w:rPr>
+              <w:t>原型</w:t>
+            </w:r>
+          </w:p>
+        </w:tc>
+      </w:tr>
+      <w:tr>
+        <w:tc>
+          <w:tcPr>
+            <w:tcW w:type="dxa" w:w="792"/>
+            <w:vAlign w:val="center"/>
+            <w:tcMar>
+              <w:top w:w="90" w:type="dxa"/>
+              <w:start w:w="120" w:type="dxa"/>
+              <w:bottom w:w="90" w:type="dxa"/>
+              <w:end w:w="120" w:type="dxa"/>
+            </w:tcMar>
+          </w:tcPr>
+          <w:p>
+            <w:r>
+              <w:rPr>
+                <w:rFonts w:ascii="Calibri" w:hAnsi="Calibri" w:eastAsia="Microsoft YaHei"/>
+                <w:sz w:val="18"/>
+              </w:rPr>
+              <w:t>E04</w:t>
+            </w:r>
+          </w:p>
+        </w:tc>
+        <w:tc>
+          <w:tcPr>
+            <w:tcW w:type="dxa" w:w="3456"/>
+            <w:vAlign w:val="center"/>
+            <w:tcMar>
+              <w:top w:w="90" w:type="dxa"/>
+              <w:start w:w="120" w:type="dxa"/>
+              <w:bottom w:w="90" w:type="dxa"/>
+              <w:end w:w="120" w:type="dxa"/>
+            </w:tcMar>
+          </w:tcPr>
+          <w:p>
+            <w:r>
+              <w:rPr>
+                <w:rFonts w:ascii="Calibri" w:hAnsi="Calibri" w:eastAsia="Microsoft YaHei"/>
+                <w:sz w:val="18"/>
+              </w:rPr>
+              <w:t>原计划、候选方案、有效期、撤销条件和贡献账本</w:t>
+            </w:r>
+          </w:p>
+        </w:tc>
+        <w:tc>
+          <w:tcPr>
+            <w:tcW w:type="dxa" w:w="1800"/>
+            <w:vAlign w:val="center"/>
+            <w:tcMar>
+              <w:top w:w="90" w:type="dxa"/>
+              <w:start w:w="120" w:type="dxa"/>
+              <w:bottom w:w="90" w:type="dxa"/>
+              <w:end w:w="120" w:type="dxa"/>
+            </w:tcMar>
+          </w:tcPr>
+          <w:p>
+            <w:r>
+              <w:rPr>
+                <w:rFonts w:ascii="Calibri" w:hAnsi="Calibri" w:eastAsia="Microsoft YaHei"/>
+                <w:sz w:val="18"/>
+              </w:rPr>
+              <w:t>调度员、财务</w:t>
+            </w:r>
+          </w:p>
+        </w:tc>
+        <w:tc>
+          <w:tcPr>
+            <w:tcW w:type="dxa" w:w="1800"/>
+            <w:vAlign w:val="center"/>
+            <w:tcMar>
+              <w:top w:w="90" w:type="dxa"/>
+              <w:start w:w="120" w:type="dxa"/>
+              <w:bottom w:w="90" w:type="dxa"/>
+              <w:end w:w="120" w:type="dxa"/>
+            </w:tcMar>
+          </w:tcPr>
+          <w:p>
+            <w:r>
+              <w:rPr>
+                <w:rFonts w:ascii="Calibri" w:hAnsi="Calibri" w:eastAsia="Microsoft YaHei"/>
+                <w:sz w:val="18"/>
+              </w:rPr>
+              <w:t>方案版本与测算明细</w:t>
+            </w:r>
+          </w:p>
+        </w:tc>
+        <w:tc>
+          <w:tcPr>
+            <w:tcW w:type="dxa" w:w="1368"/>
+            <w:vAlign w:val="center"/>
+            <w:tcMar>
+              <w:top w:w="90" w:type="dxa"/>
+              <w:start w:w="120" w:type="dxa"/>
+              <w:bottom w:w="90" w:type="dxa"/>
+              <w:end w:w="120" w:type="dxa"/>
+            </w:tcMar>
+          </w:tcPr>
+          <w:p>
+            <w:r>
+              <w:rPr>
+                <w:rFonts w:ascii="Calibri" w:hAnsi="Calibri" w:eastAsia="Microsoft YaHei"/>
+                <w:sz w:val="18"/>
+              </w:rPr>
+              <w:t>原型</w:t>
+            </w:r>
+          </w:p>
+        </w:tc>
+      </w:tr>
+      <w:tr>
+        <w:tc>
+          <w:tcPr>
+            <w:tcW w:type="dxa" w:w="792"/>
+            <w:vAlign w:val="center"/>
+            <w:tcMar>
+              <w:top w:w="90" w:type="dxa"/>
+              <w:start w:w="120" w:type="dxa"/>
+              <w:bottom w:w="90" w:type="dxa"/>
+              <w:end w:w="120" w:type="dxa"/>
+            </w:tcMar>
+          </w:tcPr>
+          <w:p>
+            <w:r>
+              <w:rPr>
+                <w:rFonts w:ascii="Calibri" w:hAnsi="Calibri" w:eastAsia="Microsoft YaHei"/>
+                <w:sz w:val="18"/>
+              </w:rPr>
+              <w:t>E05</w:t>
+            </w:r>
+          </w:p>
+        </w:tc>
+        <w:tc>
+          <w:tcPr>
+            <w:tcW w:type="dxa" w:w="3456"/>
+            <w:vAlign w:val="center"/>
+            <w:tcMar>
+              <w:top w:w="90" w:type="dxa"/>
+              <w:start w:w="120" w:type="dxa"/>
+              <w:bottom w:w="90" w:type="dxa"/>
+              <w:end w:w="120" w:type="dxa"/>
+            </w:tcMar>
+          </w:tcPr>
+          <w:p>
+            <w:r>
+              <w:rPr>
+                <w:rFonts w:ascii="Calibri" w:hAnsi="Calibri" w:eastAsia="Microsoft YaHei"/>
+                <w:sz w:val="18"/>
+              </w:rPr>
+              <w:t>班长确认，以及命中明确条件时对应专业的会签或退回意见</w:t>
+            </w:r>
+          </w:p>
+        </w:tc>
+        <w:tc>
+          <w:tcPr>
+            <w:tcW w:type="dxa" w:w="1800"/>
+            <w:vAlign w:val="center"/>
+            <w:tcMar>
+              <w:top w:w="90" w:type="dxa"/>
+              <w:start w:w="120" w:type="dxa"/>
+              <w:bottom w:w="90" w:type="dxa"/>
+              <w:end w:w="120" w:type="dxa"/>
+            </w:tcMar>
+          </w:tcPr>
+          <w:p>
+            <w:r>
+              <w:rPr>
+                <w:rFonts w:ascii="Calibri" w:hAnsi="Calibri" w:eastAsia="Microsoft YaHei"/>
+                <w:sz w:val="18"/>
+              </w:rPr>
+              <w:t>班长、调度主管、对应专业</w:t>
+            </w:r>
+          </w:p>
+        </w:tc>
+        <w:tc>
+          <w:tcPr>
+            <w:tcW w:type="dxa" w:w="1800"/>
+            <w:vAlign w:val="center"/>
+            <w:tcMar>
+              <w:top w:w="90" w:type="dxa"/>
+              <w:start w:w="120" w:type="dxa"/>
+              <w:bottom w:w="90" w:type="dxa"/>
+              <w:end w:w="120" w:type="dxa"/>
+            </w:tcMar>
+          </w:tcPr>
+          <w:p>
+            <w:r>
+              <w:rPr>
+                <w:rFonts w:ascii="Calibri" w:hAnsi="Calibri" w:eastAsia="Microsoft YaHei"/>
+                <w:sz w:val="18"/>
+              </w:rPr>
+              <w:t>飞书审批记录</w:t>
+            </w:r>
+          </w:p>
+        </w:tc>
+        <w:tc>
+          <w:tcPr>
+            <w:tcW w:type="dxa" w:w="1368"/>
+            <w:vAlign w:val="center"/>
+            <w:tcMar>
+              <w:top w:w="90" w:type="dxa"/>
+              <w:start w:w="120" w:type="dxa"/>
+              <w:bottom w:w="90" w:type="dxa"/>
+              <w:end w:w="120" w:type="dxa"/>
+            </w:tcMar>
+          </w:tcPr>
+          <w:p>
+            <w:r>
+              <w:rPr>
+                <w:rFonts w:ascii="Calibri" w:hAnsi="Calibri" w:eastAsia="Microsoft YaHei"/>
+                <w:sz w:val="18"/>
+              </w:rPr>
+              <w:t>状态机为原型；审批定义待授权</w:t>
+            </w:r>
+          </w:p>
+        </w:tc>
+      </w:tr>
+      <w:tr>
+        <w:tc>
+          <w:tcPr>
+            <w:tcW w:type="dxa" w:w="792"/>
+            <w:vAlign w:val="center"/>
+            <w:tcMar>
+              <w:top w:w="90" w:type="dxa"/>
+              <w:start w:w="120" w:type="dxa"/>
+              <w:bottom w:w="90" w:type="dxa"/>
+              <w:end w:w="120" w:type="dxa"/>
+            </w:tcMar>
+          </w:tcPr>
+          <w:p>
+            <w:r>
+              <w:rPr>
+                <w:rFonts w:ascii="Calibri" w:hAnsi="Calibri" w:eastAsia="Microsoft YaHei"/>
+                <w:sz w:val="18"/>
+              </w:rPr>
+              <w:t>E06</w:t>
+            </w:r>
+          </w:p>
+        </w:tc>
+        <w:tc>
+          <w:tcPr>
+            <w:tcW w:type="dxa" w:w="3456"/>
+            <w:vAlign w:val="center"/>
+            <w:tcMar>
+              <w:top w:w="90" w:type="dxa"/>
+              <w:start w:w="120" w:type="dxa"/>
+              <w:bottom w:w="90" w:type="dxa"/>
+              <w:end w:w="120" w:type="dxa"/>
+            </w:tcMar>
+          </w:tcPr>
+          <w:p>
+            <w:r>
+              <w:rPr>
+                <w:rFonts w:ascii="Calibri" w:hAnsi="Calibri" w:eastAsia="Microsoft YaHei"/>
+                <w:sz w:val="18"/>
+              </w:rPr>
+              <w:t>动作单版本、四岗位接令人、接令时间、回复和异常</w:t>
+            </w:r>
+          </w:p>
+        </w:tc>
+        <w:tc>
+          <w:tcPr>
+            <w:tcW w:type="dxa" w:w="1800"/>
+            <w:vAlign w:val="center"/>
+            <w:tcMar>
+              <w:top w:w="90" w:type="dxa"/>
+              <w:start w:w="120" w:type="dxa"/>
+              <w:bottom w:w="90" w:type="dxa"/>
+              <w:end w:w="120" w:type="dxa"/>
+            </w:tcMar>
+          </w:tcPr>
+          <w:p>
+            <w:r>
+              <w:rPr>
+                <w:rFonts w:ascii="Calibri" w:hAnsi="Calibri" w:eastAsia="Microsoft YaHei"/>
+                <w:sz w:val="18"/>
+              </w:rPr>
+              <w:t>四岗位主操/调度</w:t>
+            </w:r>
+          </w:p>
+        </w:tc>
+        <w:tc>
+          <w:tcPr>
+            <w:tcW w:type="dxa" w:w="1800"/>
+            <w:vAlign w:val="center"/>
+            <w:tcMar>
+              <w:top w:w="90" w:type="dxa"/>
+              <w:start w:w="120" w:type="dxa"/>
+              <w:bottom w:w="90" w:type="dxa"/>
+              <w:end w:w="120" w:type="dxa"/>
+            </w:tcMar>
+          </w:tcPr>
+          <w:p>
+            <w:r>
+              <w:rPr>
+                <w:rFonts w:ascii="Calibri" w:hAnsi="Calibri" w:eastAsia="Microsoft YaHei"/>
+                <w:sz w:val="18"/>
+              </w:rPr>
+              <w:t>Task v2与动作单记录</w:t>
+            </w:r>
+          </w:p>
+        </w:tc>
+        <w:tc>
+          <w:tcPr>
+            <w:tcW w:type="dxa" w:w="1368"/>
+            <w:vAlign w:val="center"/>
+            <w:tcMar>
+              <w:top w:w="90" w:type="dxa"/>
+              <w:start w:w="120" w:type="dxa"/>
+              <w:bottom w:w="90" w:type="dxa"/>
+              <w:end w:w="120" w:type="dxa"/>
+            </w:tcMar>
+          </w:tcPr>
+          <w:p>
+            <w:r>
+              <w:rPr>
+                <w:rFonts w:ascii="Calibri" w:hAnsi="Calibri" w:eastAsia="Microsoft YaHei"/>
+                <w:sz w:val="18"/>
+              </w:rPr>
+              <w:t>普通任务已验证；自动拆单为原型</w:t>
+            </w:r>
+          </w:p>
+        </w:tc>
+      </w:tr>
+      <w:tr>
+        <w:tc>
+          <w:tcPr>
+            <w:tcW w:type="dxa" w:w="792"/>
+            <w:vAlign w:val="center"/>
+            <w:tcMar>
+              <w:top w:w="90" w:type="dxa"/>
+              <w:start w:w="120" w:type="dxa"/>
+              <w:bottom w:w="90" w:type="dxa"/>
+              <w:end w:w="120" w:type="dxa"/>
+            </w:tcMar>
+          </w:tcPr>
+          <w:p>
+            <w:r>
+              <w:rPr>
+                <w:rFonts w:ascii="Calibri" w:hAnsi="Calibri" w:eastAsia="Microsoft YaHei"/>
+                <w:sz w:val="18"/>
+              </w:rPr>
+              <w:t>E07</w:t>
+            </w:r>
+          </w:p>
+        </w:tc>
+        <w:tc>
+          <w:tcPr>
+            <w:tcW w:type="dxa" w:w="3456"/>
+            <w:vAlign w:val="center"/>
+            <w:tcMar>
+              <w:top w:w="90" w:type="dxa"/>
+              <w:start w:w="120" w:type="dxa"/>
+              <w:bottom w:w="90" w:type="dxa"/>
+              <w:end w:w="120" w:type="dxa"/>
+            </w:tcMar>
+          </w:tcPr>
+          <w:p>
+            <w:r>
+              <w:rPr>
+                <w:rFonts w:ascii="Calibri" w:hAnsi="Calibri" w:eastAsia="Microsoft YaHei"/>
+                <w:sz w:val="18"/>
+              </w:rPr>
+              <w:t>Historian回传的实际负荷、库存、能耗和执行偏差</w:t>
+            </w:r>
+          </w:p>
+        </w:tc>
+        <w:tc>
+          <w:tcPr>
+            <w:tcW w:type="dxa" w:w="1800"/>
+            <w:vAlign w:val="center"/>
+            <w:tcMar>
+              <w:top w:w="90" w:type="dxa"/>
+              <w:start w:w="120" w:type="dxa"/>
+              <w:bottom w:w="90" w:type="dxa"/>
+              <w:end w:w="120" w:type="dxa"/>
+            </w:tcMar>
+          </w:tcPr>
+          <w:p>
+            <w:r>
+              <w:rPr>
+                <w:rFonts w:ascii="Calibri" w:hAnsi="Calibri" w:eastAsia="Microsoft YaHei"/>
+                <w:sz w:val="18"/>
+              </w:rPr>
+              <w:t>生产、信息化</w:t>
+            </w:r>
+          </w:p>
+        </w:tc>
+        <w:tc>
+          <w:tcPr>
+            <w:tcW w:type="dxa" w:w="1800"/>
+            <w:vAlign w:val="center"/>
+            <w:tcMar>
+              <w:top w:w="90" w:type="dxa"/>
+              <w:start w:w="120" w:type="dxa"/>
+              <w:bottom w:w="90" w:type="dxa"/>
+              <w:end w:w="120" w:type="dxa"/>
+            </w:tcMar>
+          </w:tcPr>
+          <w:p>
+            <w:r>
+              <w:rPr>
+                <w:rFonts w:ascii="Calibri" w:hAnsi="Calibri" w:eastAsia="Microsoft YaHei"/>
+                <w:sz w:val="18"/>
+              </w:rPr>
+              <w:t>执行跟踪记录</w:t>
+            </w:r>
+          </w:p>
+        </w:tc>
+        <w:tc>
+          <w:tcPr>
+            <w:tcW w:type="dxa" w:w="1368"/>
+            <w:vAlign w:val="center"/>
+            <w:tcMar>
+              <w:top w:w="90" w:type="dxa"/>
+              <w:start w:w="120" w:type="dxa"/>
+              <w:bottom w:w="90" w:type="dxa"/>
+              <w:end w:w="120" w:type="dxa"/>
+            </w:tcMar>
+          </w:tcPr>
+          <w:p>
+            <w:r>
+              <w:rPr>
+                <w:rFonts w:ascii="Calibri" w:hAnsi="Calibri" w:eastAsia="Microsoft YaHei"/>
+                <w:sz w:val="18"/>
+              </w:rPr>
+              <w:t>待授权；接令不作实际值</w:t>
+            </w:r>
+          </w:p>
+        </w:tc>
+      </w:tr>
+      <w:tr>
+        <w:tc>
+          <w:tcPr>
+            <w:tcW w:type="dxa" w:w="792"/>
+            <w:vAlign w:val="center"/>
+            <w:tcMar>
+              <w:top w:w="90" w:type="dxa"/>
+              <w:start w:w="120" w:type="dxa"/>
+              <w:bottom w:w="90" w:type="dxa"/>
+              <w:end w:w="120" w:type="dxa"/>
+            </w:tcMar>
+          </w:tcPr>
+          <w:p>
+            <w:r>
+              <w:rPr>
+                <w:rFonts w:ascii="Calibri" w:hAnsi="Calibri" w:eastAsia="Microsoft YaHei"/>
+                <w:sz w:val="18"/>
+              </w:rPr>
+              <w:t>E08</w:t>
+            </w:r>
+          </w:p>
+        </w:tc>
+        <w:tc>
+          <w:tcPr>
+            <w:tcW w:type="dxa" w:w="3456"/>
+            <w:vAlign w:val="center"/>
+            <w:tcMar>
+              <w:top w:w="90" w:type="dxa"/>
+              <w:start w:w="120" w:type="dxa"/>
+              <w:bottom w:w="90" w:type="dxa"/>
+              <w:end w:w="120" w:type="dxa"/>
+            </w:tcMar>
+          </w:tcPr>
+          <w:p>
+            <w:r>
+              <w:rPr>
+                <w:rFonts w:ascii="Calibri" w:hAnsi="Calibri" w:eastAsia="Microsoft YaHei"/>
+                <w:sz w:val="18"/>
+              </w:rPr>
+              <w:t>未采纳原因、归因、适用条件、审核人和规则版本</w:t>
+            </w:r>
+          </w:p>
+        </w:tc>
+        <w:tc>
+          <w:tcPr>
+            <w:tcW w:type="dxa" w:w="1800"/>
+            <w:vAlign w:val="center"/>
+            <w:tcMar>
+              <w:top w:w="90" w:type="dxa"/>
+              <w:start w:w="120" w:type="dxa"/>
+              <w:bottom w:w="90" w:type="dxa"/>
+              <w:end w:w="120" w:type="dxa"/>
+            </w:tcMar>
+          </w:tcPr>
+          <w:p>
+            <w:r>
+              <w:rPr>
+                <w:rFonts w:ascii="Calibri" w:hAnsi="Calibri" w:eastAsia="Microsoft YaHei"/>
+                <w:sz w:val="18"/>
+              </w:rPr>
+              <w:t>生产、设备、安环、经营</w:t>
+            </w:r>
+          </w:p>
+        </w:tc>
+        <w:tc>
+          <w:tcPr>
+            <w:tcW w:type="dxa" w:w="1800"/>
+            <w:vAlign w:val="center"/>
+            <w:tcMar>
+              <w:top w:w="90" w:type="dxa"/>
+              <w:start w:w="120" w:type="dxa"/>
+              <w:bottom w:w="90" w:type="dxa"/>
+              <w:end w:w="120" w:type="dxa"/>
+            </w:tcMar>
+          </w:tcPr>
+          <w:p>
+            <w:r>
+              <w:rPr>
+                <w:rFonts w:ascii="Calibri" w:hAnsi="Calibri" w:eastAsia="Microsoft YaHei"/>
+                <w:sz w:val="18"/>
+              </w:rPr>
+              <w:t>Base待审核案例库</w:t>
+            </w:r>
+          </w:p>
+        </w:tc>
+        <w:tc>
+          <w:tcPr>
+            <w:tcW w:type="dxa" w:w="1368"/>
+            <w:vAlign w:val="center"/>
+            <w:tcMar>
+              <w:top w:w="90" w:type="dxa"/>
+              <w:start w:w="120" w:type="dxa"/>
+              <w:bottom w:w="90" w:type="dxa"/>
+              <w:end w:w="120" w:type="dxa"/>
+            </w:tcMar>
+          </w:tcPr>
+          <w:p>
+            <w:r>
+              <w:rPr>
+                <w:rFonts w:ascii="Calibri" w:hAnsi="Calibri" w:eastAsia="Microsoft YaHei"/>
+                <w:sz w:val="18"/>
+              </w:rPr>
+              <w:t>样例库已验证；审核流程为原型</w:t>
+            </w:r>
+          </w:p>
+        </w:tc>
+      </w:tr>
+    </w:tbl>
+    <w:p>
+      <w:r>
+        <w:rPr>
+          <w:rFonts w:ascii="Calibri" w:hAnsi="Calibri" w:eastAsia="Microsoft YaHei"/>
+        </w:rPr>
+        <w:t>E01至E04完整后才允许提交建议；E05完成所需会签后生成动作单；E06四岗位未全部接令时不得进入执行跟踪；E07缺失时不得填写实际效果；E08未经审核不得修订规则。</w:t>
+      </w:r>
+    </w:p>
+    <w:p>
+      <w:pPr>
+        <w:pStyle w:val="Heading1"/>
+      </w:pPr>
+      <w:r>
+        <w:t>14. 跨装置调度动作单</w:t>
+      </w:r>
+    </w:p>
+    <w:p>
+      <w:r>
+        <w:rPr>
+          <w:rFonts w:ascii="Calibri" w:hAnsi="Calibri" w:eastAsia="Microsoft YaHei"/>
+        </w:rPr>
+        <w:t>审批通过后生成跨装置调度动作单，由合成主操、硝酸主操、罐区/调度和公辅调度分别接令。四个岗位全部接令后才可进入执行跟踪；接令只表示收到有效方案并确认责任，不表示现场已经执行。</w:t>
+      </w:r>
+    </w:p>
+    <w:tbl>
+      <w:tblPr>
+        <w:tblStyle w:val="TableGrid"/>
+        <w:tblW w:type="auto" w:w="0"/>
+        <w:jc w:val="center"/>
+        <w:tblLayout w:type="fixed"/>
+        <w:tblLook w:firstColumn="1" w:firstRow="1" w:lastColumn="0" w:lastRow="0" w:noHBand="0" w:noVBand="1" w:val="04A0"/>
+      </w:tblPr>
+      <w:tblGrid>
+        <w:gridCol w:w="2441"/>
+        <w:gridCol w:w="2441"/>
+        <w:gridCol w:w="2441"/>
+        <w:gridCol w:w="2441"/>
+      </w:tblGrid>
+      <w:tr>
+        <w:tc>
+          <w:tcPr>
+            <w:tcW w:type="dxa" w:w="1440"/>
+            <w:shd w:fill="EAF2F8"/>
+            <w:tcMar>
+              <w:top w:w="90" w:type="dxa"/>
+              <w:start w:w="120" w:type="dxa"/>
+              <w:bottom w:w="90" w:type="dxa"/>
+              <w:end w:w="120" w:type="dxa"/>
+            </w:tcMar>
+          </w:tcPr>
+          <w:p>
+            <w:r>
+              <w:rPr>
+                <w:rFonts w:ascii="Calibri" w:hAnsi="Calibri" w:eastAsia="Microsoft YaHei"/>
+                <w:b/>
+              </w:rPr>
+              <w:t>接令岗位</w:t>
+            </w:r>
+          </w:p>
+        </w:tc>
+        <w:tc>
+          <w:tcPr>
+            <w:tcW w:type="dxa" w:w="3024"/>
+            <w:shd w:fill="EAF2F8"/>
+            <w:tcMar>
+              <w:top w:w="90" w:type="dxa"/>
+              <w:start w:w="120" w:type="dxa"/>
+              <w:bottom w:w="90" w:type="dxa"/>
+              <w:end w:w="120" w:type="dxa"/>
+            </w:tcMar>
+          </w:tcPr>
+          <w:p>
+            <w:r>
+              <w:rPr>
+                <w:rFonts w:ascii="Calibri" w:hAnsi="Calibri" w:eastAsia="Microsoft YaHei"/>
+                <w:b/>
+              </w:rPr>
+              <w:t>接令时核对</w:t>
+            </w:r>
+          </w:p>
+        </w:tc>
+        <w:tc>
+          <w:tcPr>
+            <w:tcW w:type="dxa" w:w="3096"/>
+            <w:shd w:fill="EAF2F8"/>
+            <w:tcMar>
+              <w:top w:w="90" w:type="dxa"/>
+              <w:start w:w="120" w:type="dxa"/>
+              <w:bottom w:w="90" w:type="dxa"/>
+              <w:end w:w="120" w:type="dxa"/>
+            </w:tcMar>
+          </w:tcPr>
+          <w:p>
+            <w:r>
+              <w:rPr>
+                <w:rFonts w:ascii="Calibri" w:hAnsi="Calibri" w:eastAsia="Microsoft YaHei"/>
+                <w:b/>
+              </w:rPr>
+              <w:t>接令后的责任</w:t>
+            </w:r>
+          </w:p>
+        </w:tc>
+        <w:tc>
+          <w:tcPr>
+            <w:tcW w:type="dxa" w:w="1656"/>
+            <w:shd w:fill="EAF2F8"/>
+            <w:tcMar>
+              <w:top w:w="90" w:type="dxa"/>
+              <w:start w:w="120" w:type="dxa"/>
+              <w:bottom w:w="90" w:type="dxa"/>
+              <w:end w:w="120" w:type="dxa"/>
+            </w:tcMar>
+          </w:tcPr>
+          <w:p>
+            <w:r>
+              <w:rPr>
+                <w:rFonts w:ascii="Calibri" w:hAnsi="Calibri" w:eastAsia="Microsoft YaHei"/>
+                <w:b/>
+              </w:rPr>
+              <w:t>退回处理</w:t>
+            </w:r>
+          </w:p>
+        </w:tc>
+      </w:tr>
+      <w:tr>
+        <w:tc>
+          <w:tcPr>
+            <w:tcW w:type="dxa" w:w="1440"/>
+            <w:vAlign w:val="center"/>
+            <w:tcMar>
+              <w:top w:w="90" w:type="dxa"/>
+              <w:start w:w="120" w:type="dxa"/>
+              <w:bottom w:w="90" w:type="dxa"/>
+              <w:end w:w="120" w:type="dxa"/>
+            </w:tcMar>
+          </w:tcPr>
+          <w:p>
+            <w:r>
+              <w:rPr>
+                <w:rFonts w:ascii="Calibri" w:hAnsi="Calibri" w:eastAsia="Microsoft YaHei"/>
+                <w:sz w:val="18"/>
+              </w:rPr>
+              <w:t>合成主操</w:t>
+            </w:r>
+          </w:p>
+        </w:tc>
+        <w:tc>
+          <w:tcPr>
+            <w:tcW w:type="dxa" w:w="3024"/>
+            <w:vAlign w:val="center"/>
+            <w:tcMar>
+              <w:top w:w="90" w:type="dxa"/>
+              <w:start w:w="120" w:type="dxa"/>
+              <w:bottom w:w="90" w:type="dxa"/>
+              <w:end w:w="120" w:type="dxa"/>
+            </w:tcMar>
+          </w:tcPr>
+          <w:p>
+            <w:r>
+              <w:rPr>
+                <w:rFonts w:ascii="Calibri" w:hAnsi="Calibri" w:eastAsia="Microsoft YaHei"/>
+                <w:sz w:val="18"/>
+              </w:rPr>
+              <w:t>目标负荷、升降负荷节奏、保持条件和撤销条件</w:t>
+            </w:r>
+          </w:p>
+        </w:tc>
+        <w:tc>
+          <w:tcPr>
+            <w:tcW w:type="dxa" w:w="3096"/>
+            <w:vAlign w:val="center"/>
+            <w:tcMar>
+              <w:top w:w="90" w:type="dxa"/>
+              <w:start w:w="120" w:type="dxa"/>
+              <w:bottom w:w="90" w:type="dxa"/>
+              <w:end w:w="120" w:type="dxa"/>
+            </w:tcMar>
+          </w:tcPr>
+          <w:p>
+            <w:r>
+              <w:rPr>
+                <w:rFonts w:ascii="Calibri" w:hAnsi="Calibri" w:eastAsia="Microsoft YaHei"/>
+                <w:sz w:val="18"/>
+              </w:rPr>
+              <w:t>确认收到有效版本，按现行操作票组织执行</w:t>
+            </w:r>
+          </w:p>
+        </w:tc>
+        <w:tc>
+          <w:tcPr>
+            <w:tcW w:type="dxa" w:w="1656"/>
+            <w:vAlign w:val="center"/>
+            <w:tcMar>
+              <w:top w:w="90" w:type="dxa"/>
+              <w:start w:w="120" w:type="dxa"/>
+              <w:bottom w:w="90" w:type="dxa"/>
+              <w:end w:w="120" w:type="dxa"/>
+            </w:tcMar>
+          </w:tcPr>
+          <w:p>
+            <w:r>
+              <w:rPr>
+                <w:rFonts w:ascii="Calibri" w:hAnsi="Calibri" w:eastAsia="Microsoft YaHei"/>
+                <w:sz w:val="18"/>
+              </w:rPr>
+              <w:t>保留原计划并反馈不可执行原因</w:t>
+            </w:r>
+          </w:p>
+        </w:tc>
+      </w:tr>
+      <w:tr>
+        <w:tc>
+          <w:tcPr>
+            <w:tcW w:type="dxa" w:w="1440"/>
+            <w:vAlign w:val="center"/>
+            <w:tcMar>
+              <w:top w:w="90" w:type="dxa"/>
+              <w:start w:w="120" w:type="dxa"/>
+              <w:bottom w:w="90" w:type="dxa"/>
+              <w:end w:w="120" w:type="dxa"/>
+            </w:tcMar>
+          </w:tcPr>
+          <w:p>
+            <w:r>
+              <w:rPr>
+                <w:rFonts w:ascii="Calibri" w:hAnsi="Calibri" w:eastAsia="Microsoft YaHei"/>
+                <w:sz w:val="18"/>
+              </w:rPr>
+              <w:t>硝酸主操</w:t>
+            </w:r>
+          </w:p>
+        </w:tc>
+        <w:tc>
+          <w:tcPr>
+            <w:tcW w:type="dxa" w:w="3024"/>
+            <w:vAlign w:val="center"/>
+            <w:tcMar>
+              <w:top w:w="90" w:type="dxa"/>
+              <w:start w:w="120" w:type="dxa"/>
+              <w:bottom w:w="90" w:type="dxa"/>
+              <w:end w:w="120" w:type="dxa"/>
+            </w:tcMar>
+          </w:tcPr>
+          <w:p>
+            <w:r>
+              <w:rPr>
+                <w:rFonts w:ascii="Calibri" w:hAnsi="Calibri" w:eastAsia="Microsoft YaHei"/>
+                <w:sz w:val="18"/>
+              </w:rPr>
+              <w:t>下游目标负荷、耗氨窗口、缓冲能力和恢复条件</w:t>
+            </w:r>
+          </w:p>
+        </w:tc>
+        <w:tc>
+          <w:tcPr>
+            <w:tcW w:type="dxa" w:w="3096"/>
+            <w:vAlign w:val="center"/>
+            <w:tcMar>
+              <w:top w:w="90" w:type="dxa"/>
+              <w:start w:w="120" w:type="dxa"/>
+              <w:bottom w:w="90" w:type="dxa"/>
+              <w:end w:w="120" w:type="dxa"/>
+            </w:tcMar>
+          </w:tcPr>
+          <w:p>
+            <w:r>
+              <w:rPr>
+                <w:rFonts w:ascii="Calibri" w:hAnsi="Calibri" w:eastAsia="Microsoft YaHei"/>
+                <w:sz w:val="18"/>
+              </w:rPr>
+              <w:t>确认下游承接节奏与现场条件</w:t>
+            </w:r>
+          </w:p>
+        </w:tc>
+        <w:tc>
+          <w:tcPr>
+            <w:tcW w:type="dxa" w:w="1656"/>
+            <w:vAlign w:val="center"/>
+            <w:tcMar>
+              <w:top w:w="90" w:type="dxa"/>
+              <w:start w:w="120" w:type="dxa"/>
+              <w:bottom w:w="90" w:type="dxa"/>
+              <w:end w:w="120" w:type="dxa"/>
+            </w:tcMar>
+          </w:tcPr>
+          <w:p>
+            <w:r>
+              <w:rPr>
+                <w:rFonts w:ascii="Calibri" w:hAnsi="Calibri" w:eastAsia="Microsoft YaHei"/>
+                <w:sz w:val="18"/>
+              </w:rPr>
+              <w:t>退回调度重算液氨去向与负荷方案</w:t>
+            </w:r>
+          </w:p>
+        </w:tc>
+      </w:tr>
+      <w:tr>
+        <w:tc>
+          <w:tcPr>
+            <w:tcW w:type="dxa" w:w="1440"/>
+            <w:vAlign w:val="center"/>
+            <w:tcMar>
+              <w:top w:w="90" w:type="dxa"/>
+              <w:start w:w="120" w:type="dxa"/>
+              <w:bottom w:w="90" w:type="dxa"/>
+              <w:end w:w="120" w:type="dxa"/>
+            </w:tcMar>
+          </w:tcPr>
+          <w:p>
+            <w:r>
+              <w:rPr>
+                <w:rFonts w:ascii="Calibri" w:hAnsi="Calibri" w:eastAsia="Microsoft YaHei"/>
+                <w:sz w:val="18"/>
+              </w:rPr>
+              <w:t>罐区/调度</w:t>
+            </w:r>
+          </w:p>
+        </w:tc>
+        <w:tc>
+          <w:tcPr>
+            <w:tcW w:type="dxa" w:w="3024"/>
+            <w:vAlign w:val="center"/>
+            <w:tcMar>
+              <w:top w:w="90" w:type="dxa"/>
+              <w:start w:w="120" w:type="dxa"/>
+              <w:bottom w:w="90" w:type="dxa"/>
+              <w:end w:w="120" w:type="dxa"/>
+            </w:tcMar>
+          </w:tcPr>
+          <w:p>
+            <w:r>
+              <w:rPr>
+                <w:rFonts w:ascii="Calibri" w:hAnsi="Calibri" w:eastAsia="Microsoft YaHei"/>
+                <w:sz w:val="18"/>
+              </w:rPr>
+              <w:t>液氨库存、收发安排、安全库存和物流窗口</w:t>
+            </w:r>
+          </w:p>
+        </w:tc>
+        <w:tc>
+          <w:tcPr>
+            <w:tcW w:type="dxa" w:w="3096"/>
+            <w:vAlign w:val="center"/>
+            <w:tcMar>
+              <w:top w:w="90" w:type="dxa"/>
+              <w:start w:w="120" w:type="dxa"/>
+              <w:bottom w:w="90" w:type="dxa"/>
+              <w:end w:w="120" w:type="dxa"/>
+            </w:tcMar>
+          </w:tcPr>
+          <w:p>
+            <w:r>
+              <w:rPr>
+                <w:rFonts w:ascii="Calibri" w:hAnsi="Calibri" w:eastAsia="Microsoft YaHei"/>
+                <w:sz w:val="18"/>
+              </w:rPr>
+              <w:t>确认库存与收发计划能够支撑动作单</w:t>
+            </w:r>
+          </w:p>
+        </w:tc>
+        <w:tc>
+          <w:tcPr>
+            <w:tcW w:type="dxa" w:w="1656"/>
+            <w:vAlign w:val="center"/>
+            <w:tcMar>
+              <w:top w:w="90" w:type="dxa"/>
+              <w:start w:w="120" w:type="dxa"/>
+              <w:bottom w:w="90" w:type="dxa"/>
+              <w:end w:w="120" w:type="dxa"/>
+            </w:tcMar>
+          </w:tcPr>
+          <w:p>
+            <w:r>
+              <w:rPr>
+                <w:rFonts w:ascii="Calibri" w:hAnsi="Calibri" w:eastAsia="Microsoft YaHei"/>
+                <w:sz w:val="18"/>
+              </w:rPr>
+              <w:t>标记冲突并冻结执行跟踪入口</w:t>
+            </w:r>
+          </w:p>
+        </w:tc>
+      </w:tr>
+      <w:tr>
+        <w:tc>
+          <w:tcPr>
+            <w:tcW w:type="dxa" w:w="1440"/>
+            <w:vAlign w:val="center"/>
+            <w:tcMar>
+              <w:top w:w="90" w:type="dxa"/>
+              <w:start w:w="120" w:type="dxa"/>
+              <w:bottom w:w="90" w:type="dxa"/>
+              <w:end w:w="120" w:type="dxa"/>
+            </w:tcMar>
+          </w:tcPr>
+          <w:p>
+            <w:r>
+              <w:rPr>
+                <w:rFonts w:ascii="Calibri" w:hAnsi="Calibri" w:eastAsia="Microsoft YaHei"/>
+                <w:sz w:val="18"/>
+              </w:rPr>
+              <w:t>公辅调度</w:t>
+            </w:r>
+          </w:p>
+        </w:tc>
+        <w:tc>
+          <w:tcPr>
+            <w:tcW w:type="dxa" w:w="3024"/>
+            <w:vAlign w:val="center"/>
+            <w:tcMar>
+              <w:top w:w="90" w:type="dxa"/>
+              <w:start w:w="120" w:type="dxa"/>
+              <w:bottom w:w="90" w:type="dxa"/>
+              <w:end w:w="120" w:type="dxa"/>
+            </w:tcMar>
+          </w:tcPr>
+          <w:p>
+            <w:r>
+              <w:rPr>
+                <w:rFonts w:ascii="Calibri" w:hAnsi="Calibri" w:eastAsia="Microsoft YaHei"/>
+                <w:sz w:val="18"/>
+              </w:rPr>
+              <w:t>蒸汽、电力、空分、循环水等余量和时间窗口</w:t>
+            </w:r>
+          </w:p>
+        </w:tc>
+        <w:tc>
+          <w:tcPr>
+            <w:tcW w:type="dxa" w:w="3096"/>
+            <w:vAlign w:val="center"/>
+            <w:tcMar>
+              <w:top w:w="90" w:type="dxa"/>
+              <w:start w:w="120" w:type="dxa"/>
+              <w:bottom w:w="90" w:type="dxa"/>
+              <w:end w:w="120" w:type="dxa"/>
+            </w:tcMar>
+          </w:tcPr>
+          <w:p>
+            <w:r>
+              <w:rPr>
+                <w:rFonts w:ascii="Calibri" w:hAnsi="Calibri" w:eastAsia="Microsoft YaHei"/>
+                <w:sz w:val="18"/>
+              </w:rPr>
+              <w:t>确认公辅条件满足动作单要求</w:t>
+            </w:r>
+          </w:p>
+        </w:tc>
+        <w:tc>
+          <w:tcPr>
+            <w:tcW w:type="dxa" w:w="1656"/>
+            <w:vAlign w:val="center"/>
+            <w:tcMar>
+              <w:top w:w="90" w:type="dxa"/>
+              <w:start w:w="120" w:type="dxa"/>
+              <w:bottom w:w="90" w:type="dxa"/>
+              <w:end w:w="120" w:type="dxa"/>
+            </w:tcMar>
+          </w:tcPr>
+          <w:p>
+            <w:r>
+              <w:rPr>
+                <w:rFonts w:ascii="Calibri" w:hAnsi="Calibri" w:eastAsia="Microsoft YaHei"/>
+                <w:sz w:val="18"/>
+              </w:rPr>
+              <w:t>返回受限时段和可用窗口，重新排程</w:t>
+            </w:r>
+          </w:p>
+        </w:tc>
+      </w:tr>
+    </w:tbl>
+    <w:p>
+      <w:r>
+        <w:rPr>
+          <w:rFonts w:ascii="Calibri" w:hAnsi="Calibri" w:eastAsia="Microsoft YaHei"/>
+        </w:rPr>
+        <w:t>动作单以班次编号、方案版本和岗位标识唯一记录接令人、接令时间、回复、异常和有效期。审批状态机与动作单门禁为原型，Task v2普通任务写入已验证；自动拆单、岗位身份映射和事件汇总待授权。实际负荷、库存和能耗只接受Historian或企业认可的只读事实源回传，无回传时保持为空。</w:t>
+      </w:r>
+    </w:p>
+    <w:p>
+      <w:pPr>
+        <w:pStyle w:val="Heading1"/>
+      </w:pPr>
+      <w:r>
+        <w:t>15. 试点验收口径</w:t>
+      </w:r>
+    </w:p>
+    <w:tbl>
+      <w:tblPr>
+        <w:tblStyle w:val="TableGrid"/>
+        <w:tblW w:type="auto" w:w="0"/>
+        <w:jc w:val="center"/>
+        <w:tblLayout w:type="fixed"/>
+        <w:tblLook w:firstColumn="1" w:firstRow="1" w:lastColumn="0" w:lastRow="0" w:noHBand="0" w:noVBand="1" w:val="04A0"/>
+      </w:tblPr>
+      <w:tblGrid>
+        <w:gridCol w:w="3255"/>
+        <w:gridCol w:w="3255"/>
+        <w:gridCol w:w="3255"/>
+      </w:tblGrid>
+      <w:tr>
+        <w:tc>
+          <w:tcPr>
+            <w:tcW w:type="dxa" w:w="1512"/>
+            <w:shd w:fill="EAF2F8"/>
+            <w:tcMar>
+              <w:top w:w="90" w:type="dxa"/>
+              <w:start w:w="120" w:type="dxa"/>
+              <w:bottom w:w="90" w:type="dxa"/>
+              <w:end w:w="120" w:type="dxa"/>
+            </w:tcMar>
+          </w:tcPr>
+          <w:p>
+            <w:r>
+              <w:rPr>
+                <w:rFonts w:ascii="Calibri" w:hAnsi="Calibri" w:eastAsia="Microsoft YaHei"/>
+                <w:b/>
+              </w:rPr>
+              <w:t>验收项</w:t>
+            </w:r>
+          </w:p>
+        </w:tc>
+        <w:tc>
+          <w:tcPr>
+            <w:tcW w:type="dxa" w:w="6264"/>
+            <w:shd w:fill="EAF2F8"/>
+            <w:tcMar>
+              <w:top w:w="90" w:type="dxa"/>
+              <w:start w:w="120" w:type="dxa"/>
+              <w:bottom w:w="90" w:type="dxa"/>
+              <w:end w:w="120" w:type="dxa"/>
+            </w:tcMar>
+          </w:tcPr>
+          <w:p>
+            <w:r>
+              <w:rPr>
+                <w:rFonts w:ascii="Calibri" w:hAnsi="Calibri" w:eastAsia="Microsoft YaHei"/>
+                <w:b/>
+              </w:rPr>
+              <w:t>口径</w:t>
+            </w:r>
+          </w:p>
+        </w:tc>
+        <w:tc>
+          <w:tcPr>
+            <w:tcW w:type="dxa" w:w="1440"/>
+            <w:shd w:fill="EAF2F8"/>
+            <w:tcMar>
+              <w:top w:w="90" w:type="dxa"/>
+              <w:start w:w="120" w:type="dxa"/>
+              <w:bottom w:w="90" w:type="dxa"/>
+              <w:end w:w="120" w:type="dxa"/>
+            </w:tcMar>
+          </w:tcPr>
+          <w:p>
+            <w:r>
+              <w:rPr>
+                <w:rFonts w:ascii="Calibri" w:hAnsi="Calibri" w:eastAsia="Microsoft YaHei"/>
+                <w:b/>
+              </w:rPr>
+              <w:t>判定</w:t>
+            </w:r>
+          </w:p>
+        </w:tc>
+      </w:tr>
+      <w:tr>
+        <w:tc>
+          <w:tcPr>
+            <w:tcW w:type="dxa" w:w="1512"/>
+            <w:vAlign w:val="center"/>
+            <w:tcMar>
+              <w:top w:w="90" w:type="dxa"/>
+              <w:start w:w="120" w:type="dxa"/>
+              <w:bottom w:w="90" w:type="dxa"/>
+              <w:end w:w="120" w:type="dxa"/>
+            </w:tcMar>
+          </w:tcPr>
+          <w:p>
+            <w:r>
+              <w:rPr>
+                <w:rFonts w:ascii="Calibri" w:hAnsi="Calibri" w:eastAsia="Microsoft YaHei"/>
+                <w:sz w:val="18"/>
+              </w:rPr>
+              <w:t>安全边界</w:t>
+            </w:r>
+          </w:p>
+        </w:tc>
+        <w:tc>
+          <w:tcPr>
+            <w:tcW w:type="dxa" w:w="6264"/>
+            <w:vAlign w:val="center"/>
+            <w:tcMar>
+              <w:top w:w="90" w:type="dxa"/>
+              <w:start w:w="120" w:type="dxa"/>
+              <w:bottom w:w="90" w:type="dxa"/>
+              <w:end w:w="120" w:type="dxa"/>
+            </w:tcMar>
+          </w:tcPr>
+          <w:p>
+            <w:r>
+              <w:rPr>
+                <w:rFonts w:ascii="Calibri" w:hAnsi="Calibri" w:eastAsia="Microsoft YaHei"/>
+                <w:sz w:val="18"/>
+              </w:rPr>
+              <w:t>安全硬约束零突破；不存在DCS/SIS写入路径，不替代报警、联锁、操作票和现场确认。</w:t>
+            </w:r>
+          </w:p>
+        </w:tc>
+        <w:tc>
+          <w:tcPr>
+            <w:tcW w:type="dxa" w:w="1440"/>
+            <w:vAlign w:val="center"/>
+            <w:tcMar>
+              <w:top w:w="90" w:type="dxa"/>
+              <w:start w:w="120" w:type="dxa"/>
+              <w:bottom w:w="90" w:type="dxa"/>
+              <w:end w:w="120" w:type="dxa"/>
+            </w:tcMar>
+          </w:tcPr>
+          <w:p>
+            <w:r>
+              <w:rPr>
+                <w:rFonts w:ascii="Calibri" w:hAnsi="Calibri" w:eastAsia="Microsoft YaHei"/>
+                <w:sz w:val="18"/>
+              </w:rPr>
+              <w:t>必过</w:t>
+            </w:r>
+          </w:p>
+        </w:tc>
+      </w:tr>
+      <w:tr>
+        <w:tc>
+          <w:tcPr>
+            <w:tcW w:type="dxa" w:w="1512"/>
+            <w:vAlign w:val="center"/>
+            <w:tcMar>
+              <w:top w:w="90" w:type="dxa"/>
+              <w:start w:w="120" w:type="dxa"/>
+              <w:bottom w:w="90" w:type="dxa"/>
+              <w:end w:w="120" w:type="dxa"/>
+            </w:tcMar>
+          </w:tcPr>
+          <w:p>
+            <w:r>
+              <w:rPr>
+                <w:rFonts w:ascii="Calibri" w:hAnsi="Calibri" w:eastAsia="Microsoft YaHei"/>
+                <w:sz w:val="18"/>
+              </w:rPr>
+              <w:t>数据真实性</w:t>
+            </w:r>
+          </w:p>
+        </w:tc>
+        <w:tc>
+          <w:tcPr>
+            <w:tcW w:type="dxa" w:w="6264"/>
+            <w:vAlign w:val="center"/>
+            <w:tcMar>
+              <w:top w:w="90" w:type="dxa"/>
+              <w:start w:w="120" w:type="dxa"/>
+              <w:bottom w:w="90" w:type="dxa"/>
+              <w:end w:w="120" w:type="dxa"/>
+            </w:tcMar>
+          </w:tcPr>
+          <w:p>
+            <w:r>
+              <w:rPr>
+                <w:rFonts w:ascii="Calibri" w:hAnsi="Calibri" w:eastAsia="Microsoft YaHei"/>
+                <w:sz w:val="18"/>
+              </w:rPr>
+              <w:t>关键字段缺失、过期或质量无效时转人工；无生产历史数据库回传时实际值为空。</w:t>
+            </w:r>
+          </w:p>
+        </w:tc>
+        <w:tc>
+          <w:tcPr>
+            <w:tcW w:type="dxa" w:w="1440"/>
+            <w:vAlign w:val="center"/>
+            <w:tcMar>
+              <w:top w:w="90" w:type="dxa"/>
+              <w:start w:w="120" w:type="dxa"/>
+              <w:bottom w:w="90" w:type="dxa"/>
+              <w:end w:w="120" w:type="dxa"/>
+            </w:tcMar>
+          </w:tcPr>
+          <w:p>
+            <w:r>
+              <w:rPr>
+                <w:rFonts w:ascii="Calibri" w:hAnsi="Calibri" w:eastAsia="Microsoft YaHei"/>
+                <w:sz w:val="18"/>
+              </w:rPr>
+              <w:t>必过</w:t>
+            </w:r>
+          </w:p>
+        </w:tc>
+      </w:tr>
+      <w:tr>
+        <w:tc>
+          <w:tcPr>
+            <w:tcW w:type="dxa" w:w="1512"/>
+            <w:vAlign w:val="center"/>
+            <w:tcMar>
+              <w:top w:w="90" w:type="dxa"/>
+              <w:start w:w="120" w:type="dxa"/>
+              <w:bottom w:w="90" w:type="dxa"/>
+              <w:end w:w="120" w:type="dxa"/>
+            </w:tcMar>
+          </w:tcPr>
+          <w:p>
+            <w:r>
+              <w:rPr>
+                <w:rFonts w:ascii="Calibri" w:hAnsi="Calibri" w:eastAsia="Microsoft YaHei"/>
+                <w:sz w:val="18"/>
+              </w:rPr>
+              <w:t>可复算性</w:t>
+            </w:r>
+          </w:p>
+        </w:tc>
+        <w:tc>
+          <w:tcPr>
+            <w:tcW w:type="dxa" w:w="6264"/>
+            <w:vAlign w:val="center"/>
+            <w:tcMar>
+              <w:top w:w="90" w:type="dxa"/>
+              <w:start w:w="120" w:type="dxa"/>
+              <w:bottom w:w="90" w:type="dxa"/>
+              <w:end w:w="120" w:type="dxa"/>
+            </w:tcMar>
+          </w:tcPr>
+          <w:p>
+            <w:r>
+              <w:rPr>
+                <w:rFonts w:ascii="Calibri" w:hAnsi="Calibri" w:eastAsia="Microsoft YaHei"/>
+                <w:sz w:val="18"/>
+              </w:rPr>
+              <w:t>液氨物料守恒、相对外售分配贡献和方案排序可按同一输入快照复算。</w:t>
+            </w:r>
+          </w:p>
+        </w:tc>
+        <w:tc>
+          <w:tcPr>
+            <w:tcW w:type="dxa" w:w="1440"/>
+            <w:vAlign w:val="center"/>
+            <w:tcMar>
+              <w:top w:w="90" w:type="dxa"/>
+              <w:start w:w="120" w:type="dxa"/>
+              <w:bottom w:w="90" w:type="dxa"/>
+              <w:end w:w="120" w:type="dxa"/>
+            </w:tcMar>
+          </w:tcPr>
+          <w:p>
+            <w:r>
+              <w:rPr>
+                <w:rFonts w:ascii="Calibri" w:hAnsi="Calibri" w:eastAsia="Microsoft YaHei"/>
+                <w:sz w:val="18"/>
+              </w:rPr>
+              <w:t>必过</w:t>
+            </w:r>
+          </w:p>
+        </w:tc>
+      </w:tr>
+      <w:tr>
+        <w:tc>
+          <w:tcPr>
+            <w:tcW w:type="dxa" w:w="1512"/>
+            <w:vAlign w:val="center"/>
+            <w:tcMar>
+              <w:top w:w="90" w:type="dxa"/>
+              <w:start w:w="120" w:type="dxa"/>
+              <w:bottom w:w="90" w:type="dxa"/>
+              <w:end w:w="120" w:type="dxa"/>
+            </w:tcMar>
+          </w:tcPr>
+          <w:p>
+            <w:r>
+              <w:rPr>
+                <w:rFonts w:ascii="Calibri" w:hAnsi="Calibri" w:eastAsia="Microsoft YaHei"/>
+                <w:sz w:val="18"/>
+              </w:rPr>
+              <w:t>条件处置</w:t>
+            </w:r>
+          </w:p>
+        </w:tc>
+        <w:tc>
+          <w:tcPr>
+            <w:tcW w:type="dxa" w:w="6264"/>
+            <w:vAlign w:val="center"/>
+            <w:tcMar>
+              <w:top w:w="90" w:type="dxa"/>
+              <w:start w:w="120" w:type="dxa"/>
+              <w:bottom w:w="90" w:type="dxa"/>
+              <w:end w:w="120" w:type="dxa"/>
+            </w:tcMar>
+          </w:tcPr>
+          <w:p>
+            <w:r>
+              <w:rPr>
+                <w:rFonts w:ascii="Calibri" w:hAnsi="Calibri" w:eastAsia="Microsoft YaHei"/>
+                <w:sz w:val="18"/>
+              </w:rPr>
+              <w:t>一般提示、专业会签和演练停算线可追到字段、时间窗、质量状态和规则版本；审批不由汇总分数驱动。</w:t>
+            </w:r>
+          </w:p>
+        </w:tc>
+        <w:tc>
+          <w:tcPr>
+            <w:tcW w:type="dxa" w:w="1440"/>
+            <w:vAlign w:val="center"/>
+            <w:tcMar>
+              <w:top w:w="90" w:type="dxa"/>
+              <w:start w:w="120" w:type="dxa"/>
+              <w:bottom w:w="90" w:type="dxa"/>
+              <w:end w:w="120" w:type="dxa"/>
+            </w:tcMar>
+          </w:tcPr>
+          <w:p>
+            <w:r>
+              <w:rPr>
+                <w:rFonts w:ascii="Calibri" w:hAnsi="Calibri" w:eastAsia="Microsoft YaHei"/>
+                <w:sz w:val="18"/>
+              </w:rPr>
+              <w:t>必过</w:t>
+            </w:r>
+          </w:p>
+        </w:tc>
+      </w:tr>
+      <w:tr>
+        <w:tc>
+          <w:tcPr>
+            <w:tcW w:type="dxa" w:w="1512"/>
+            <w:vAlign w:val="center"/>
+            <w:tcMar>
+              <w:top w:w="90" w:type="dxa"/>
+              <w:start w:w="120" w:type="dxa"/>
+              <w:bottom w:w="90" w:type="dxa"/>
+              <w:end w:w="120" w:type="dxa"/>
+            </w:tcMar>
+          </w:tcPr>
+          <w:p>
+            <w:r>
+              <w:rPr>
+                <w:rFonts w:ascii="Calibri" w:hAnsi="Calibri" w:eastAsia="Microsoft YaHei"/>
+                <w:sz w:val="18"/>
+              </w:rPr>
+              <w:t>动作单门禁</w:t>
+            </w:r>
+          </w:p>
+        </w:tc>
+        <w:tc>
+          <w:tcPr>
+            <w:tcW w:type="dxa" w:w="6264"/>
+            <w:vAlign w:val="center"/>
+            <w:tcMar>
+              <w:top w:w="90" w:type="dxa"/>
+              <w:start w:w="120" w:type="dxa"/>
+              <w:bottom w:w="90" w:type="dxa"/>
+              <w:end w:w="120" w:type="dxa"/>
+            </w:tcMar>
+          </w:tcPr>
+          <w:p>
+            <w:r>
+              <w:rPr>
+                <w:rFonts w:ascii="Calibri" w:hAnsi="Calibri" w:eastAsia="Microsoft YaHei"/>
+                <w:sz w:val="18"/>
+              </w:rPr>
+              <w:t>审批后四岗位分别接令，未全部接令不得进入执行跟踪；接令状态不得填入实际执行字段。</w:t>
+            </w:r>
+          </w:p>
+        </w:tc>
+        <w:tc>
+          <w:tcPr>
+            <w:tcW w:type="dxa" w:w="1440"/>
+            <w:vAlign w:val="center"/>
+            <w:tcMar>
+              <w:top w:w="90" w:type="dxa"/>
+              <w:start w:w="120" w:type="dxa"/>
+              <w:bottom w:w="90" w:type="dxa"/>
+              <w:end w:w="120" w:type="dxa"/>
+            </w:tcMar>
+          </w:tcPr>
+          <w:p>
+            <w:r>
+              <w:rPr>
+                <w:rFonts w:ascii="Calibri" w:hAnsi="Calibri" w:eastAsia="Microsoft YaHei"/>
+                <w:sz w:val="18"/>
+              </w:rPr>
+              <w:t>必过</w:t>
+            </w:r>
+          </w:p>
+        </w:tc>
+      </w:tr>
+      <w:tr>
+        <w:tc>
+          <w:tcPr>
+            <w:tcW w:type="dxa" w:w="1512"/>
+            <w:vAlign w:val="center"/>
+            <w:tcMar>
+              <w:top w:w="90" w:type="dxa"/>
+              <w:start w:w="120" w:type="dxa"/>
+              <w:bottom w:w="90" w:type="dxa"/>
+              <w:end w:w="120" w:type="dxa"/>
+            </w:tcMar>
+          </w:tcPr>
+          <w:p>
+            <w:r>
+              <w:rPr>
+                <w:rFonts w:ascii="Calibri" w:hAnsi="Calibri" w:eastAsia="Microsoft YaHei"/>
+                <w:sz w:val="18"/>
+              </w:rPr>
+              <w:t>场景覆盖</w:t>
+            </w:r>
+          </w:p>
+        </w:tc>
+        <w:tc>
+          <w:tcPr>
+            <w:tcW w:type="dxa" w:w="6264"/>
+            <w:vAlign w:val="center"/>
+            <w:tcMar>
+              <w:top w:w="90" w:type="dxa"/>
+              <w:start w:w="120" w:type="dxa"/>
+              <w:bottom w:w="90" w:type="dxa"/>
+              <w:end w:w="120" w:type="dxa"/>
+            </w:tcMar>
+          </w:tcPr>
+          <w:p>
+            <w:r>
+              <w:rPr>
+                <w:rFonts w:ascii="Calibri" w:hAnsi="Calibri" w:eastAsia="Microsoft YaHei"/>
+                <w:sz w:val="18"/>
+              </w:rPr>
+              <w:t>90天不少于30个有效班次，覆盖产供销重排、公辅波动吸收和设备趋势复核。</w:t>
+            </w:r>
+          </w:p>
+        </w:tc>
+        <w:tc>
+          <w:tcPr>
+            <w:tcW w:type="dxa" w:w="1440"/>
+            <w:vAlign w:val="center"/>
+            <w:tcMar>
+              <w:top w:w="90" w:type="dxa"/>
+              <w:start w:w="120" w:type="dxa"/>
+              <w:bottom w:w="90" w:type="dxa"/>
+              <w:end w:w="120" w:type="dxa"/>
+            </w:tcMar>
+          </w:tcPr>
+          <w:p>
+            <w:r>
+              <w:rPr>
+                <w:rFonts w:ascii="Calibri" w:hAnsi="Calibri" w:eastAsia="Microsoft YaHei"/>
+                <w:sz w:val="18"/>
+              </w:rPr>
+              <w:t>必过</w:t>
+            </w:r>
+          </w:p>
+        </w:tc>
+      </w:tr>
+      <w:tr>
+        <w:tc>
+          <w:tcPr>
+            <w:tcW w:type="dxa" w:w="1512"/>
+            <w:vAlign w:val="center"/>
+            <w:tcMar>
+              <w:top w:w="90" w:type="dxa"/>
+              <w:start w:w="120" w:type="dxa"/>
+              <w:bottom w:w="90" w:type="dxa"/>
+              <w:end w:w="120" w:type="dxa"/>
+            </w:tcMar>
+          </w:tcPr>
+          <w:p>
+            <w:r>
+              <w:rPr>
+                <w:rFonts w:ascii="Calibri" w:hAnsi="Calibri" w:eastAsia="Microsoft YaHei"/>
+                <w:sz w:val="18"/>
+              </w:rPr>
+              <w:t>效果观察</w:t>
+            </w:r>
+          </w:p>
+        </w:tc>
+        <w:tc>
+          <w:tcPr>
+            <w:tcW w:type="dxa" w:w="6264"/>
+            <w:vAlign w:val="center"/>
+            <w:tcMar>
+              <w:top w:w="90" w:type="dxa"/>
+              <w:start w:w="120" w:type="dxa"/>
+              <w:bottom w:w="90" w:type="dxa"/>
+              <w:end w:w="120" w:type="dxa"/>
+            </w:tcMar>
+          </w:tcPr>
+          <w:p>
+            <w:r>
+              <w:rPr>
+                <w:rFonts w:ascii="Calibri" w:hAnsi="Calibri" w:eastAsia="Microsoft YaHei"/>
+                <w:sz w:val="18"/>
+              </w:rPr>
+              <w:t>按双方冻结口径比较数据完整率、调度用时、订单满足率、库存偏差、单位氨变动成本和提示提前量。</w:t>
+            </w:r>
+          </w:p>
+        </w:tc>
+        <w:tc>
+          <w:tcPr>
+            <w:tcW w:type="dxa" w:w="1440"/>
+            <w:vAlign w:val="center"/>
+            <w:tcMar>
+              <w:top w:w="90" w:type="dxa"/>
+              <w:start w:w="120" w:type="dxa"/>
+              <w:bottom w:w="90" w:type="dxa"/>
+              <w:end w:w="120" w:type="dxa"/>
+            </w:tcMar>
+          </w:tcPr>
+          <w:p>
+            <w:r>
+              <w:rPr>
+                <w:rFonts w:ascii="Calibri" w:hAnsi="Calibri" w:eastAsia="Microsoft YaHei"/>
+                <w:sz w:val="18"/>
+              </w:rPr>
+              <w:t>基线确认后评价</w:t>
+            </w:r>
+          </w:p>
+        </w:tc>
+      </w:tr>
+    </w:tbl>
     <w:p>
       <w:pPr>
         <w:pStyle w:val="Heading1"/>
